--- a/docs/使用说明书_V26.5.34.docx
+++ b/docs/使用说明书_V26.5.34.docx
@@ -9028,6 +9028,8 @@
     <w:qFormat/>
     <w:pPr>
       <w:spacing w:after="180" w:before="180"/>
+      <w:ind w:firstLineChars="200"/>
+      <w:jc w:val="both"/>
     </w:pPr>
   </w:style>
   <w:style w:customStyle="1" w:styleId="FirstParagraph" w:type="paragraph">
@@ -9042,6 +9044,7 @@
     <w:qFormat/>
     <w:pPr>
       <w:spacing w:after="36" w:before="36"/>
+      <w:ind w:firstLineChars="0"/>
     </w:pPr>
   </w:style>
   <w:style w:styleId="Title" w:type="paragraph">
@@ -9504,7 +9507,7 @@
     <w:qFormat/>
     <w:pPr>
       <w:spacing w:after="100" w:before="100"/>
-      <w:ind w:firstLine="0" w:left="480" w:right="480"/>
+      <w:ind w:firstLineChars="0" w:firstLine="0" w:left="480" w:right="480"/>
     </w:pPr>
   </w:style>
   <w:style w:styleId="FootnoteText" w:type="paragraph">

--- a/docs/使用说明书_V26.5.34.docx
+++ b/docs/使用说明书_V26.5.34.docx
@@ -2,7 +2,7 @@
 <file path=word/document.xml><?xml version="1.0" encoding="utf-8"?>
 <w:document xmlns:w="http://schemas.openxmlformats.org/wordprocessingml/2006/main" xmlns:m="http://schemas.openxmlformats.org/officeDocument/2006/math" xmlns:r="http://schemas.openxmlformats.org/officeDocument/2006/relationships" xmlns:o="urn:schemas-microsoft-com:office:office" xmlns:v="urn:schemas-microsoft-com:vml" xmlns:w10="urn:schemas-microsoft-com:office:word" xmlns:a="http://schemas.openxmlformats.org/drawingml/2006/main" xmlns:pic="http://schemas.openxmlformats.org/drawingml/2006/picture" xmlns:wp="http://schemas.openxmlformats.org/drawingml/2006/wordprocessingDrawing">
   <w:body>
-    <w:bookmarkStart w:id="46" w:name="ansys-mechanical-zemax联合仿真程序-使用说明书"/>
+    <w:bookmarkStart w:id="58" w:name="ansys-mechanical-zemax联合仿真程序-使用说明书"/>
     <w:p>
       <w:pPr>
         <w:pStyle w:val="Heading1"/>
@@ -2300,7 +2300,7 @@
       <w:r>
         <w:drawing>
           <wp:inline>
-            <wp:extent cx="5334000" cy="3557367"/>
+            <wp:extent cx="5334000" cy="3200399"/>
             <wp:effectExtent b="0" l="0" r="0" t="0"/>
             <wp:docPr descr="Mechanical 主界面" title="" id="20" name="Picture"/>
             <a:graphic>
@@ -2314,6 +2314,3029 @@
                   </pic:nvPicPr>
                   <pic:blipFill>
                     <a:blip r:embed="rId19"/>
+                    <a:stretch>
+                      <a:fillRect/>
+                    </a:stretch>
+                  </pic:blipFill>
+                  <pic:spPr bwMode="auto">
+                    <a:xfrm>
+                      <a:off x="0" y="0"/>
+                      <a:ext cx="5334000" cy="3200399"/>
+                    </a:xfrm>
+                    <a:prstGeom prst="rect">
+                      <a:avLst/>
+                    </a:prstGeom>
+                    <a:noFill/>
+                    <a:ln w="9525">
+                      <a:noFill/>
+                      <a:headEnd/>
+                      <a:tailEnd/>
+                    </a:ln>
+                  </pic:spPr>
+                </pic:pic>
+              </a:graphicData>
+            </a:graphic>
+          </wp:inline>
+        </w:drawing>
+      </w:r>
+    </w:p>
+    <w:p>
+      <w:pPr>
+        <w:pStyle w:val="ImageCaption"/>
+      </w:pPr>
+      <w:r>
+        <w:t xml:space="preserve">Mechanical </w:t>
+      </w:r>
+      <w:r>
+        <w:rPr>
+          <w:rFonts w:hint="eastAsia"/>
+        </w:rPr>
+        <w:t xml:space="preserve">主界面</w:t>
+      </w:r>
+    </w:p>
+    <w:p>
+      <w:pPr>
+        <w:pStyle w:val="BodyText"/>
+      </w:pPr>
+      <w:r>
+        <w:rPr>
+          <w:rFonts w:hint="eastAsia"/>
+          <w:b/>
+          <w:bCs/>
+        </w:rPr>
+        <w:t xml:space="preserve">左侧「控制中心」侧栏</w:t>
+      </w:r>
+      <w:r>
+        <w:rPr>
+          <w:rFonts w:hint="eastAsia"/>
+        </w:rPr>
+        <w:t xml:space="preserve">：上方在</w:t>
+      </w:r>
+      <w:r>
+        <w:t xml:space="preserve"> Mechanical </w:t>
+      </w:r>
+      <w:r>
+        <w:rPr>
+          <w:rFonts w:hint="eastAsia"/>
+        </w:rPr>
+        <w:t xml:space="preserve">页与</w:t>
+      </w:r>
+      <w:r>
+        <w:t xml:space="preserve"> Zemax </w:t>
+      </w:r>
+      <w:r>
+        <w:rPr>
+          <w:rFonts w:hint="eastAsia"/>
+        </w:rPr>
+        <w:t xml:space="preserve">页之间切换，底部集成「当前操作」状态面板。</w:t>
+      </w:r>
+    </w:p>
+    <w:p>
+      <w:pPr>
+        <w:pStyle w:val="BodyText"/>
+      </w:pPr>
+      <w:r>
+        <w:rPr>
+          <w:rFonts w:hint="eastAsia"/>
+          <w:b/>
+          <w:bCs/>
+        </w:rPr>
+        <w:t xml:space="preserve">「当前操作」面板</w:t>
+      </w:r>
+      <w:r>
+        <w:rPr>
+          <w:rFonts w:hint="eastAsia"/>
+        </w:rPr>
+        <w:t xml:space="preserve">用一个状态点直观显示状态，并分行显示阶段/状态/用时：</w:t>
+      </w:r>
+    </w:p>
+    <w:tbl>
+      <w:tblPr>
+        <w:tblStyle w:val="Table"/>
+        <w:tblW w:type="auto" w:w="0"/>
+        <w:tblLook w:firstRow="1" w:lastRow="0" w:firstColumn="0" w:lastColumn="0" w:noHBand="0" w:noVBand="0" w:val="0020"/>
+      </w:tblPr>
+      <w:tblGrid>
+        <w:gridCol w:w="3960"/>
+        <w:gridCol w:w="3960"/>
+      </w:tblGrid>
+      <w:tr>
+        <w:trPr>
+          <w:tblHeader w:val="on"/>
+        </w:trPr>
+        <w:tc>
+          <w:tcPr/>
+          <w:p>
+            <w:pPr>
+              <w:pStyle w:val="Compact"/>
+            </w:pPr>
+            <w:r>
+              <w:rPr>
+                <w:rFonts w:hint="eastAsia"/>
+              </w:rPr>
+              <w:t xml:space="preserve">状态点颜色</w:t>
+            </w:r>
+          </w:p>
+        </w:tc>
+        <w:tc>
+          <w:tcPr/>
+          <w:p>
+            <w:pPr>
+              <w:pStyle w:val="Compact"/>
+            </w:pPr>
+            <w:r>
+              <w:rPr>
+                <w:rFonts w:hint="eastAsia"/>
+              </w:rPr>
+              <w:t xml:space="preserve">含义</w:t>
+            </w:r>
+          </w:p>
+        </w:tc>
+      </w:tr>
+      <w:tr>
+        <w:tc>
+          <w:tcPr/>
+          <w:p>
+            <w:pPr>
+              <w:pStyle w:val="Compact"/>
+            </w:pPr>
+            <w:r>
+              <w:rPr>
+                <w:rFonts w:hint="eastAsia"/>
+              </w:rPr>
+              <w:t xml:space="preserve">灰</w:t>
+            </w:r>
+          </w:p>
+        </w:tc>
+        <w:tc>
+          <w:tcPr/>
+          <w:p>
+            <w:pPr>
+              <w:pStyle w:val="Compact"/>
+            </w:pPr>
+            <w:r>
+              <w:rPr>
+                <w:rFonts w:hint="eastAsia"/>
+              </w:rPr>
+              <w:t xml:space="preserve">空闲</w:t>
+            </w:r>
+          </w:p>
+        </w:tc>
+      </w:tr>
+      <w:tr>
+        <w:tc>
+          <w:tcPr/>
+          <w:p>
+            <w:pPr>
+              <w:pStyle w:val="Compact"/>
+            </w:pPr>
+            <w:r>
+              <w:rPr>
+                <w:rFonts w:hint="eastAsia"/>
+              </w:rPr>
+              <w:t xml:space="preserve">青</w:t>
+            </w:r>
+          </w:p>
+        </w:tc>
+        <w:tc>
+          <w:tcPr/>
+          <w:p>
+            <w:pPr>
+              <w:pStyle w:val="Compact"/>
+            </w:pPr>
+            <w:r>
+              <w:rPr>
+                <w:rFonts w:hint="eastAsia"/>
+              </w:rPr>
+              <w:t xml:space="preserve">运行中</w:t>
+            </w:r>
+          </w:p>
+        </w:tc>
+      </w:tr>
+      <w:tr>
+        <w:tc>
+          <w:tcPr/>
+          <w:p>
+            <w:pPr>
+              <w:pStyle w:val="Compact"/>
+            </w:pPr>
+            <w:r>
+              <w:rPr>
+                <w:rFonts w:hint="eastAsia"/>
+              </w:rPr>
+              <w:t xml:space="preserve">绿</w:t>
+            </w:r>
+          </w:p>
+        </w:tc>
+        <w:tc>
+          <w:tcPr/>
+          <w:p>
+            <w:pPr>
+              <w:pStyle w:val="Compact"/>
+            </w:pPr>
+            <w:r>
+              <w:rPr>
+                <w:rFonts w:hint="eastAsia"/>
+              </w:rPr>
+              <w:t xml:space="preserve">完成</w:t>
+            </w:r>
+          </w:p>
+        </w:tc>
+      </w:tr>
+      <w:tr>
+        <w:tc>
+          <w:tcPr/>
+          <w:p>
+            <w:pPr>
+              <w:pStyle w:val="Compact"/>
+            </w:pPr>
+            <w:r>
+              <w:rPr>
+                <w:rFonts w:hint="eastAsia"/>
+              </w:rPr>
+              <w:t xml:space="preserve">红</w:t>
+            </w:r>
+          </w:p>
+        </w:tc>
+        <w:tc>
+          <w:tcPr/>
+          <w:p>
+            <w:pPr>
+              <w:pStyle w:val="Compact"/>
+            </w:pPr>
+            <w:r>
+              <w:rPr>
+                <w:rFonts w:hint="eastAsia"/>
+              </w:rPr>
+              <w:t xml:space="preserve">失败</w:t>
+            </w:r>
+          </w:p>
+        </w:tc>
+      </w:tr>
+    </w:tbl>
+    <w:p/>
+    <w:tbl>
+      <w:tblPr>
+        <w:tblStyle w:val="Table"/>
+        <w:tblW w:type="auto" w:w="0"/>
+        <w:tblLook w:firstRow="1" w:lastRow="0" w:firstColumn="0" w:lastColumn="0" w:noHBand="0" w:noVBand="0" w:val="0020"/>
+      </w:tblPr>
+      <w:tblGrid>
+        <w:gridCol w:w="3960"/>
+        <w:gridCol w:w="3960"/>
+      </w:tblGrid>
+      <w:tr>
+        <w:trPr>
+          <w:tblHeader w:val="on"/>
+        </w:trPr>
+        <w:tc>
+          <w:tcPr/>
+          <w:p>
+            <w:pPr>
+              <w:pStyle w:val="Compact"/>
+            </w:pPr>
+            <w:r>
+              <w:rPr>
+                <w:rFonts w:hint="eastAsia"/>
+              </w:rPr>
+              <w:t xml:space="preserve">字段</w:t>
+            </w:r>
+          </w:p>
+        </w:tc>
+        <w:tc>
+          <w:tcPr/>
+          <w:p>
+            <w:pPr>
+              <w:pStyle w:val="Compact"/>
+            </w:pPr>
+            <w:r>
+              <w:rPr>
+                <w:rFonts w:hint="eastAsia"/>
+              </w:rPr>
+              <w:t xml:space="preserve">含义</w:t>
+            </w:r>
+          </w:p>
+        </w:tc>
+      </w:tr>
+      <w:tr>
+        <w:tc>
+          <w:tcPr/>
+          <w:p>
+            <w:pPr>
+              <w:pStyle w:val="Compact"/>
+            </w:pPr>
+            <w:r>
+              <w:rPr>
+                <w:rFonts w:hint="eastAsia"/>
+              </w:rPr>
+              <w:t xml:space="preserve">阶段</w:t>
+            </w:r>
+          </w:p>
+        </w:tc>
+        <w:tc>
+          <w:tcPr/>
+          <w:p>
+            <w:pPr>
+              <w:pStyle w:val="Compact"/>
+            </w:pPr>
+            <w:r>
+              <w:rPr>
+                <w:rFonts w:hint="eastAsia"/>
+              </w:rPr>
+              <w:t xml:space="preserve">当前任务属于</w:t>
+            </w:r>
+            <w:r>
+              <w:t xml:space="preserve"> </w:t>
+            </w:r>
+            <w:r>
+              <w:rPr>
+                <w:rFonts w:hint="eastAsia"/>
+              </w:rPr>
+              <w:t xml:space="preserve">读取</w:t>
+            </w:r>
+            <w:r>
+              <w:t xml:space="preserve"> / </w:t>
+            </w:r>
+            <w:r>
+              <w:rPr>
+                <w:rFonts w:hint="eastAsia"/>
+              </w:rPr>
+              <w:t xml:space="preserve">求解</w:t>
+            </w:r>
+            <w:r>
+              <w:t xml:space="preserve"> / </w:t>
+            </w:r>
+            <w:r>
+              <w:rPr>
+                <w:rFonts w:hint="eastAsia"/>
+              </w:rPr>
+              <w:t xml:space="preserve">导出</w:t>
+            </w:r>
+            <w:r>
+              <w:t xml:space="preserve"> / </w:t>
+            </w:r>
+            <w:r>
+              <w:rPr>
+                <w:rFonts w:hint="eastAsia"/>
+              </w:rPr>
+              <w:t xml:space="preserve">关闭</w:t>
+            </w:r>
+            <w:r>
+              <w:t xml:space="preserve"> / Zemax </w:t>
+            </w:r>
+            <w:r>
+              <w:rPr>
+                <w:rFonts w:hint="eastAsia"/>
+              </w:rPr>
+              <w:t xml:space="preserve">追迹</w:t>
+            </w:r>
+            <w:r>
+              <w:t xml:space="preserve"> </w:t>
+            </w:r>
+            <w:r>
+              <w:rPr>
+                <w:rFonts w:hint="eastAsia"/>
+              </w:rPr>
+              <w:t xml:space="preserve">等</w:t>
+            </w:r>
+          </w:p>
+        </w:tc>
+      </w:tr>
+      <w:tr>
+        <w:tc>
+          <w:tcPr/>
+          <w:p>
+            <w:pPr>
+              <w:pStyle w:val="Compact"/>
+            </w:pPr>
+            <w:r>
+              <w:rPr>
+                <w:rFonts w:hint="eastAsia"/>
+              </w:rPr>
+              <w:t xml:space="preserve">状态</w:t>
+            </w:r>
+          </w:p>
+        </w:tc>
+        <w:tc>
+          <w:tcPr/>
+          <w:p>
+            <w:pPr>
+              <w:pStyle w:val="Compact"/>
+            </w:pPr>
+            <w:r>
+              <w:rPr>
+                <w:rFonts w:hint="eastAsia"/>
+              </w:rPr>
+              <w:t xml:space="preserve">当前模块、求解状态、Mechanical/Zemax</w:t>
+            </w:r>
+            <w:r>
+              <w:t xml:space="preserve"> </w:t>
+            </w:r>
+            <w:r>
+              <w:rPr>
+                <w:rFonts w:hint="eastAsia"/>
+              </w:rPr>
+              <w:t xml:space="preserve">返回信息</w:t>
+            </w:r>
+          </w:p>
+        </w:tc>
+      </w:tr>
+      <w:tr>
+        <w:tc>
+          <w:tcPr/>
+          <w:p>
+            <w:pPr>
+              <w:pStyle w:val="Compact"/>
+            </w:pPr>
+            <w:r>
+              <w:rPr>
+                <w:rFonts w:hint="eastAsia"/>
+              </w:rPr>
+              <w:t xml:space="preserve">用时</w:t>
+            </w:r>
+          </w:p>
+        </w:tc>
+        <w:tc>
+          <w:tcPr/>
+          <w:p>
+            <w:pPr>
+              <w:pStyle w:val="Compact"/>
+            </w:pPr>
+            <w:r>
+              <w:rPr>
+                <w:rFonts w:hint="eastAsia"/>
+              </w:rPr>
+              <w:t xml:space="preserve">从任务开始持续计时，用于判断长任务是否仍在运行</w:t>
+            </w:r>
+          </w:p>
+        </w:tc>
+      </w:tr>
+    </w:tbl>
+    <w:p>
+      <w:pPr>
+        <w:pStyle w:val="BodyText"/>
+      </w:pPr>
+      <w:r>
+        <w:rPr>
+          <w:rFonts w:hint="eastAsia"/>
+          <w:b/>
+          <w:bCs/>
+        </w:rPr>
+        <w:t xml:space="preserve">环境状态区</w:t>
+      </w:r>
+      <w:r>
+        <w:rPr>
+          <w:rFonts w:hint="eastAsia"/>
+        </w:rPr>
+        <w:t xml:space="preserve">（Mechanical</w:t>
+      </w:r>
+      <w:r>
+        <w:t xml:space="preserve"> </w:t>
+      </w:r>
+      <w:r>
+        <w:rPr>
+          <w:rFonts w:hint="eastAsia"/>
+        </w:rPr>
+        <w:t xml:space="preserve">页顶部）：单行三列显示当前工程、Zemax</w:t>
+      </w:r>
+      <w:r>
+        <w:t xml:space="preserve"> </w:t>
+      </w:r>
+      <w:r>
+        <w:rPr>
+          <w:rFonts w:hint="eastAsia"/>
+        </w:rPr>
+        <w:t xml:space="preserve">工程、RunWB2、Mechanical、OpticStudio、PyMechanical、pythonnet、PySide6</w:t>
+      </w:r>
+      <w:r>
+        <w:t xml:space="preserve"> </w:t>
+      </w:r>
+      <w:r>
+        <w:rPr>
+          <w:rFonts w:hint="eastAsia"/>
+        </w:rPr>
+        <w:t xml:space="preserve">是否可用，路径过长中间省略、悬停看全，点「刷新状态」重新检测。</w:t>
+      </w:r>
+    </w:p>
+    <w:p>
+      <w:pPr>
+        <w:pStyle w:val="BodyText"/>
+      </w:pPr>
+      <w:r>
+        <w:rPr>
+          <w:rFonts w:hint="eastAsia"/>
+          <w:b/>
+          <w:bCs/>
+        </w:rPr>
+        <w:t xml:space="preserve">底部日志窗口</w:t>
+      </w:r>
+      <w:r>
+        <w:rPr>
+          <w:rFonts w:hint="eastAsia"/>
+        </w:rPr>
+        <w:t xml:space="preserve">：记录用户点击、后台任务启动、读取模块数量、求解状态、导出路径、错误信息等，并同时</w:t>
+      </w:r>
+      <w:r>
+        <w:rPr>
+          <w:rFonts w:hint="eastAsia"/>
+          <w:b/>
+          <w:bCs/>
+        </w:rPr>
+        <w:t xml:space="preserve">按天写入磁盘</w:t>
+      </w:r>
+      <w:r>
+        <w:t xml:space="preserve"> </w:t>
+      </w:r>
+      <w:r>
+        <w:rPr>
+          <w:rStyle w:val="VerbatimChar"/>
+        </w:rPr>
+        <w:t xml:space="preserve">%APPDATA%\WindowsDuan\logs\app_YYYYMMDD.log</w:t>
+      </w:r>
+      <w:r>
+        <w:rPr>
+          <w:rFonts w:hint="eastAsia"/>
+        </w:rPr>
+        <w:t xml:space="preserve">，关闭软件后仍可追溯；未捕获异常会带完整堆栈写入该日志，便于排查。</w:t>
+      </w:r>
+    </w:p>
+    <w:p>
+      <w:pPr>
+        <w:pStyle w:val="BodyText"/>
+      </w:pPr>
+      <w:r>
+        <w:rPr>
+          <w:rFonts w:hint="eastAsia"/>
+          <w:b/>
+          <w:bCs/>
+        </w:rPr>
+        <w:t xml:space="preserve">耗时操作均在后台线程执行</w:t>
+      </w:r>
+      <w:r>
+        <w:rPr>
+          <w:rFonts w:hint="eastAsia"/>
+        </w:rPr>
+        <w:t xml:space="preserve">（启动、求解、读结果、追迹、导出），界面不卡。同一时刻只允许一个后台操作，未结束时再次点击会提示「当前操作还没有结束」。</w:t>
+      </w:r>
+    </w:p>
+    <w:p>
+      <w:pPr>
+        <w:pStyle w:val="BodyText"/>
+      </w:pPr>
+      <w:r>
+        <w:rPr>
+          <w:rFonts w:hint="eastAsia"/>
+          <w:b/>
+          <w:bCs/>
+        </w:rPr>
+        <w:t xml:space="preserve">关键术语</w:t>
+      </w:r>
+    </w:p>
+    <w:p>
+      <w:pPr>
+        <w:pStyle w:val="Compact"/>
+        <w:numPr>
+          <w:ilvl w:val="0"/>
+          <w:numId w:val="1003"/>
+        </w:numPr>
+      </w:pPr>
+      <w:r>
+        <w:rPr>
+          <w:rFonts w:hint="eastAsia"/>
+          <w:b/>
+          <w:bCs/>
+        </w:rPr>
+        <w:t xml:space="preserve">模块</w:t>
+      </w:r>
+      <w:r>
+        <w:rPr>
+          <w:b/>
+          <w:bCs/>
+        </w:rPr>
+        <w:t xml:space="preserve"> / </w:t>
+      </w:r>
+      <w:r>
+        <w:rPr>
+          <w:rFonts w:hint="eastAsia"/>
+          <w:b/>
+          <w:bCs/>
+        </w:rPr>
+        <w:t xml:space="preserve">分析模块</w:t>
+      </w:r>
+      <w:r>
+        <w:rPr>
+          <w:rFonts w:hint="eastAsia"/>
+        </w:rPr>
+        <w:t xml:space="preserve">：Mechanical</w:t>
+      </w:r>
+      <w:r>
+        <w:t xml:space="preserve"> </w:t>
+      </w:r>
+      <w:r>
+        <w:rPr>
+          <w:rFonts w:hint="eastAsia"/>
+        </w:rPr>
+        <w:t xml:space="preserve">工程里的一个分析（静力结构、瞬态、随机振动等）。绝大多数操作都以「当前选中模块」为范围。</w:t>
+      </w:r>
+    </w:p>
+    <w:p>
+      <w:pPr>
+        <w:pStyle w:val="Compact"/>
+        <w:numPr>
+          <w:ilvl w:val="0"/>
+          <w:numId w:val="1003"/>
+        </w:numPr>
+      </w:pPr>
+      <w:r>
+        <w:rPr>
+          <w:rFonts w:hint="eastAsia"/>
+          <w:b/>
+          <w:bCs/>
+        </w:rPr>
+        <w:t xml:space="preserve">刚体位移/旋转</w:t>
+      </w:r>
+      <w:r>
+        <w:rPr>
+          <w:rFonts w:hint="eastAsia"/>
+        </w:rPr>
+        <w:t xml:space="preserve">：镜片/反射镜作为刚体的整体平移（X/Y/Z，单位</w:t>
+      </w:r>
+      <w:r>
+        <w:t xml:space="preserve"> </w:t>
+      </w:r>
+      <w:r>
+        <w:rPr>
+          <w:rFonts w:hint="eastAsia"/>
+        </w:rPr>
+        <w:t xml:space="preserve">m，即偏心/离焦）+</w:t>
+      </w:r>
+      <w:r>
+        <w:t xml:space="preserve"> </w:t>
+      </w:r>
+      <w:r>
+        <w:rPr>
+          <w:rFonts w:hint="eastAsia"/>
+        </w:rPr>
+        <w:t xml:space="preserve">旋转（Rx/Ry/Rz，单位</w:t>
+      </w:r>
+      <w:r>
+        <w:t xml:space="preserve"> </w:t>
+      </w:r>
+      <w:r>
+        <w:rPr>
+          <w:rFonts w:hint="eastAsia"/>
+        </w:rPr>
+        <w:t xml:space="preserve">deg，即倾斜）。</w:t>
+      </w:r>
+    </w:p>
+    <w:p>
+      <w:pPr>
+        <w:pStyle w:val="Compact"/>
+        <w:numPr>
+          <w:ilvl w:val="0"/>
+          <w:numId w:val="1003"/>
+        </w:numPr>
+      </w:pPr>
+      <w:r>
+        <w:rPr>
+          <w:rFonts w:hint="eastAsia"/>
+          <w:b/>
+          <w:bCs/>
+        </w:rPr>
+        <w:t xml:space="preserve">面形残差</w:t>
+      </w:r>
+      <w:r>
+        <w:rPr>
+          <w:b/>
+          <w:bCs/>
+        </w:rPr>
+        <w:t xml:space="preserve"> RMS</w:t>
+      </w:r>
+      <w:r>
+        <w:rPr>
+          <w:rFonts w:hint="eastAsia"/>
+        </w:rPr>
+        <w:t xml:space="preserve">：去除最佳刚体平移+旋转后各节点的剩余位移</w:t>
+      </w:r>
+      <w:r>
+        <w:t xml:space="preserve"> </w:t>
+      </w:r>
+      <w:r>
+        <w:rPr>
+          <w:rFonts w:hint="eastAsia"/>
+        </w:rPr>
+        <w:t xml:space="preserve">RMS，度量镜片偏离纯刚体的程度，</w:t>
+      </w:r>
+      <w:r>
+        <w:rPr>
+          <w:rFonts w:hint="eastAsia"/>
+          <w:b/>
+          <w:bCs/>
+        </w:rPr>
+        <w:t xml:space="preserve">不写入</w:t>
+      </w:r>
+      <w:r>
+        <w:rPr>
+          <w:b/>
+          <w:bCs/>
+        </w:rPr>
+        <w:t xml:space="preserve"> Zemax</w:t>
+      </w:r>
+      <w:r>
+        <w:t xml:space="preserve">。</w:t>
+      </w:r>
+    </w:p>
+    <w:p>
+      <w:pPr>
+        <w:pStyle w:val="Compact"/>
+        <w:numPr>
+          <w:ilvl w:val="0"/>
+          <w:numId w:val="1003"/>
+        </w:numPr>
+      </w:pPr>
+      <w:r>
+        <w:rPr>
+          <w:rFonts w:hint="eastAsia"/>
+          <w:b/>
+          <w:bCs/>
+        </w:rPr>
+        <w:t xml:space="preserve">基准（Baseline）</w:t>
+      </w:r>
+      <w:r>
+        <w:rPr>
+          <w:rFonts w:hint="eastAsia"/>
+        </w:rPr>
+        <w:t xml:space="preserve">：Zemax</w:t>
+      </w:r>
+      <w:r>
+        <w:t xml:space="preserve"> </w:t>
+      </w:r>
+      <w:r>
+        <w:rPr>
+          <w:rFonts w:hint="eastAsia"/>
+        </w:rPr>
+        <w:t xml:space="preserve">对象的原始位置。导入采用「基准</w:t>
+      </w:r>
+      <w:r>
+        <w:t xml:space="preserve"> + </w:t>
+      </w:r>
+      <w:r>
+        <w:rPr>
+          <w:rFonts w:hint="eastAsia"/>
+        </w:rPr>
+        <w:t xml:space="preserve">当前增量」，见</w:t>
+      </w:r>
+      <w:r>
+        <w:t xml:space="preserve"> §10。</w:t>
+      </w:r>
+    </w:p>
+    <w:p>
+      <w:pPr>
+        <w:pStyle w:val="Compact"/>
+        <w:numPr>
+          <w:ilvl w:val="0"/>
+          <w:numId w:val="1003"/>
+        </w:numPr>
+      </w:pPr>
+      <w:r>
+        <w:rPr>
+          <w:rFonts w:hint="eastAsia"/>
+          <w:b/>
+          <w:bCs/>
+        </w:rPr>
+        <w:t xml:space="preserve">非序列</w:t>
+      </w:r>
+      <w:r>
+        <w:rPr>
+          <w:b/>
+          <w:bCs/>
+        </w:rPr>
+        <w:t xml:space="preserve"> / NSC</w:t>
+      </w:r>
+      <w:r>
+        <w:rPr>
+          <w:rFonts w:hint="eastAsia"/>
+        </w:rPr>
+        <w:t xml:space="preserve">：Zemax</w:t>
+      </w:r>
+      <w:r>
+        <w:t xml:space="preserve"> Non-Sequential </w:t>
+      </w:r>
+      <w:r>
+        <w:rPr>
+          <w:rFonts w:hint="eastAsia"/>
+        </w:rPr>
+        <w:t xml:space="preserve">模式，本软件的追迹与探测器操作都在此模式下。</w:t>
+      </w:r>
+    </w:p>
+    <w:p>
+      <w:r>
+        <w:pict>
+          <v:rect style="width:0;height:1.5pt" o:hralign="center" o:hrstd="t" o:hr="t"/>
+        </w:pict>
+      </w:r>
+    </w:p>
+    <w:bookmarkEnd w:id="22"/>
+    <w:bookmarkStart w:id="23" w:name="十分钟跑通一条稳态联动主线"/>
+    <w:p>
+      <w:pPr>
+        <w:pStyle w:val="Heading2"/>
+      </w:pPr>
+      <w:r>
+        <w:t xml:space="preserve">4. </w:t>
+      </w:r>
+      <w:r>
+        <w:rPr>
+          <w:rFonts w:hint="eastAsia"/>
+        </w:rPr>
+        <w:t xml:space="preserve">十分钟跑通一条稳态联动主线</w:t>
+      </w:r>
+    </w:p>
+    <w:p>
+      <w:pPr>
+        <w:pStyle w:val="BlockText"/>
+      </w:pPr>
+      <w:r>
+        <w:rPr>
+          <w:rFonts w:hint="eastAsia"/>
+        </w:rPr>
+        <w:t xml:space="preserve">第一次使用，按此顺序即可走完一条「稳态」联动。</w:t>
+      </w:r>
+    </w:p>
+    <w:p>
+      <w:pPr>
+        <w:pStyle w:val="Compact"/>
+        <w:numPr>
+          <w:ilvl w:val="0"/>
+          <w:numId w:val="1004"/>
+        </w:numPr>
+      </w:pPr>
+      <w:r>
+        <w:rPr>
+          <w:rFonts w:hint="eastAsia"/>
+          <w:b/>
+          <w:bCs/>
+        </w:rPr>
+        <w:t xml:space="preserve">启动软件</w:t>
+      </w:r>
+      <w:r>
+        <w:t xml:space="preserve"> </w:t>
+      </w:r>
+      <w:r>
+        <w:t xml:space="preserve">→ Mechanical </w:t>
+      </w:r>
+      <w:r>
+        <w:rPr>
+          <w:rFonts w:hint="eastAsia"/>
+        </w:rPr>
+        <w:t xml:space="preserve">页「环境状态」检查</w:t>
+      </w:r>
+      <w:r>
+        <w:t xml:space="preserve"> Mechanical / Zemax / PyMechanical / pythonnet / PySide6 / numpy / scipy </w:t>
+      </w:r>
+      <w:r>
+        <w:rPr>
+          <w:rFonts w:hint="eastAsia"/>
+        </w:rPr>
+        <w:t xml:space="preserve">是否都「正常」。有「缺失」先去「路径设置」。</w:t>
+      </w:r>
+    </w:p>
+    <w:p>
+      <w:pPr>
+        <w:pStyle w:val="Compact"/>
+        <w:numPr>
+          <w:ilvl w:val="0"/>
+          <w:numId w:val="1004"/>
+        </w:numPr>
+      </w:pPr>
+      <w:r>
+        <w:rPr>
+          <w:rFonts w:hint="eastAsia"/>
+          <w:b/>
+          <w:bCs/>
+        </w:rPr>
+        <w:t xml:space="preserve">选择</w:t>
+      </w:r>
+      <w:r>
+        <w:rPr>
+          <w:b/>
+          <w:bCs/>
+        </w:rPr>
+        <w:t xml:space="preserve"> Mechanical database</w:t>
+      </w:r>
+      <w:r>
+        <w:rPr>
+          <w:rFonts w:hint="eastAsia"/>
+        </w:rPr>
+        <w:t xml:space="preserve">：在</w:t>
+      </w:r>
+      <w:r>
+        <w:t xml:space="preserve"> Mechanical </w:t>
+      </w:r>
+      <w:r>
+        <w:rPr>
+          <w:rFonts w:hint="eastAsia"/>
+        </w:rPr>
+        <w:t xml:space="preserve">控制台「选择文件」选中</w:t>
+      </w:r>
+      <w:r>
+        <w:t xml:space="preserve"> </w:t>
+      </w:r>
+      <w:r>
+        <w:rPr>
+          <w:rStyle w:val="VerbatimChar"/>
+        </w:rPr>
+        <w:t xml:space="preserve">.mechdb</w:t>
+      </w:r>
+      <w:r>
+        <w:t xml:space="preserve"> </w:t>
+      </w:r>
+      <w:r>
+        <w:rPr>
+          <w:rFonts w:hint="eastAsia"/>
+        </w:rPr>
+        <w:t xml:space="preserve">或</w:t>
+      </w:r>
+      <w:r>
+        <w:t xml:space="preserve"> </w:t>
+      </w:r>
+      <w:r>
+        <w:rPr>
+          <w:rStyle w:val="VerbatimChar"/>
+        </w:rPr>
+        <w:t xml:space="preserve">.mechdat</w:t>
+      </w:r>
+      <w:r>
+        <w:rPr>
+          <w:rFonts w:hint="eastAsia"/>
+        </w:rPr>
+        <w:t xml:space="preserve">，软件在后台启动并保持</w:t>
+      </w:r>
+      <w:r>
+        <w:t xml:space="preserve"> Mechanical </w:t>
+      </w:r>
+      <w:r>
+        <w:rPr>
+          <w:rFonts w:hint="eastAsia"/>
+        </w:rPr>
+        <w:t xml:space="preserve">会话。</w:t>
+      </w:r>
+    </w:p>
+    <w:p>
+      <w:pPr>
+        <w:pStyle w:val="Compact"/>
+        <w:numPr>
+          <w:ilvl w:val="0"/>
+          <w:numId w:val="1004"/>
+        </w:numPr>
+      </w:pPr>
+      <w:r>
+        <w:rPr>
+          <w:rFonts w:hint="eastAsia"/>
+          <w:b/>
+          <w:bCs/>
+        </w:rPr>
+        <w:t xml:space="preserve">点「读取模块」</w:t>
+      </w:r>
+      <w:r>
+        <w:rPr>
+          <w:rFonts w:hint="eastAsia"/>
+        </w:rPr>
+        <w:t xml:space="preserve">：若会话未启动会先启动并保持，再列出「当前工程分析模块」（序号、系统名、模块、系统类型、物理场、分析类型、求解器）。</w:t>
+      </w:r>
+    </w:p>
+    <w:p>
+      <w:pPr>
+        <w:pStyle w:val="Compact"/>
+        <w:numPr>
+          <w:ilvl w:val="0"/>
+          <w:numId w:val="1004"/>
+        </w:numPr>
+      </w:pPr>
+      <w:r>
+        <w:rPr>
+          <w:rFonts w:hint="eastAsia"/>
+          <w:b/>
+          <w:bCs/>
+        </w:rPr>
+        <w:t xml:space="preserve">选中目标模块</w:t>
+      </w:r>
+      <w:r>
+        <w:t xml:space="preserve"> </w:t>
+      </w:r>
+      <w:r>
+        <w:t xml:space="preserve">→ </w:t>
+      </w:r>
+      <w:r>
+        <w:rPr>
+          <w:rFonts w:hint="eastAsia"/>
+        </w:rPr>
+        <w:t xml:space="preserve">视需要点「读取设置」改设置并保存</w:t>
+      </w:r>
+      <w:r>
+        <w:t xml:space="preserve"> → </w:t>
+      </w:r>
+      <w:r>
+        <w:rPr>
+          <w:rFonts w:hint="eastAsia"/>
+        </w:rPr>
+        <w:t xml:space="preserve">点「求解模块」（求解前自动清除该模块旧结果）。</w:t>
+      </w:r>
+    </w:p>
+    <w:p>
+      <w:pPr>
+        <w:pStyle w:val="Compact"/>
+        <w:numPr>
+          <w:ilvl w:val="0"/>
+          <w:numId w:val="1004"/>
+        </w:numPr>
+      </w:pPr>
+      <w:r>
+        <w:rPr>
+          <w:rFonts w:hint="eastAsia"/>
+          <w:b/>
+          <w:bCs/>
+        </w:rPr>
+        <w:t xml:space="preserve">点「读取结果」</w:t>
+      </w:r>
+      <w:r>
+        <w:t xml:space="preserve"> </w:t>
+      </w:r>
+      <w:r>
+        <w:t xml:space="preserve">→ </w:t>
+      </w:r>
+      <w:r>
+        <w:rPr>
+          <w:rFonts w:hint="eastAsia"/>
+        </w:rPr>
+        <w:t xml:space="preserve">在结果窗口选中位移类结果</w:t>
+      </w:r>
+      <w:r>
+        <w:t xml:space="preserve"> →</w:t>
+      </w:r>
+      <w:r>
+        <w:t xml:space="preserve"> </w:t>
+      </w:r>
+      <w:r>
+        <w:rPr>
+          <w:rFonts w:hint="eastAsia"/>
+          <w:b/>
+          <w:bCs/>
+        </w:rPr>
+        <w:t xml:space="preserve">「导出当前</w:t>
+      </w:r>
+      <w:r>
+        <w:rPr>
+          <w:b/>
+          <w:bCs/>
+        </w:rPr>
+        <w:t xml:space="preserve"> TXT」</w:t>
+      </w:r>
+      <w:r>
+        <w:rPr>
+          <w:rFonts w:hint="eastAsia"/>
+        </w:rPr>
+        <w:t xml:space="preserve">（务必导出</w:t>
+      </w:r>
+      <w:r>
+        <w:rPr>
+          <w:rFonts w:hint="eastAsia"/>
+          <w:b/>
+          <w:bCs/>
+        </w:rPr>
+        <w:t xml:space="preserve">含节点原始坐标</w:t>
+      </w:r>
+      <w:r>
+        <w:rPr>
+          <w:b/>
+          <w:bCs/>
+        </w:rPr>
+        <w:t xml:space="preserve"> X/Y/Z + </w:t>
+      </w:r>
+      <w:r>
+        <w:rPr>
+          <w:rFonts w:hint="eastAsia"/>
+          <w:b/>
+          <w:bCs/>
+        </w:rPr>
+        <w:t xml:space="preserve">三方向位移</w:t>
+      </w:r>
+      <w:r>
+        <w:rPr>
+          <w:b/>
+          <w:bCs/>
+        </w:rPr>
+        <w:t xml:space="preserve"> UX/UY/UZ</w:t>
+      </w:r>
+      <w:r>
+        <w:t xml:space="preserve"> </w:t>
+      </w:r>
+      <w:r>
+        <w:rPr>
+          <w:rFonts w:hint="eastAsia"/>
+        </w:rPr>
+        <w:t xml:space="preserve">的数据）。导出默认落在</w:t>
+      </w:r>
+      <w:r>
+        <w:t xml:space="preserve"> </w:t>
+      </w:r>
+      <w:r>
+        <w:rPr>
+          <w:rStyle w:val="VerbatimChar"/>
+        </w:rPr>
+        <w:t xml:space="preserve">exports\</w:t>
+      </w:r>
+      <w:r>
+        <w:t xml:space="preserve"> </w:t>
+      </w:r>
+      <w:r>
+        <w:rPr>
+          <w:rFonts w:hint="eastAsia"/>
+        </w:rPr>
+        <w:t xml:space="preserve">下。</w:t>
+      </w:r>
+    </w:p>
+    <w:p>
+      <w:pPr>
+        <w:pStyle w:val="Compact"/>
+        <w:numPr>
+          <w:ilvl w:val="0"/>
+          <w:numId w:val="1004"/>
+        </w:numPr>
+      </w:pPr>
+      <w:r>
+        <w:rPr>
+          <w:b/>
+          <w:bCs/>
+        </w:rPr>
+        <w:t xml:space="preserve">Zemax </w:t>
+      </w:r>
+      <w:r>
+        <w:rPr>
+          <w:rFonts w:hint="eastAsia"/>
+          <w:b/>
+          <w:bCs/>
+        </w:rPr>
+        <w:t xml:space="preserve">页</w:t>
+      </w:r>
+      <w:r>
+        <w:rPr>
+          <w:b/>
+          <w:bCs/>
+        </w:rPr>
+        <w:t xml:space="preserve"> → </w:t>
+      </w:r>
+      <w:r>
+        <w:rPr>
+          <w:rFonts w:hint="eastAsia"/>
+          <w:b/>
+          <w:bCs/>
+        </w:rPr>
+        <w:t xml:space="preserve">选择</w:t>
+      </w:r>
+      <w:r>
+        <w:rPr>
+          <w:b/>
+          <w:bCs/>
+        </w:rPr>
+        <w:t xml:space="preserve"> Zemax </w:t>
+      </w:r>
+      <w:r>
+        <w:rPr>
+          <w:rFonts w:hint="eastAsia"/>
+          <w:b/>
+          <w:bCs/>
+        </w:rPr>
+        <w:t xml:space="preserve">工程</w:t>
+      </w:r>
+      <w:r>
+        <w:rPr>
+          <w:rFonts w:hint="eastAsia"/>
+        </w:rPr>
+        <w:t xml:space="preserve">（</w:t>
+      </w:r>
+      <w:r>
+        <w:rPr>
+          <w:rStyle w:val="VerbatimChar"/>
+        </w:rPr>
+        <w:t xml:space="preserve">.zmx</w:t>
+      </w:r>
+      <w:r>
+        <w:rPr>
+          <w:rFonts w:hint="eastAsia"/>
+        </w:rPr>
+        <w:t xml:space="preserve">），软件后台加载。</w:t>
+      </w:r>
+    </w:p>
+    <w:p>
+      <w:pPr>
+        <w:pStyle w:val="Compact"/>
+        <w:numPr>
+          <w:ilvl w:val="0"/>
+          <w:numId w:val="1004"/>
+        </w:numPr>
+      </w:pPr>
+      <w:r>
+        <w:rPr>
+          <w:rFonts w:hint="eastAsia"/>
+          <w:b/>
+          <w:bCs/>
+        </w:rPr>
+        <w:t xml:space="preserve">非序列导入区</w:t>
+      </w:r>
+      <w:r>
+        <w:rPr>
+          <w:b/>
+          <w:bCs/>
+        </w:rPr>
+        <w:t xml:space="preserve"> → </w:t>
+      </w:r>
+      <w:r>
+        <w:rPr>
+          <w:rFonts w:hint="eastAsia"/>
+          <w:b/>
+          <w:bCs/>
+        </w:rPr>
+        <w:t xml:space="preserve">稳态分页</w:t>
+      </w:r>
+      <w:r>
+        <w:rPr>
+          <w:b/>
+          <w:bCs/>
+        </w:rPr>
+        <w:t xml:space="preserve"> </w:t>
+      </w:r>
+      <w:r>
+        <w:rPr>
+          <w:rFonts w:hint="eastAsia"/>
+          <w:b/>
+          <w:bCs/>
+        </w:rPr>
+        <w:t xml:space="preserve">→「选择文件夹并稳态导入」</w:t>
+      </w:r>
+      <w:r>
+        <w:rPr>
+          <w:rFonts w:hint="eastAsia"/>
+        </w:rPr>
+        <w:t xml:space="preserve">：指向第</w:t>
+      </w:r>
+      <w:r>
+        <w:t xml:space="preserve"> 5 </w:t>
+      </w:r>
+      <w:r>
+        <w:rPr>
+          <w:rFonts w:hint="eastAsia"/>
+        </w:rPr>
+        <w:t xml:space="preserve">步的导出文件夹。软件计算各镜片刚体位移/旋转、按名称匹配写入</w:t>
+      </w:r>
+      <w:r>
+        <w:t xml:space="preserve"> </w:t>
+      </w:r>
+      <w:r>
+        <w:rPr>
+          <w:rFonts w:hint="eastAsia"/>
+        </w:rPr>
+        <w:t xml:space="preserve">Zemax（基准+增量），并显示在「镜片刚体偏心/倾斜计算结果」表中。</w:t>
+      </w:r>
+    </w:p>
+    <w:p>
+      <w:pPr>
+        <w:pStyle w:val="Compact"/>
+        <w:numPr>
+          <w:ilvl w:val="0"/>
+          <w:numId w:val="1004"/>
+        </w:numPr>
+      </w:pPr>
+      <w:r>
+        <w:rPr>
+          <w:rFonts w:hint="eastAsia"/>
+          <w:b/>
+          <w:bCs/>
+        </w:rPr>
+        <w:t xml:space="preserve">「稳态清空并追迹」</w:t>
+      </w:r>
+      <w:r>
+        <w:rPr>
+          <w:rFonts w:hint="eastAsia"/>
+        </w:rPr>
+        <w:t xml:space="preserve">：清空非序列探测器旧数据</w:t>
+      </w:r>
+      <w:r>
+        <w:t xml:space="preserve"> → </w:t>
+      </w:r>
+      <w:r>
+        <w:rPr>
+          <w:rFonts w:hint="eastAsia"/>
+        </w:rPr>
+        <w:t xml:space="preserve">跑一次</w:t>
+      </w:r>
+      <w:r>
+        <w:t xml:space="preserve"> NSC </w:t>
+      </w:r>
+      <w:r>
+        <w:rPr>
+          <w:rFonts w:hint="eastAsia"/>
+        </w:rPr>
+        <w:t xml:space="preserve">光线追迹。</w:t>
+      </w:r>
+    </w:p>
+    <w:p>
+      <w:pPr>
+        <w:pStyle w:val="Compact"/>
+        <w:numPr>
+          <w:ilvl w:val="0"/>
+          <w:numId w:val="1004"/>
+        </w:numPr>
+      </w:pPr>
+      <w:r>
+        <w:rPr>
+          <w:rFonts w:hint="eastAsia"/>
+          <w:b/>
+          <w:bCs/>
+        </w:rPr>
+        <w:t xml:space="preserve">打开探测器窗口</w:t>
+      </w:r>
+      <w:r>
+        <w:rPr>
+          <w:b/>
+          <w:bCs/>
+        </w:rPr>
+        <w:t xml:space="preserve"> </w:t>
+      </w:r>
+      <w:r>
+        <w:rPr>
+          <w:rFonts w:hint="eastAsia"/>
+          <w:b/>
+          <w:bCs/>
+        </w:rPr>
+        <w:t xml:space="preserve">→「读取探测器」→</w:t>
+      </w:r>
+      <w:r>
+        <w:rPr>
+          <w:b/>
+          <w:bCs/>
+        </w:rPr>
+        <w:t xml:space="preserve"> </w:t>
+      </w:r>
+      <w:r>
+        <w:rPr>
+          <w:rFonts w:hint="eastAsia"/>
+          <w:b/>
+          <w:bCs/>
+        </w:rPr>
+        <w:t xml:space="preserve">选一个探测器</w:t>
+      </w:r>
+      <w:r>
+        <w:rPr>
+          <w:b/>
+          <w:bCs/>
+        </w:rPr>
+        <w:t xml:space="preserve"> </w:t>
+      </w:r>
+      <w:r>
+        <w:rPr>
+          <w:rFonts w:hint="eastAsia"/>
+          <w:b/>
+          <w:bCs/>
+        </w:rPr>
+        <w:t xml:space="preserve">→「快速查看选中探测器」</w:t>
+      </w:r>
+      <w:r>
+        <w:rPr>
+          <w:rFonts w:hint="eastAsia"/>
+        </w:rPr>
+        <w:t xml:space="preserve">（全分辨率伪彩光斑，滚轮可缩放）或</w:t>
+      </w:r>
+      <w:r>
+        <w:t xml:space="preserve"> </w:t>
+      </w:r>
+      <w:r>
+        <w:rPr>
+          <w:rFonts w:hint="eastAsia"/>
+          <w:b/>
+          <w:bCs/>
+        </w:rPr>
+        <w:t xml:space="preserve">「完整导出MATLAB」</w:t>
+      </w:r>
+      <w:r>
+        <w:t xml:space="preserve">。</w:t>
+      </w:r>
+    </w:p>
+    <w:p>
+      <w:pPr>
+        <w:pStyle w:val="Compact"/>
+        <w:numPr>
+          <w:ilvl w:val="0"/>
+          <w:numId w:val="1004"/>
+        </w:numPr>
+      </w:pPr>
+      <w:r>
+        <w:rPr>
+          <w:rFonts w:hint="eastAsia"/>
+          <w:b/>
+          <w:bCs/>
+        </w:rPr>
+        <w:t xml:space="preserve">关闭</w:t>
+      </w:r>
+      <w:r>
+        <w:rPr>
+          <w:rFonts w:hint="eastAsia"/>
+        </w:rPr>
+        <w:t xml:space="preserve">：分别「关闭</w:t>
+      </w:r>
+      <w:r>
+        <w:t xml:space="preserve"> </w:t>
+      </w:r>
+      <w:r>
+        <w:rPr>
+          <w:rFonts w:hint="eastAsia"/>
+        </w:rPr>
+        <w:t xml:space="preserve">Mechanical」「关闭</w:t>
+      </w:r>
+      <w:r>
+        <w:t xml:space="preserve"> </w:t>
+      </w:r>
+      <w:r>
+        <w:rPr>
+          <w:rFonts w:hint="eastAsia"/>
+        </w:rPr>
+        <w:t xml:space="preserve">Zemax」，各自弹窗选择「保存后关闭」或「不保存关闭」。</w:t>
+      </w:r>
+    </w:p>
+    <w:p>
+      <w:r>
+        <w:pict>
+          <v:rect style="width:0;height:1.5pt" o:hralign="center" o:hrstd="t" o:hr="t"/>
+        </w:pict>
+      </w:r>
+    </w:p>
+    <w:bookmarkEnd w:id="23"/>
+    <w:bookmarkStart w:id="37" w:name="mechanical-端操作"/>
+    <w:p>
+      <w:pPr>
+        <w:pStyle w:val="Heading2"/>
+      </w:pPr>
+      <w:r>
+        <w:t xml:space="preserve">5. Mechanical </w:t>
+      </w:r>
+      <w:r>
+        <w:rPr>
+          <w:rFonts w:hint="eastAsia"/>
+        </w:rPr>
+        <w:t xml:space="preserve">端操作</w:t>
+      </w:r>
+    </w:p>
+    <w:bookmarkStart w:id="24" w:name="选择连接与启动会话"/>
+    <w:p>
+      <w:pPr>
+        <w:pStyle w:val="Heading3"/>
+      </w:pPr>
+      <w:r>
+        <w:t xml:space="preserve">5.1 </w:t>
+      </w:r>
+      <w:r>
+        <w:rPr>
+          <w:rFonts w:hint="eastAsia"/>
+        </w:rPr>
+        <w:t xml:space="preserve">选择、连接与启动会话</w:t>
+      </w:r>
+    </w:p>
+    <w:p>
+      <w:pPr>
+        <w:pStyle w:val="FirstParagraph"/>
+      </w:pPr>
+      <w:r>
+        <w:rPr>
+          <w:rFonts w:hint="eastAsia"/>
+        </w:rPr>
+        <w:t xml:space="preserve">选择</w:t>
+      </w:r>
+      <w:r>
+        <w:t xml:space="preserve"> </w:t>
+      </w:r>
+      <w:r>
+        <w:rPr>
+          <w:rStyle w:val="VerbatimChar"/>
+        </w:rPr>
+        <w:t xml:space="preserve">.mechdb</w:t>
+      </w:r>
+      <w:r>
+        <w:t xml:space="preserve"> </w:t>
+      </w:r>
+      <w:r>
+        <w:t xml:space="preserve">/</w:t>
+      </w:r>
+      <w:r>
+        <w:t xml:space="preserve"> </w:t>
+      </w:r>
+      <w:r>
+        <w:rPr>
+          <w:rStyle w:val="VerbatimChar"/>
+        </w:rPr>
+        <w:t xml:space="preserve">.mechdat</w:t>
+      </w:r>
+      <w:r>
+        <w:t xml:space="preserve"> </w:t>
+      </w:r>
+      <w:r>
+        <w:rPr>
+          <w:rFonts w:hint="eastAsia"/>
+        </w:rPr>
+        <w:t xml:space="preserve">后软件后台启动并保持</w:t>
+      </w:r>
+      <w:r>
+        <w:t xml:space="preserve"> Mechanical </w:t>
+      </w:r>
+      <w:r>
+        <w:rPr>
+          <w:rFonts w:hint="eastAsia"/>
+        </w:rPr>
+        <w:t xml:space="preserve">会话并记录端口，之后的读设置、求解、读结果、导出都复用这个会话。</w:t>
+      </w:r>
+      <w:r>
+        <w:rPr>
+          <w:rFonts w:hint="eastAsia"/>
+          <w:b/>
+          <w:bCs/>
+        </w:rPr>
+        <w:t xml:space="preserve">会话未成功启动时，后续操作都无法执行</w:t>
+      </w:r>
+      <w:r>
+        <w:rPr>
+          <w:rFonts w:hint="eastAsia"/>
+        </w:rPr>
+        <w:t xml:space="preserve">——先看环境状态、日志、路径设置和</w:t>
+      </w:r>
+      <w:r>
+        <w:t xml:space="preserve"> Ansys </w:t>
+      </w:r>
+      <w:r>
+        <w:rPr>
+          <w:rFonts w:hint="eastAsia"/>
+        </w:rPr>
+        <w:t xml:space="preserve">授权。</w:t>
+      </w:r>
+    </w:p>
+    <w:p>
+      <w:pPr>
+        <w:pStyle w:val="BodyText"/>
+      </w:pPr>
+      <w:r>
+        <w:rPr>
+          <w:rFonts w:hint="eastAsia"/>
+        </w:rPr>
+        <w:t xml:space="preserve">「读取模块」会先</w:t>
+      </w:r>
+      <w:r>
+        <w:rPr>
+          <w:rFonts w:hint="eastAsia"/>
+          <w:b/>
+          <w:bCs/>
+        </w:rPr>
+        <w:t xml:space="preserve">启动并保持后台会话</w:t>
+      </w:r>
+      <w:r>
+        <w:rPr>
+          <w:rFonts w:hint="eastAsia"/>
+        </w:rPr>
+        <w:t xml:space="preserve">（若尚未启动），再从会话里</w:t>
+      </w:r>
+      <w:r>
+        <w:rPr>
+          <w:rFonts w:hint="eastAsia"/>
+          <w:b/>
+          <w:bCs/>
+        </w:rPr>
+        <w:t xml:space="preserve">真实读取分析对象</w:t>
+      </w:r>
+      <w:r>
+        <w:rPr>
+          <w:rFonts w:hint="eastAsia"/>
+        </w:rPr>
+        <w:t xml:space="preserve">（不是从文件名猜测）；读完会话保留。多模块工程（静力、瞬态、随机振动等）必须先在表里选中目标模块再操作，避免把一个模块的设置/结果误用到另一个。</w:t>
+      </w:r>
+    </w:p>
+    <w:p>
+      <w:pPr>
+        <w:pStyle w:val="BlockText"/>
+      </w:pPr>
+      <w:r>
+        <w:rPr>
+          <w:rFonts w:hint="eastAsia"/>
+        </w:rPr>
+        <w:t xml:space="preserve">注：通过「选择文件」选</w:t>
+      </w:r>
+      <w:r>
+        <w:t xml:space="preserve"> database </w:t>
+      </w:r>
+      <w:r>
+        <w:rPr>
+          <w:rFonts w:hint="eastAsia"/>
+        </w:rPr>
+        <w:t xml:space="preserve">或直接点「读取模块」都会启动并保持持久会话。早期版本读模块用一次性临时会话、读完即退，导致随后操作提示「未启动后台</w:t>
+      </w:r>
+      <w:r>
+        <w:t xml:space="preserve"> Mechanical </w:t>
+      </w:r>
+      <w:r>
+        <w:rPr>
+          <w:rFonts w:hint="eastAsia"/>
+        </w:rPr>
+        <w:t xml:space="preserve">会话」，已修正。</w:t>
+      </w:r>
+    </w:p>
+    <w:bookmarkEnd w:id="24"/>
+    <w:bookmarkStart w:id="28" w:name="读取与修改设置"/>
+    <w:p>
+      <w:pPr>
+        <w:pStyle w:val="Heading3"/>
+      </w:pPr>
+      <w:r>
+        <w:t xml:space="preserve">5.2 </w:t>
+      </w:r>
+      <w:r>
+        <w:rPr>
+          <w:rFonts w:hint="eastAsia"/>
+        </w:rPr>
+        <w:t xml:space="preserve">读取与修改设置</w:t>
+      </w:r>
+    </w:p>
+    <w:p>
+      <w:pPr>
+        <w:pStyle w:val="FirstParagraph"/>
+      </w:pPr>
+      <w:r>
+        <w:rPr>
+          <w:rFonts w:hint="eastAsia"/>
+        </w:rPr>
+        <w:t xml:space="preserve">设置窗口的数据来自</w:t>
+      </w:r>
+      <w:r>
+        <w:rPr>
+          <w:rFonts w:hint="eastAsia"/>
+          <w:b/>
+          <w:bCs/>
+        </w:rPr>
+        <w:t xml:space="preserve">当前会话的真实属性</w:t>
+      </w:r>
+      <w:r>
+        <w:rPr>
+          <w:rFonts w:hint="eastAsia"/>
+        </w:rPr>
+        <w:t xml:space="preserve">（</w:t>
+      </w:r>
+      <w:r>
+        <w:rPr>
+          <w:rStyle w:val="VerbatimChar"/>
+        </w:rPr>
+        <w:t xml:space="preserve">AnalysisSettings.VisibleProperties</w:t>
+      </w:r>
+      <w:r>
+        <w:rPr>
+          <w:rFonts w:hint="eastAsia"/>
+        </w:rPr>
+        <w:t xml:space="preserve">），按属性类型（数字/布尔/枚举/文本）生成控件，不是写死模板；同时读取该模块下已加入的分析条件（力、温度、重力、约束、热边界等）。能被</w:t>
+      </w:r>
+      <w:r>
+        <w:t xml:space="preserve"> API </w:t>
+      </w:r>
+      <w:r>
+        <w:rPr>
+          <w:rFonts w:hint="eastAsia"/>
+        </w:rPr>
+        <w:t xml:space="preserve">读取并允许写入的显示为可编辑，否则作为只读或不显示。</w:t>
+      </w:r>
+    </w:p>
+    <w:p>
+      <w:pPr>
+        <w:pStyle w:val="BodyText"/>
+      </w:pPr>
+      <w:r>
+        <w:rPr>
+          <w:b/>
+          <w:bCs/>
+        </w:rPr>
+        <w:t xml:space="preserve">Tabular </w:t>
+      </w:r>
+      <w:r>
+        <w:rPr>
+          <w:rFonts w:hint="eastAsia"/>
+          <w:b/>
+          <w:bCs/>
+        </w:rPr>
+        <w:t xml:space="preserve">Data（频率/时间/幅值表）</w:t>
+      </w:r>
+      <w:r>
+        <w:t xml:space="preserve"> </w:t>
+      </w:r>
+      <w:r>
+        <w:rPr>
+          <w:rFonts w:hint="eastAsia"/>
+        </w:rPr>
+        <w:t xml:space="preserve">支持读取、「从</w:t>
+      </w:r>
+      <w:r>
+        <w:t xml:space="preserve"> Excel/CSV/TXT </w:t>
+      </w:r>
+      <w:r>
+        <w:rPr>
+          <w:rFonts w:hint="eastAsia"/>
+        </w:rPr>
+        <w:t xml:space="preserve">导入」、「打开当前</w:t>
+      </w:r>
+      <w:r>
+        <w:t xml:space="preserve"> </w:t>
+      </w:r>
+      <w:r>
+        <w:rPr>
+          <w:rFonts w:hint="eastAsia"/>
+        </w:rPr>
+        <w:t xml:space="preserve">Excel」。推荐把当前表导出成外部</w:t>
+      </w:r>
+      <w:r>
+        <w:t xml:space="preserve"> </w:t>
+      </w:r>
+      <w:r>
+        <w:rPr>
+          <w:rFonts w:hint="eastAsia"/>
+        </w:rPr>
+        <w:t xml:space="preserve">Excel/CSV/TXT，在</w:t>
+      </w:r>
+      <w:r>
+        <w:t xml:space="preserve"> Excel </w:t>
+      </w:r>
+      <w:r>
+        <w:rPr>
+          <w:rFonts w:hint="eastAsia"/>
+        </w:rPr>
+        <w:t xml:space="preserve">里改好再导入，比软件内逐格编辑更适合几十行以上的数据。</w:t>
+      </w:r>
+    </w:p>
+    <w:p>
+      <w:pPr>
+        <w:pStyle w:val="BlockText"/>
+      </w:pPr>
+      <w:r>
+        <w:rPr>
+          <w:rFonts w:hint="eastAsia"/>
+        </w:rPr>
+        <w:t xml:space="preserve">⚠️「保存设置」只写回</w:t>
+      </w:r>
+      <w:r>
+        <w:rPr>
+          <w:rFonts w:hint="eastAsia"/>
+          <w:b/>
+          <w:bCs/>
+        </w:rPr>
+        <w:t xml:space="preserve">当前会话</w:t>
+      </w:r>
+      <w:r>
+        <w:rPr>
+          <w:rFonts w:hint="eastAsia"/>
+        </w:rPr>
+        <w:t xml:space="preserve">，</w:t>
+      </w:r>
+      <w:r>
+        <w:rPr>
+          <w:rFonts w:hint="eastAsia"/>
+          <w:b/>
+          <w:bCs/>
+        </w:rPr>
+        <w:t xml:space="preserve">不立即写盘</w:t>
+      </w:r>
+      <w:r>
+        <w:t xml:space="preserve"> </w:t>
+      </w:r>
+      <w:r>
+        <w:t xml:space="preserve">database </w:t>
+      </w:r>
+      <w:r>
+        <w:rPr>
+          <w:rFonts w:hint="eastAsia"/>
+        </w:rPr>
+        <w:t xml:space="preserve">文件。是否落盘由关闭</w:t>
+      </w:r>
+      <w:r>
+        <w:t xml:space="preserve"> Mechanical </w:t>
+      </w:r>
+      <w:r>
+        <w:rPr>
+          <w:rFonts w:hint="eastAsia"/>
+        </w:rPr>
+        <w:t xml:space="preserve">时选择，避免每改一格就触发长时间保存，也给你反悔机会。</w:t>
+      </w:r>
+    </w:p>
+    <w:p>
+      <w:pPr>
+        <w:pStyle w:val="CaptionedFigure"/>
+      </w:pPr>
+      <w:r>
+        <w:drawing>
+          <wp:inline>
+            <wp:extent cx="5334000" cy="4520338"/>
+            <wp:effectExtent b="0" l="0" r="0" t="0"/>
+            <wp:docPr descr="读取设置：分析设置 / 分析条件 / Tabular Data（以随机振动 PSD 谱为例）" title="" id="26" name="Picture"/>
+            <a:graphic>
+              <a:graphicData uri="http://schemas.openxmlformats.org/drawingml/2006/picture">
+                <pic:pic>
+                  <pic:nvPicPr>
+                    <pic:cNvPr descr="images/mechanical_settings_dialog.png" id="27" name="Picture"/>
+                    <pic:cNvPicPr>
+                      <a:picLocks noChangeArrowheads="1" noChangeAspect="1"/>
+                    </pic:cNvPicPr>
+                  </pic:nvPicPr>
+                  <pic:blipFill>
+                    <a:blip r:embed="rId25"/>
+                    <a:stretch>
+                      <a:fillRect/>
+                    </a:stretch>
+                  </pic:blipFill>
+                  <pic:spPr bwMode="auto">
+                    <a:xfrm>
+                      <a:off x="0" y="0"/>
+                      <a:ext cx="5334000" cy="4520338"/>
+                    </a:xfrm>
+                    <a:prstGeom prst="rect">
+                      <a:avLst/>
+                    </a:prstGeom>
+                    <a:noFill/>
+                    <a:ln w="9525">
+                      <a:noFill/>
+                      <a:headEnd/>
+                      <a:tailEnd/>
+                    </a:ln>
+                  </pic:spPr>
+                </pic:pic>
+              </a:graphicData>
+            </a:graphic>
+          </wp:inline>
+        </w:drawing>
+      </w:r>
+    </w:p>
+    <w:p>
+      <w:pPr>
+        <w:pStyle w:val="ImageCaption"/>
+      </w:pPr>
+      <w:r>
+        <w:rPr>
+          <w:rFonts w:hint="eastAsia"/>
+        </w:rPr>
+        <w:t xml:space="preserve">读取设置：分析设置</w:t>
+      </w:r>
+      <w:r>
+        <w:t xml:space="preserve"> / </w:t>
+      </w:r>
+      <w:r>
+        <w:rPr>
+          <w:rFonts w:hint="eastAsia"/>
+        </w:rPr>
+        <w:t xml:space="preserve">分析条件</w:t>
+      </w:r>
+      <w:r>
+        <w:t xml:space="preserve"> / Tabular </w:t>
+      </w:r>
+      <w:r>
+        <w:rPr>
+          <w:rFonts w:hint="eastAsia"/>
+        </w:rPr>
+        <w:t xml:space="preserve">Data（以随机振动</w:t>
+      </w:r>
+      <w:r>
+        <w:t xml:space="preserve"> PSD </w:t>
+      </w:r>
+      <w:r>
+        <w:rPr>
+          <w:rFonts w:hint="eastAsia"/>
+        </w:rPr>
+        <w:t xml:space="preserve">谱为例）</w:t>
+      </w:r>
+    </w:p>
+    <w:bookmarkEnd w:id="28"/>
+    <w:bookmarkStart w:id="32" w:name="求解"/>
+    <w:p>
+      <w:pPr>
+        <w:pStyle w:val="Heading3"/>
+      </w:pPr>
+      <w:r>
+        <w:t xml:space="preserve">5.3 </w:t>
+      </w:r>
+      <w:r>
+        <w:rPr>
+          <w:rFonts w:hint="eastAsia"/>
+        </w:rPr>
+        <w:t xml:space="preserve">求解</w:t>
+      </w:r>
+    </w:p>
+    <w:p>
+      <w:pPr>
+        <w:pStyle w:val="Compact"/>
+        <w:numPr>
+          <w:ilvl w:val="0"/>
+          <w:numId w:val="1005"/>
+        </w:numPr>
+      </w:pPr>
+      <w:r>
+        <w:rPr>
+          <w:rFonts w:hint="eastAsia"/>
+        </w:rPr>
+        <w:t xml:space="preserve">求解</w:t>
+      </w:r>
+      <w:r>
+        <w:rPr>
+          <w:rFonts w:hint="eastAsia"/>
+          <w:b/>
+          <w:bCs/>
+        </w:rPr>
+        <w:t xml:space="preserve">前自动清除该模块已有结果</w:t>
+      </w:r>
+      <w:r>
+        <w:rPr>
+          <w:rFonts w:hint="eastAsia"/>
+        </w:rPr>
+        <w:t xml:space="preserve">，保证读取/导出结果对应当前设置。</w:t>
+      </w:r>
+      <w:r>
+        <w:rPr>
+          <w:rFonts w:hint="eastAsia"/>
+          <w:b/>
+          <w:bCs/>
+        </w:rPr>
+        <w:t xml:space="preserve">旧结果需保留的请先备份。</w:t>
+      </w:r>
+    </w:p>
+    <w:p>
+      <w:pPr>
+        <w:pStyle w:val="Compact"/>
+        <w:numPr>
+          <w:ilvl w:val="0"/>
+          <w:numId w:val="1005"/>
+        </w:numPr>
+      </w:pPr>
+      <w:r>
+        <w:rPr>
+          <w:rFonts w:hint="eastAsia"/>
+        </w:rPr>
+        <w:t xml:space="preserve">后台线程执行，「当前操作」面板显示阶段/状态/用时（状态点变青）。</w:t>
+      </w:r>
+    </w:p>
+    <w:p>
+      <w:pPr>
+        <w:pStyle w:val="Compact"/>
+        <w:numPr>
+          <w:ilvl w:val="0"/>
+          <w:numId w:val="1005"/>
+        </w:numPr>
+      </w:pPr>
+      <w:r>
+        <w:rPr>
+          <w:rFonts w:hint="eastAsia"/>
+        </w:rPr>
+        <w:t xml:space="preserve">软件尝试配置默认求解资源（尽量用更多</w:t>
+      </w:r>
+      <w:r>
+        <w:t xml:space="preserve"> CPU </w:t>
+      </w:r>
+      <w:r>
+        <w:rPr>
+          <w:rFonts w:hint="eastAsia"/>
+        </w:rPr>
+        <w:t xml:space="preserve">核心），但能否用</w:t>
+      </w:r>
+      <w:r>
+        <w:t xml:space="preserve"> </w:t>
+      </w:r>
+      <w:r>
+        <w:rPr>
+          <w:rFonts w:hint="eastAsia"/>
+        </w:rPr>
+        <w:t xml:space="preserve">GPU、并行到何种程度取决于求解器类型、分析类型与许可证，</w:t>
+      </w:r>
+      <w:r>
+        <w:rPr>
+          <w:rFonts w:hint="eastAsia"/>
+          <w:b/>
+          <w:bCs/>
+        </w:rPr>
+        <w:t xml:space="preserve">最终以</w:t>
+      </w:r>
+      <w:r>
+        <w:rPr>
+          <w:b/>
+          <w:bCs/>
+        </w:rPr>
+        <w:t xml:space="preserve"> Mechanical </w:t>
+      </w:r>
+      <w:r>
+        <w:rPr>
+          <w:rFonts w:hint="eastAsia"/>
+          <w:b/>
+          <w:bCs/>
+        </w:rPr>
+        <w:t xml:space="preserve">实际执行为准</w:t>
+      </w:r>
+      <w:r>
+        <w:t xml:space="preserve">。</w:t>
+      </w:r>
+    </w:p>
+    <w:p>
+      <w:pPr>
+        <w:pStyle w:val="Compact"/>
+        <w:numPr>
+          <w:ilvl w:val="0"/>
+          <w:numId w:val="1005"/>
+        </w:numPr>
+      </w:pPr>
+      <w:r>
+        <w:rPr>
+          <w:rFonts w:hint="eastAsia"/>
+        </w:rPr>
+        <w:t xml:space="preserve">求解失败时日志显示</w:t>
+      </w:r>
+      <w:r>
+        <w:t xml:space="preserve"> Mechanical </w:t>
+      </w:r>
+      <w:r>
+        <w:rPr>
+          <w:rFonts w:hint="eastAsia"/>
+        </w:rPr>
+        <w:t xml:space="preserve">返回的错误（约束不足、接触/材料/网格/载荷问题、结果表达式错误、许可证不足等），状态点变红。</w:t>
+      </w:r>
+      <w:r>
+        <w:rPr>
+          <w:rFonts w:hint="eastAsia"/>
+          <w:b/>
+          <w:bCs/>
+        </w:rPr>
+        <w:t xml:space="preserve">软件不会自动修改物理模型来掩盖错误。</w:t>
+      </w:r>
+    </w:p>
+    <w:p>
+      <w:pPr>
+        <w:pStyle w:val="CaptionedFigure"/>
+      </w:pPr>
+      <w:r>
+        <w:drawing>
+          <wp:inline>
+            <wp:extent cx="5334000" cy="3200399"/>
+            <wp:effectExtent b="0" l="0" r="0" t="0"/>
+            <wp:docPr descr="Mechanical 求解中" title="" id="30" name="Picture"/>
+            <a:graphic>
+              <a:graphicData uri="http://schemas.openxmlformats.org/drawingml/2006/picture">
+                <pic:pic>
+                  <pic:nvPicPr>
+                    <pic:cNvPr descr="images/mechanical_solve_mock.png" id="31" name="Picture"/>
+                    <pic:cNvPicPr>
+                      <a:picLocks noChangeArrowheads="1" noChangeAspect="1"/>
+                    </pic:cNvPicPr>
+                  </pic:nvPicPr>
+                  <pic:blipFill>
+                    <a:blip r:embed="rId29"/>
+                    <a:stretch>
+                      <a:fillRect/>
+                    </a:stretch>
+                  </pic:blipFill>
+                  <pic:spPr bwMode="auto">
+                    <a:xfrm>
+                      <a:off x="0" y="0"/>
+                      <a:ext cx="5334000" cy="3200399"/>
+                    </a:xfrm>
+                    <a:prstGeom prst="rect">
+                      <a:avLst/>
+                    </a:prstGeom>
+                    <a:noFill/>
+                    <a:ln w="9525">
+                      <a:noFill/>
+                      <a:headEnd/>
+                      <a:tailEnd/>
+                    </a:ln>
+                  </pic:spPr>
+                </pic:pic>
+              </a:graphicData>
+            </a:graphic>
+          </wp:inline>
+        </w:drawing>
+      </w:r>
+    </w:p>
+    <w:p>
+      <w:pPr>
+        <w:pStyle w:val="ImageCaption"/>
+      </w:pPr>
+      <w:r>
+        <w:t xml:space="preserve">Mechanical </w:t>
+      </w:r>
+      <w:r>
+        <w:rPr>
+          <w:rFonts w:hint="eastAsia"/>
+        </w:rPr>
+        <w:t xml:space="preserve">求解中</w:t>
+      </w:r>
+    </w:p>
+    <w:bookmarkEnd w:id="32"/>
+    <w:bookmarkStart w:id="36" w:name="读取与导出结果"/>
+    <w:p>
+      <w:pPr>
+        <w:pStyle w:val="Heading3"/>
+      </w:pPr>
+      <w:r>
+        <w:t xml:space="preserve">5.4 </w:t>
+      </w:r>
+      <w:r>
+        <w:rPr>
+          <w:rFonts w:hint="eastAsia"/>
+        </w:rPr>
+        <w:t xml:space="preserve">读取与导出结果</w:t>
+      </w:r>
+    </w:p>
+    <w:p>
+      <w:pPr>
+        <w:pStyle w:val="FirstParagraph"/>
+      </w:pPr>
+      <w:r>
+        <w:rPr>
+          <w:rFonts w:hint="eastAsia"/>
+        </w:rPr>
+        <w:t xml:space="preserve">结果窗口以当前模块为范围，列出求解设置、分析条件与</w:t>
+      </w:r>
+      <w:r>
+        <w:t xml:space="preserve"> Solution </w:t>
+      </w:r>
+      <w:r>
+        <w:rPr>
+          <w:rFonts w:hint="eastAsia"/>
+        </w:rPr>
+        <w:t xml:space="preserve">结果对象，每次选一个结果导出。</w:t>
+      </w:r>
+    </w:p>
+    <w:tbl>
+      <w:tblPr>
+        <w:tblStyle w:val="Table"/>
+        <w:tblW w:type="pct" w:w="5000"/>
+        <w:tblLayout w:type="fixed"/>
+        <w:tblLook w:firstRow="1" w:lastRow="0" w:firstColumn="0" w:lastColumn="0" w:noHBand="0" w:noVBand="0" w:val="0020"/>
+      </w:tblPr>
+      <w:tblGrid>
+        <w:gridCol w:w="3960"/>
+        <w:gridCol w:w="3960"/>
+      </w:tblGrid>
+      <w:tr>
+        <w:trPr>
+          <w:tblHeader w:val="on"/>
+        </w:trPr>
+        <w:tc>
+          <w:tcPr/>
+          <w:p>
+            <w:pPr>
+              <w:pStyle w:val="Compact"/>
+            </w:pPr>
+            <w:r>
+              <w:rPr>
+                <w:rFonts w:hint="eastAsia"/>
+              </w:rPr>
+              <w:t xml:space="preserve">导出</w:t>
+            </w:r>
+          </w:p>
+        </w:tc>
+        <w:tc>
+          <w:tcPr/>
+          <w:p>
+            <w:pPr>
+              <w:pStyle w:val="Compact"/>
+            </w:pPr>
+            <w:r>
+              <w:rPr>
+                <w:rFonts w:hint="eastAsia"/>
+              </w:rPr>
+              <w:t xml:space="preserve">用途</w:t>
+            </w:r>
+          </w:p>
+        </w:tc>
+      </w:tr>
+      <w:tr>
+        <w:tc>
+          <w:tcPr/>
+          <w:p>
+            <w:pPr>
+              <w:pStyle w:val="Compact"/>
+            </w:pPr>
+            <w:r>
+              <w:rPr>
+                <w:rFonts w:hint="eastAsia"/>
+              </w:rPr>
+              <w:t xml:space="preserve">「导出当前</w:t>
+            </w:r>
+            <w:r>
+              <w:t xml:space="preserve"> TXT」</w:t>
+            </w:r>
+          </w:p>
+        </w:tc>
+        <w:tc>
+          <w:tcPr/>
+          <w:p>
+            <w:pPr>
+              <w:pStyle w:val="Compact"/>
+            </w:pPr>
+            <w:r>
+              <w:rPr>
+                <w:rFonts w:hint="eastAsia"/>
+              </w:rPr>
+              <w:t xml:space="preserve">位移/形变/力/应力等，供后续刚体位移/旋转换算</w:t>
+            </w:r>
+          </w:p>
+        </w:tc>
+      </w:tr>
+      <w:tr>
+        <w:tc>
+          <w:tcPr/>
+          <w:p>
+            <w:pPr>
+              <w:pStyle w:val="Compact"/>
+            </w:pPr>
+            <w:r>
+              <w:rPr>
+                <w:rFonts w:hint="eastAsia"/>
+              </w:rPr>
+              <w:t xml:space="preserve">「导出当前图片」</w:t>
+            </w:r>
+          </w:p>
+        </w:tc>
+        <w:tc>
+          <w:tcPr/>
+          <w:p>
+            <w:pPr>
+              <w:pStyle w:val="Compact"/>
+            </w:pPr>
+            <w:r>
+              <w:rPr>
+                <w:rFonts w:hint="eastAsia"/>
+              </w:rPr>
+              <w:t xml:space="preserve">结果云图</w:t>
+            </w:r>
+            <w:r>
+              <w:t xml:space="preserve"> </w:t>
+            </w:r>
+            <w:r>
+              <w:rPr>
+                <w:rFonts w:hint="eastAsia"/>
+              </w:rPr>
+              <w:t xml:space="preserve">PNG，供报告</w:t>
+            </w:r>
+          </w:p>
+        </w:tc>
+      </w:tr>
+      <w:tr>
+        <w:tc>
+          <w:tcPr/>
+          <w:p>
+            <w:pPr>
+              <w:pStyle w:val="Compact"/>
+            </w:pPr>
+            <w:r>
+              <w:rPr>
+                <w:rFonts w:hint="eastAsia"/>
+              </w:rPr>
+              <w:t xml:space="preserve">「按时间/结果集导出」</w:t>
+            </w:r>
+          </w:p>
+        </w:tc>
+        <w:tc>
+          <w:tcPr/>
+          <w:p>
+            <w:pPr>
+              <w:pStyle w:val="Compact"/>
+            </w:pPr>
+            <w:r>
+              <w:rPr>
+                <w:rFonts w:hint="eastAsia"/>
+              </w:rPr>
+              <w:t xml:space="preserve">设开始/结束/间隔，按结果可用的时间集或频率集生成序列</w:t>
+            </w:r>
+          </w:p>
+        </w:tc>
+      </w:tr>
+    </w:tbl>
+    <w:p>
+      <w:pPr>
+        <w:pStyle w:val="BlockText"/>
+      </w:pPr>
+      <w:r>
+        <w:rPr>
+          <w:rFonts w:hint="eastAsia"/>
+        </w:rPr>
+        <w:t xml:space="preserve">导出前软件尽量评估当前结果，避免导出未刷新对象。若结果表达式非法（例如用户自定义结果里的</w:t>
+      </w:r>
+      <w:r>
+        <w:t xml:space="preserve"> </w:t>
+      </w:r>
+      <w:r>
+        <w:rPr>
+          <w:rStyle w:val="VerbatimChar"/>
+        </w:rPr>
+        <w:t xml:space="preserve">UX</w:t>
+      </w:r>
+      <w:r>
+        <w:t xml:space="preserve"> </w:t>
+      </w:r>
+      <w:r>
+        <w:rPr>
+          <w:rFonts w:hint="eastAsia"/>
+        </w:rPr>
+        <w:t xml:space="preserve">不是后处理器能识别的名称），Mechanical</w:t>
+      </w:r>
+      <w:r>
+        <w:t xml:space="preserve"> </w:t>
+      </w:r>
+      <w:r>
+        <w:rPr>
+          <w:rFonts w:hint="eastAsia"/>
+        </w:rPr>
+        <w:t xml:space="preserve">会报错并显示出来。</w:t>
+      </w:r>
+    </w:p>
+    <w:p>
+      <w:pPr>
+        <w:pStyle w:val="BlockText"/>
+      </w:pPr>
+      <w:r>
+        <w:rPr>
+          <w:rFonts w:hint="eastAsia"/>
+          <w:b/>
+          <w:bCs/>
+        </w:rPr>
+        <w:t xml:space="preserve">用于联动的</w:t>
+      </w:r>
+      <w:r>
+        <w:rPr>
+          <w:b/>
+          <w:bCs/>
+        </w:rPr>
+        <w:t xml:space="preserve"> TXT </w:t>
+      </w:r>
+      <w:r>
+        <w:rPr>
+          <w:rFonts w:hint="eastAsia"/>
+          <w:b/>
+          <w:bCs/>
+        </w:rPr>
+        <w:t xml:space="preserve">必须包含节点原始坐标</w:t>
+      </w:r>
+      <w:r>
+        <w:rPr>
+          <w:b/>
+          <w:bCs/>
+        </w:rPr>
+        <w:t xml:space="preserve"> X/Y/Z </w:t>
+      </w:r>
+      <w:r>
+        <w:rPr>
+          <w:rFonts w:hint="eastAsia"/>
+          <w:b/>
+          <w:bCs/>
+        </w:rPr>
+        <w:t xml:space="preserve">和三方向位移</w:t>
+      </w:r>
+      <w:r>
+        <w:rPr>
+          <w:b/>
+          <w:bCs/>
+        </w:rPr>
+        <w:t xml:space="preserve"> UX/UY/UZ</w:t>
+      </w:r>
+      <w:r>
+        <w:rPr>
+          <w:rFonts w:hint="eastAsia"/>
+        </w:rPr>
+        <w:t xml:space="preserve">，否则只能算平移、无法拟合旋转（见</w:t>
+      </w:r>
+      <w:r>
+        <w:t xml:space="preserve"> </w:t>
+      </w:r>
+      <w:r>
+        <w:rPr>
+          <w:rFonts w:hint="eastAsia"/>
+        </w:rPr>
+        <w:t xml:space="preserve">§6）。</w:t>
+      </w:r>
+    </w:p>
+    <w:p>
+      <w:pPr>
+        <w:pStyle w:val="CaptionedFigure"/>
+      </w:pPr>
+      <w:r>
+        <w:drawing>
+          <wp:inline>
+            <wp:extent cx="5334000" cy="3429000"/>
+            <wp:effectExtent b="0" l="0" r="0" t="0"/>
+            <wp:docPr descr="读取结果：列出 Solution 结果对象，选中一个导出为 TXT" title="" id="34" name="Picture"/>
+            <a:graphic>
+              <a:graphicData uri="http://schemas.openxmlformats.org/drawingml/2006/picture">
+                <pic:pic>
+                  <pic:nvPicPr>
+                    <pic:cNvPr descr="images/mechanical_results_dialog.png" id="35" name="Picture"/>
+                    <pic:cNvPicPr>
+                      <a:picLocks noChangeArrowheads="1" noChangeAspect="1"/>
+                    </pic:cNvPicPr>
+                  </pic:nvPicPr>
+                  <pic:blipFill>
+                    <a:blip r:embed="rId33"/>
+                    <a:stretch>
+                      <a:fillRect/>
+                    </a:stretch>
+                  </pic:blipFill>
+                  <pic:spPr bwMode="auto">
+                    <a:xfrm>
+                      <a:off x="0" y="0"/>
+                      <a:ext cx="5334000" cy="3429000"/>
+                    </a:xfrm>
+                    <a:prstGeom prst="rect">
+                      <a:avLst/>
+                    </a:prstGeom>
+                    <a:noFill/>
+                    <a:ln w="9525">
+                      <a:noFill/>
+                      <a:headEnd/>
+                      <a:tailEnd/>
+                    </a:ln>
+                  </pic:spPr>
+                </pic:pic>
+              </a:graphicData>
+            </a:graphic>
+          </wp:inline>
+        </w:drawing>
+      </w:r>
+    </w:p>
+    <w:p>
+      <w:pPr>
+        <w:pStyle w:val="ImageCaption"/>
+      </w:pPr>
+      <w:r>
+        <w:rPr>
+          <w:rFonts w:hint="eastAsia"/>
+        </w:rPr>
+        <w:t xml:space="preserve">读取结果：列出</w:t>
+      </w:r>
+      <w:r>
+        <w:t xml:space="preserve"> Solution </w:t>
+      </w:r>
+      <w:r>
+        <w:rPr>
+          <w:rFonts w:hint="eastAsia"/>
+        </w:rPr>
+        <w:t xml:space="preserve">结果对象，选中一个导出为</w:t>
+      </w:r>
+      <w:r>
+        <w:t xml:space="preserve"> TXT</w:t>
+      </w:r>
+    </w:p>
+    <w:p>
+      <w:r>
+        <w:pict>
+          <v:rect style="width:0;height:1.5pt" o:hralign="center" o:hrstd="t" o:hr="t"/>
+        </w:pict>
+      </w:r>
+    </w:p>
+    <w:bookmarkEnd w:id="36"/>
+    <w:bookmarkEnd w:id="37"/>
+    <w:bookmarkStart w:id="38" w:name="节点位移到镜片刚体位移旋转"/>
+    <w:p>
+      <w:pPr>
+        <w:pStyle w:val="Heading2"/>
+      </w:pPr>
+      <w:r>
+        <w:t xml:space="preserve">6. </w:t>
+      </w:r>
+      <w:r>
+        <w:rPr>
+          <w:rFonts w:hint="eastAsia"/>
+        </w:rPr>
+        <w:t xml:space="preserve">节点位移到镜片刚体位移/旋转</w:t>
+      </w:r>
+    </w:p>
+    <w:p>
+      <w:pPr>
+        <w:pStyle w:val="FirstParagraph"/>
+      </w:pPr>
+      <w:r>
+        <w:t xml:space="preserve">Mechanical </w:t>
+      </w:r>
+      <w:r>
+        <w:rPr>
+          <w:rFonts w:hint="eastAsia"/>
+        </w:rPr>
+        <w:t xml:space="preserve">给出</w:t>
+      </w:r>
+      <w:r>
+        <w:rPr>
+          <w:rFonts w:hint="eastAsia"/>
+          <w:b/>
+          <w:bCs/>
+        </w:rPr>
+        <w:t xml:space="preserve">节点级位移</w:t>
+      </w:r>
+      <w:r>
+        <w:rPr>
+          <w:rFonts w:hint="eastAsia"/>
+        </w:rPr>
+        <w:t xml:space="preserve">，Zemax</w:t>
+      </w:r>
+      <w:r>
+        <w:t xml:space="preserve"> </w:t>
+      </w:r>
+      <w:r>
+        <w:rPr>
+          <w:rFonts w:hint="eastAsia"/>
+        </w:rPr>
+        <w:t xml:space="preserve">非序列对象需要的是元件的</w:t>
+      </w:r>
+      <w:r>
+        <w:rPr>
+          <w:rFonts w:hint="eastAsia"/>
+          <w:b/>
+          <w:bCs/>
+        </w:rPr>
+        <w:t xml:space="preserve">整体刚体位移/旋转</w:t>
+      </w:r>
+      <w:r>
+        <w:rPr>
+          <w:rFonts w:hint="eastAsia"/>
+        </w:rPr>
+        <w:t xml:space="preserve">——横向偏心（decenter）、沿光轴离焦（despace）与倾斜（tilt）。软件把某镜片对应的一组节点当作刚体点云做配准：</w:t>
+      </w:r>
+    </w:p>
+    <w:p>
+      <w:pPr>
+        <w:pStyle w:val="Compact"/>
+        <w:numPr>
+          <w:ilvl w:val="0"/>
+          <w:numId w:val="1006"/>
+        </w:numPr>
+      </w:pPr>
+      <w:r>
+        <w:rPr>
+          <w:rFonts w:hint="eastAsia"/>
+          <w:b/>
+          <w:bCs/>
+        </w:rPr>
+        <w:t xml:space="preserve">整体平移</w:t>
+      </w:r>
+      <w:r>
+        <w:rPr>
+          <w:rFonts w:hint="eastAsia"/>
+        </w:rPr>
+        <w:t xml:space="preserve">取所有节点位移的（加权）均值（质心位移）：横向分量即偏心、沿光轴分量即离焦。</w:t>
+      </w:r>
+    </w:p>
+    <w:p>
+      <w:pPr>
+        <w:pStyle w:val="Compact"/>
+        <w:numPr>
+          <w:ilvl w:val="0"/>
+          <w:numId w:val="1006"/>
+        </w:numPr>
+      </w:pPr>
+      <w:r>
+        <w:rPr>
+          <w:rFonts w:hint="eastAsia"/>
+          <w:b/>
+          <w:bCs/>
+        </w:rPr>
+        <w:t xml:space="preserve">整体旋转</w:t>
+      </w:r>
+      <w:r>
+        <w:rPr>
+          <w:rFonts w:hint="eastAsia"/>
+        </w:rPr>
+        <w:t xml:space="preserve">默认用</w:t>
+      </w:r>
+      <w:r>
+        <w:t xml:space="preserve"> </w:t>
+      </w:r>
+      <w:r>
+        <w:rPr>
+          <w:b/>
+          <w:bCs/>
+        </w:rPr>
+        <w:t xml:space="preserve">SVD/Kabsch </w:t>
+      </w:r>
+      <w:r>
+        <w:rPr>
+          <w:rFonts w:hint="eastAsia"/>
+          <w:b/>
+          <w:bCs/>
+        </w:rPr>
+        <w:t xml:space="preserve">严格刚体配准</w:t>
+      </w:r>
+      <w:r>
+        <w:rPr>
+          <w:rFonts w:hint="eastAsia"/>
+        </w:rPr>
+        <w:t xml:space="preserve">：构造相关矩阵</w:t>
+      </w:r>
+      <w:r>
+        <w:t xml:space="preserve"> </w:t>
+      </w:r>
+      <w:r>
+        <w:rPr>
+          <w:rStyle w:val="VerbatimChar"/>
+        </w:rPr>
+        <w:t xml:space="preserve">H = Σ Pᵢ Qᵢᵀ</w:t>
+      </w:r>
+      <w:r>
+        <w:rPr>
+          <w:rFonts w:hint="eastAsia"/>
+        </w:rPr>
+        <w:t xml:space="preserve">（P/Q</w:t>
+      </w:r>
+      <w:r>
+        <w:t xml:space="preserve"> </w:t>
+      </w:r>
+      <w:r>
+        <w:rPr>
+          <w:rFonts w:hint="eastAsia"/>
+        </w:rPr>
+        <w:t xml:space="preserve">为去质心的变形前/后坐标），SVD</w:t>
+      </w:r>
+      <w:r>
+        <w:t xml:space="preserve"> </w:t>
+      </w:r>
+      <w:r>
+        <w:rPr>
+          <w:rFonts w:hint="eastAsia"/>
+        </w:rPr>
+        <w:t xml:space="preserve">后</w:t>
+      </w:r>
+      <w:r>
+        <w:t xml:space="preserve"> </w:t>
+      </w:r>
+      <w:r>
+        <w:rPr>
+          <w:rStyle w:val="VerbatimChar"/>
+        </w:rPr>
+        <w:t xml:space="preserve">R = V·diag(1,1,det(VUᵀ))·Uᵀ</w:t>
+      </w:r>
+      <w:r>
+        <w:rPr>
+          <w:rFonts w:hint="eastAsia"/>
+        </w:rPr>
+        <w:t xml:space="preserve">，</w:t>
+      </w:r>
+      <w:r>
+        <w:rPr>
+          <w:rStyle w:val="VerbatimChar"/>
+        </w:rPr>
+        <w:t xml:space="preserve">det</w:t>
+      </w:r>
+      <w:r>
+        <w:t xml:space="preserve"> </w:t>
+      </w:r>
+      <w:r>
+        <w:rPr>
+          <w:rFonts w:hint="eastAsia"/>
+        </w:rPr>
+        <w:t xml:space="preserve">项为反射保护以保证</w:t>
+      </w:r>
+      <w:r>
+        <w:t xml:space="preserve"> R </w:t>
+      </w:r>
+      <w:r>
+        <w:rPr>
+          <w:rFonts w:hint="eastAsia"/>
+        </w:rPr>
+        <w:t xml:space="preserve">为正交旋转（det=+1），再经矩阵对数/轴角映射转为旋转向量</w:t>
+      </w:r>
+      <w:r>
+        <w:t xml:space="preserve"> </w:t>
+      </w:r>
+      <w:r>
+        <w:rPr>
+          <w:rFonts w:hint="eastAsia"/>
+        </w:rPr>
+        <w:t xml:space="preserve">Rx/Ry/Rz（deg）。对任意大小转角都精确；仅在</w:t>
+      </w:r>
+      <w:r>
+        <w:t xml:space="preserve"> numpy </w:t>
+      </w:r>
+      <w:r>
+        <w:rPr>
+          <w:rFonts w:hint="eastAsia"/>
+        </w:rPr>
+        <w:t xml:space="preserve">不可用或有效节点过少时回退线性化小角度解。</w:t>
+      </w:r>
+    </w:p>
+    <w:p>
+      <w:pPr>
+        <w:pStyle w:val="Compact"/>
+        <w:numPr>
+          <w:ilvl w:val="0"/>
+          <w:numId w:val="1006"/>
+        </w:numPr>
+      </w:pPr>
+      <w:r>
+        <w:rPr>
+          <w:rFonts w:hint="eastAsia"/>
+          <w:b/>
+          <w:bCs/>
+        </w:rPr>
+        <w:t xml:space="preserve">面形残差</w:t>
+      </w:r>
+      <w:r>
+        <w:rPr>
+          <w:b/>
+          <w:bCs/>
+        </w:rPr>
+        <w:t xml:space="preserve"> RMS</w:t>
+      </w:r>
+      <w:r>
+        <w:rPr>
+          <w:rFonts w:hint="eastAsia"/>
+        </w:rPr>
+        <w:t xml:space="preserve">：去除最佳刚体平移+旋转后各节点剩余位移的</w:t>
+      </w:r>
+      <w:r>
+        <w:t xml:space="preserve"> </w:t>
+      </w:r>
+      <w:r>
+        <w:rPr>
+          <w:rFonts w:hint="eastAsia"/>
+        </w:rPr>
+        <w:t xml:space="preserve">RMS，表征该镜片偏离纯刚体的程度。残差与刚体位移同量级时，说明面形畸变显著、单一刚体位移/旋转不足以描述真实变形——此时应考虑面形传递（grid</w:t>
+      </w:r>
+      <w:r>
+        <w:t xml:space="preserve"> sag / Zernike / </w:t>
+      </w:r>
+      <w:r>
+        <w:rPr>
+          <w:rFonts w:hint="eastAsia"/>
+        </w:rPr>
+        <w:t xml:space="preserve">STAR，当前版本不含）。</w:t>
+      </w:r>
+    </w:p>
+    <w:p>
+      <w:pPr>
+        <w:pStyle w:val="FirstParagraph"/>
+      </w:pPr>
+      <w:r>
+        <w:rPr>
+          <w:rFonts w:hint="eastAsia"/>
+        </w:rPr>
+        <w:t xml:space="preserve">每镜片输出一条记录：</w:t>
+      </w:r>
+      <w:r>
+        <w:rPr>
+          <w:rStyle w:val="VerbatimChar"/>
+          <w:rFonts w:hint="eastAsia"/>
+        </w:rPr>
+        <w:t xml:space="preserve">名称、X、Y、Z(m)、Rx、Ry、Rz(deg)、面形残差RMS、节点数、来源文件</w:t>
+      </w:r>
+      <w:r>
+        <w:rPr>
+          <w:rFonts w:hint="eastAsia"/>
+        </w:rPr>
+        <w:t xml:space="preserve">，保存为</w:t>
+      </w:r>
+      <w:r>
+        <w:t xml:space="preserve"> </w:t>
+      </w:r>
+      <w:r>
+        <w:rPr>
+          <w:rStyle w:val="VerbatimChar"/>
+        </w:rPr>
+        <w:t xml:space="preserve">lens_pose_latest.csv</w:t>
+      </w:r>
+      <w:r>
+        <w:t xml:space="preserve"> </w:t>
+      </w:r>
+      <w:r>
+        <w:t xml:space="preserve">/</w:t>
+      </w:r>
+      <w:r>
+        <w:t xml:space="preserve"> </w:t>
+      </w:r>
+      <w:r>
+        <w:rPr>
+          <w:rStyle w:val="VerbatimChar"/>
+        </w:rPr>
+        <w:t xml:space="preserve">lens_pose_time_series.csv</w:t>
+      </w:r>
+      <w:r>
+        <w:t xml:space="preserve"> </w:t>
+      </w:r>
+      <w:r>
+        <w:t xml:space="preserve">/ JSON </w:t>
+      </w:r>
+      <w:r>
+        <w:rPr>
+          <w:rFonts w:hint="eastAsia"/>
+        </w:rPr>
+        <w:t xml:space="preserve">与计算日志。完整推导见</w:t>
+      </w:r>
+      <w:r>
+        <w:t xml:space="preserve"> </w:t>
+      </w:r>
+      <w:r>
+        <w:rPr>
+          <w:rStyle w:val="VerbatimChar"/>
+          <w:rFonts w:hint="eastAsia"/>
+        </w:rPr>
+        <w:t xml:space="preserve">docs/节点位移计算整体位移和旋转_理论公式.md</w:t>
+      </w:r>
+      <w:r>
+        <w:t xml:space="preserve">。</w:t>
+      </w:r>
+    </w:p>
+    <w:p>
+      <w:pPr>
+        <w:pStyle w:val="BodyText"/>
+      </w:pPr>
+      <w:r>
+        <w:rPr>
+          <w:rFonts w:hint="eastAsia"/>
+          <w:b/>
+          <w:bCs/>
+        </w:rPr>
+        <w:t xml:space="preserve">对导出数据的硬性要求</w:t>
+      </w:r>
+      <w:r>
+        <w:rPr>
+          <w:rFonts w:hint="eastAsia"/>
+        </w:rPr>
+        <w:t xml:space="preserve">：①</w:t>
+      </w:r>
+      <w:r>
+        <w:t xml:space="preserve"> Mechanical </w:t>
+      </w:r>
+      <w:r>
+        <w:rPr>
+          <w:rFonts w:hint="eastAsia"/>
+        </w:rPr>
+        <w:t xml:space="preserve">坐标系、位移与</w:t>
+      </w:r>
+      <w:r>
+        <w:t xml:space="preserve"> Zemax </w:t>
+      </w:r>
+      <w:r>
+        <w:rPr>
+          <w:rFonts w:hint="eastAsia"/>
+        </w:rPr>
+        <w:t xml:space="preserve">对象位置同一坐标系；②</w:t>
+      </w:r>
+      <w:r>
+        <w:t xml:space="preserve"> </w:t>
+      </w:r>
+      <w:r>
+        <w:rPr>
+          <w:rFonts w:hint="eastAsia"/>
+        </w:rPr>
+        <w:t xml:space="preserve">单位一致或正确换算（内部按</w:t>
+      </w:r>
+      <w:r>
+        <w:t xml:space="preserve"> m/deg </w:t>
+      </w:r>
+      <w:r>
+        <w:rPr>
+          <w:rFonts w:hint="eastAsia"/>
+        </w:rPr>
+        <w:t xml:space="preserve">记录，写入时按</w:t>
+      </w:r>
+      <w:r>
+        <w:t xml:space="preserve"> Zemax </w:t>
+      </w:r>
+      <w:r>
+        <w:rPr>
+          <w:rFonts w:hint="eastAsia"/>
+        </w:rPr>
+        <w:t xml:space="preserve">当前单位换算）；③</w:t>
+      </w:r>
+      <w:r>
+        <w:t xml:space="preserve"> </w:t>
+      </w:r>
+      <w:r>
+        <w:rPr>
+          <w:rFonts w:hint="eastAsia"/>
+        </w:rPr>
+        <w:t xml:space="preserve">必须三方向位移</w:t>
+      </w:r>
+      <w:r>
+        <w:t xml:space="preserve"> + </w:t>
+      </w:r>
+      <w:r>
+        <w:rPr>
+          <w:rFonts w:hint="eastAsia"/>
+        </w:rPr>
+        <w:t xml:space="preserve">节点坐标齐全，单方向无法唯一确定三维旋转。</w:t>
+      </w:r>
+    </w:p>
+    <w:p>
+      <w:r>
+        <w:pict>
+          <v:rect style="width:0;height:1.5pt" o:hralign="center" o:hrstd="t" o:hr="t"/>
+        </w:pict>
+      </w:r>
+    </w:p>
+    <w:bookmarkEnd w:id="38"/>
+    <w:bookmarkStart w:id="45" w:name="zemax-端导入与追迹两步流程"/>
+    <w:p>
+      <w:pPr>
+        <w:pStyle w:val="Heading2"/>
+      </w:pPr>
+      <w:r>
+        <w:t xml:space="preserve">7. Zemax </w:t>
+      </w:r>
+      <w:r>
+        <w:rPr>
+          <w:rFonts w:hint="eastAsia"/>
+        </w:rPr>
+        <w:t xml:space="preserve">端：导入与追迹（两步流程）</w:t>
+      </w:r>
+    </w:p>
+    <w:p>
+      <w:pPr>
+        <w:pStyle w:val="FirstParagraph"/>
+      </w:pPr>
+      <w:r>
+        <w:t xml:space="preserve">Zemax </w:t>
+      </w:r>
+      <w:r>
+        <w:rPr>
+          <w:rFonts w:hint="eastAsia"/>
+        </w:rPr>
+        <w:t xml:space="preserve">页用于选择</w:t>
+      </w:r>
+      <w:r>
+        <w:t xml:space="preserve"> </w:t>
+      </w:r>
+      <w:r>
+        <w:rPr>
+          <w:rStyle w:val="VerbatimChar"/>
+        </w:rPr>
+        <w:t xml:space="preserve">.zmx</w:t>
+      </w:r>
+      <w:r>
+        <w:t xml:space="preserve"> </w:t>
+      </w:r>
+      <w:r>
+        <w:rPr>
+          <w:rFonts w:hint="eastAsia"/>
+        </w:rPr>
+        <w:t xml:space="preserve">工程并做非序列相关操作。当前版本不主动打开</w:t>
+      </w:r>
+      <w:r>
+        <w:t xml:space="preserve"> OpticStudio </w:t>
+      </w:r>
+      <w:r>
+        <w:rPr>
+          <w:rFonts w:hint="eastAsia"/>
+        </w:rPr>
+        <w:t xml:space="preserve">GUI，全程后台</w:t>
+      </w:r>
+      <w:r>
+        <w:t xml:space="preserve"> </w:t>
+      </w:r>
+      <w:r>
+        <w:rPr>
+          <w:rFonts w:hint="eastAsia"/>
+        </w:rPr>
+        <w:t xml:space="preserve">ZOS-API，避免「看到的窗口</w:t>
+      </w:r>
+      <w:r>
+        <w:t xml:space="preserve"> ≠ </w:t>
+      </w:r>
+      <w:r>
+        <w:rPr>
+          <w:rFonts w:hint="eastAsia"/>
+        </w:rPr>
+        <w:t xml:space="preserve">后台会话对象」的不一致。关闭</w:t>
+      </w:r>
+      <w:r>
+        <w:t xml:space="preserve"> Zemax </w:t>
+      </w:r>
+      <w:r>
+        <w:rPr>
+          <w:rFonts w:hint="eastAsia"/>
+        </w:rPr>
+        <w:t xml:space="preserve">时可选择保存或不保存后台会话中的修改。</w:t>
+      </w:r>
+    </w:p>
+    <w:p>
+      <w:pPr>
+        <w:pStyle w:val="CaptionedFigure"/>
+      </w:pPr>
+      <w:r>
+        <w:drawing>
+          <wp:inline>
+            <wp:extent cx="5334000" cy="3557367"/>
+            <wp:effectExtent b="0" l="0" r="0" t="0"/>
+            <wp:docPr descr="Zemax 页面" title="" id="40" name="Picture"/>
+            <a:graphic>
+              <a:graphicData uri="http://schemas.openxmlformats.org/drawingml/2006/picture">
+                <pic:pic>
+                  <pic:nvPicPr>
+                    <pic:cNvPr descr="images/zemax_main_mock.png" id="41" name="Picture"/>
+                    <pic:cNvPicPr>
+                      <a:picLocks noChangeArrowheads="1" noChangeAspect="1"/>
+                    </pic:cNvPicPr>
+                  </pic:nvPicPr>
+                  <pic:blipFill>
+                    <a:blip r:embed="rId39"/>
                     <a:stretch>
                       <a:fillRect/>
                     </a:stretch>
@@ -2345,13 +5368,13 @@
         <w:pStyle w:val="ImageCaption"/>
       </w:pPr>
       <w:r>
-        <w:t xml:space="preserve">Mechanical </w:t>
-      </w:r>
-      <w:r>
-        <w:rPr>
-          <w:rFonts w:hint="eastAsia"/>
-        </w:rPr>
-        <w:t xml:space="preserve">主界面</w:t>
+        <w:t xml:space="preserve">Zemax </w:t>
+      </w:r>
+      <w:r>
+        <w:rPr>
+          <w:rFonts w:hint="eastAsia"/>
+        </w:rPr>
+        <w:t xml:space="preserve">页面</w:t>
       </w:r>
     </w:p>
     <w:p>
@@ -2361,535 +5384,36 @@
       <w:r>
         <w:rPr>
           <w:rFonts w:hint="eastAsia"/>
-          <w:b/>
-          <w:bCs/>
-        </w:rPr>
-        <w:t xml:space="preserve">左侧「控制中心」侧栏</w:t>
-      </w:r>
-      <w:r>
-        <w:rPr>
-          <w:rFonts w:hint="eastAsia"/>
-        </w:rPr>
-        <w:t xml:space="preserve">：上方在</w:t>
-      </w:r>
-      <w:r>
-        <w:t xml:space="preserve"> Mechanical </w:t>
-      </w:r>
-      <w:r>
-        <w:rPr>
-          <w:rFonts w:hint="eastAsia"/>
-        </w:rPr>
-        <w:t xml:space="preserve">页与</w:t>
-      </w:r>
-      <w:r>
-        <w:t xml:space="preserve"> Zemax </w:t>
-      </w:r>
-      <w:r>
-        <w:rPr>
-          <w:rFonts w:hint="eastAsia"/>
-        </w:rPr>
-        <w:t xml:space="preserve">页之间切换，底部集成「当前操作」状态面板。</w:t>
-      </w:r>
-    </w:p>
-    <w:p>
-      <w:pPr>
-        <w:pStyle w:val="BodyText"/>
-      </w:pPr>
-      <w:r>
-        <w:rPr>
-          <w:rFonts w:hint="eastAsia"/>
-          <w:b/>
-          <w:bCs/>
-        </w:rPr>
-        <w:t xml:space="preserve">「当前操作」面板</w:t>
-      </w:r>
-      <w:r>
-        <w:rPr>
-          <w:rFonts w:hint="eastAsia"/>
-        </w:rPr>
-        <w:t xml:space="preserve">用一个状态点直观显示状态，并分行显示阶段/状态/用时：</w:t>
-      </w:r>
-    </w:p>
-    <w:tbl>
-      <w:tblPr>
-        <w:tblStyle w:val="Table"/>
-        <w:tblW w:type="auto" w:w="0"/>
-        <w:tblLook w:firstRow="1" w:lastRow="0" w:firstColumn="0" w:lastColumn="0" w:noHBand="0" w:noVBand="0" w:val="0020"/>
-      </w:tblPr>
-      <w:tblGrid>
-        <w:gridCol w:w="3960"/>
-        <w:gridCol w:w="3960"/>
-      </w:tblGrid>
-      <w:tr>
-        <w:trPr>
-          <w:tblHeader w:val="on"/>
-        </w:trPr>
-        <w:tc>
-          <w:tcPr/>
-          <w:p>
-            <w:pPr>
-              <w:pStyle w:val="Compact"/>
-            </w:pPr>
-            <w:r>
-              <w:rPr>
-                <w:rFonts w:hint="eastAsia"/>
-              </w:rPr>
-              <w:t xml:space="preserve">状态点颜色</w:t>
-            </w:r>
-          </w:p>
-        </w:tc>
-        <w:tc>
-          <w:tcPr/>
-          <w:p>
-            <w:pPr>
-              <w:pStyle w:val="Compact"/>
-            </w:pPr>
-            <w:r>
-              <w:rPr>
-                <w:rFonts w:hint="eastAsia"/>
-              </w:rPr>
-              <w:t xml:space="preserve">含义</w:t>
-            </w:r>
-          </w:p>
-        </w:tc>
-      </w:tr>
-      <w:tr>
-        <w:tc>
-          <w:tcPr/>
-          <w:p>
-            <w:pPr>
-              <w:pStyle w:val="Compact"/>
-            </w:pPr>
-            <w:r>
-              <w:rPr>
-                <w:rFonts w:hint="eastAsia"/>
-              </w:rPr>
-              <w:t xml:space="preserve">灰</w:t>
-            </w:r>
-          </w:p>
-        </w:tc>
-        <w:tc>
-          <w:tcPr/>
-          <w:p>
-            <w:pPr>
-              <w:pStyle w:val="Compact"/>
-            </w:pPr>
-            <w:r>
-              <w:rPr>
-                <w:rFonts w:hint="eastAsia"/>
-              </w:rPr>
-              <w:t xml:space="preserve">空闲</w:t>
-            </w:r>
-          </w:p>
-        </w:tc>
-      </w:tr>
-      <w:tr>
-        <w:tc>
-          <w:tcPr/>
-          <w:p>
-            <w:pPr>
-              <w:pStyle w:val="Compact"/>
-            </w:pPr>
-            <w:r>
-              <w:rPr>
-                <w:rFonts w:hint="eastAsia"/>
-              </w:rPr>
-              <w:t xml:space="preserve">青</w:t>
-            </w:r>
-          </w:p>
-        </w:tc>
-        <w:tc>
-          <w:tcPr/>
-          <w:p>
-            <w:pPr>
-              <w:pStyle w:val="Compact"/>
-            </w:pPr>
-            <w:r>
-              <w:rPr>
-                <w:rFonts w:hint="eastAsia"/>
-              </w:rPr>
-              <w:t xml:space="preserve">运行中</w:t>
-            </w:r>
-          </w:p>
-        </w:tc>
-      </w:tr>
-      <w:tr>
-        <w:tc>
-          <w:tcPr/>
-          <w:p>
-            <w:pPr>
-              <w:pStyle w:val="Compact"/>
-            </w:pPr>
-            <w:r>
-              <w:rPr>
-                <w:rFonts w:hint="eastAsia"/>
-              </w:rPr>
-              <w:t xml:space="preserve">绿</w:t>
-            </w:r>
-          </w:p>
-        </w:tc>
-        <w:tc>
-          <w:tcPr/>
-          <w:p>
-            <w:pPr>
-              <w:pStyle w:val="Compact"/>
-            </w:pPr>
-            <w:r>
-              <w:rPr>
-                <w:rFonts w:hint="eastAsia"/>
-              </w:rPr>
-              <w:t xml:space="preserve">完成</w:t>
-            </w:r>
-          </w:p>
-        </w:tc>
-      </w:tr>
-      <w:tr>
-        <w:tc>
-          <w:tcPr/>
-          <w:p>
-            <w:pPr>
-              <w:pStyle w:val="Compact"/>
-            </w:pPr>
-            <w:r>
-              <w:rPr>
-                <w:rFonts w:hint="eastAsia"/>
-              </w:rPr>
-              <w:t xml:space="preserve">红</w:t>
-            </w:r>
-          </w:p>
-        </w:tc>
-        <w:tc>
-          <w:tcPr/>
-          <w:p>
-            <w:pPr>
-              <w:pStyle w:val="Compact"/>
-            </w:pPr>
-            <w:r>
-              <w:rPr>
-                <w:rFonts w:hint="eastAsia"/>
-              </w:rPr>
-              <w:t xml:space="preserve">失败</w:t>
-            </w:r>
-          </w:p>
-        </w:tc>
-      </w:tr>
-    </w:tbl>
-    <w:p/>
-    <w:tbl>
-      <w:tblPr>
-        <w:tblStyle w:val="Table"/>
-        <w:tblW w:type="auto" w:w="0"/>
-        <w:tblLook w:firstRow="1" w:lastRow="0" w:firstColumn="0" w:lastColumn="0" w:noHBand="0" w:noVBand="0" w:val="0020"/>
-      </w:tblPr>
-      <w:tblGrid>
-        <w:gridCol w:w="3960"/>
-        <w:gridCol w:w="3960"/>
-      </w:tblGrid>
-      <w:tr>
-        <w:trPr>
-          <w:tblHeader w:val="on"/>
-        </w:trPr>
-        <w:tc>
-          <w:tcPr/>
-          <w:p>
-            <w:pPr>
-              <w:pStyle w:val="Compact"/>
-            </w:pPr>
-            <w:r>
-              <w:rPr>
-                <w:rFonts w:hint="eastAsia"/>
-              </w:rPr>
-              <w:t xml:space="preserve">字段</w:t>
-            </w:r>
-          </w:p>
-        </w:tc>
-        <w:tc>
-          <w:tcPr/>
-          <w:p>
-            <w:pPr>
-              <w:pStyle w:val="Compact"/>
-            </w:pPr>
-            <w:r>
-              <w:rPr>
-                <w:rFonts w:hint="eastAsia"/>
-              </w:rPr>
-              <w:t xml:space="preserve">含义</w:t>
-            </w:r>
-          </w:p>
-        </w:tc>
-      </w:tr>
-      <w:tr>
-        <w:tc>
-          <w:tcPr/>
-          <w:p>
-            <w:pPr>
-              <w:pStyle w:val="Compact"/>
-            </w:pPr>
-            <w:r>
-              <w:rPr>
-                <w:rFonts w:hint="eastAsia"/>
-              </w:rPr>
-              <w:t xml:space="preserve">阶段</w:t>
-            </w:r>
-          </w:p>
-        </w:tc>
-        <w:tc>
-          <w:tcPr/>
-          <w:p>
-            <w:pPr>
-              <w:pStyle w:val="Compact"/>
-            </w:pPr>
-            <w:r>
-              <w:rPr>
-                <w:rFonts w:hint="eastAsia"/>
-              </w:rPr>
-              <w:t xml:space="preserve">当前任务属于</w:t>
-            </w:r>
-            <w:r>
-              <w:t xml:space="preserve"> </w:t>
-            </w:r>
-            <w:r>
-              <w:rPr>
-                <w:rFonts w:hint="eastAsia"/>
-              </w:rPr>
-              <w:t xml:space="preserve">读取</w:t>
-            </w:r>
-            <w:r>
-              <w:t xml:space="preserve"> / </w:t>
-            </w:r>
-            <w:r>
-              <w:rPr>
-                <w:rFonts w:hint="eastAsia"/>
-              </w:rPr>
-              <w:t xml:space="preserve">求解</w:t>
-            </w:r>
-            <w:r>
-              <w:t xml:space="preserve"> / </w:t>
-            </w:r>
-            <w:r>
-              <w:rPr>
-                <w:rFonts w:hint="eastAsia"/>
-              </w:rPr>
-              <w:t xml:space="preserve">导出</w:t>
-            </w:r>
-            <w:r>
-              <w:t xml:space="preserve"> / </w:t>
-            </w:r>
-            <w:r>
-              <w:rPr>
-                <w:rFonts w:hint="eastAsia"/>
-              </w:rPr>
-              <w:t xml:space="preserve">关闭</w:t>
-            </w:r>
-            <w:r>
-              <w:t xml:space="preserve"> / Zemax </w:t>
-            </w:r>
-            <w:r>
-              <w:rPr>
-                <w:rFonts w:hint="eastAsia"/>
-              </w:rPr>
-              <w:t xml:space="preserve">追迹</w:t>
-            </w:r>
-            <w:r>
-              <w:t xml:space="preserve"> </w:t>
-            </w:r>
-            <w:r>
-              <w:rPr>
-                <w:rFonts w:hint="eastAsia"/>
-              </w:rPr>
-              <w:t xml:space="preserve">等</w:t>
-            </w:r>
-          </w:p>
-        </w:tc>
-      </w:tr>
-      <w:tr>
-        <w:tc>
-          <w:tcPr/>
-          <w:p>
-            <w:pPr>
-              <w:pStyle w:val="Compact"/>
-            </w:pPr>
-            <w:r>
-              <w:rPr>
-                <w:rFonts w:hint="eastAsia"/>
-              </w:rPr>
-              <w:t xml:space="preserve">状态</w:t>
-            </w:r>
-          </w:p>
-        </w:tc>
-        <w:tc>
-          <w:tcPr/>
-          <w:p>
-            <w:pPr>
-              <w:pStyle w:val="Compact"/>
-            </w:pPr>
-            <w:r>
-              <w:rPr>
-                <w:rFonts w:hint="eastAsia"/>
-              </w:rPr>
-              <w:t xml:space="preserve">当前模块、求解状态、Mechanical/Zemax</w:t>
-            </w:r>
-            <w:r>
-              <w:t xml:space="preserve"> </w:t>
-            </w:r>
-            <w:r>
-              <w:rPr>
-                <w:rFonts w:hint="eastAsia"/>
-              </w:rPr>
-              <w:t xml:space="preserve">返回信息</w:t>
-            </w:r>
-          </w:p>
-        </w:tc>
-      </w:tr>
-      <w:tr>
-        <w:tc>
-          <w:tcPr/>
-          <w:p>
-            <w:pPr>
-              <w:pStyle w:val="Compact"/>
-            </w:pPr>
-            <w:r>
-              <w:rPr>
-                <w:rFonts w:hint="eastAsia"/>
-              </w:rPr>
-              <w:t xml:space="preserve">用时</w:t>
-            </w:r>
-          </w:p>
-        </w:tc>
-        <w:tc>
-          <w:tcPr/>
-          <w:p>
-            <w:pPr>
-              <w:pStyle w:val="Compact"/>
-            </w:pPr>
-            <w:r>
-              <w:rPr>
-                <w:rFonts w:hint="eastAsia"/>
-              </w:rPr>
-              <w:t xml:space="preserve">从任务开始持续计时，用于判断长任务是否仍在运行</w:t>
-            </w:r>
-          </w:p>
-        </w:tc>
-      </w:tr>
-    </w:tbl>
-    <w:p>
-      <w:pPr>
-        <w:pStyle w:val="BodyText"/>
-      </w:pPr>
-      <w:r>
-        <w:rPr>
-          <w:rFonts w:hint="eastAsia"/>
-          <w:b/>
-          <w:bCs/>
-        </w:rPr>
-        <w:t xml:space="preserve">环境状态区</w:t>
-      </w:r>
-      <w:r>
-        <w:rPr>
-          <w:rFonts w:hint="eastAsia"/>
-        </w:rPr>
-        <w:t xml:space="preserve">（Mechanical</w:t>
-      </w:r>
-      <w:r>
-        <w:t xml:space="preserve"> </w:t>
-      </w:r>
-      <w:r>
-        <w:rPr>
-          <w:rFonts w:hint="eastAsia"/>
-        </w:rPr>
-        <w:t xml:space="preserve">页顶部）：单行三列显示当前工程、Zemax</w:t>
-      </w:r>
-      <w:r>
-        <w:t xml:space="preserve"> </w:t>
-      </w:r>
-      <w:r>
-        <w:rPr>
-          <w:rFonts w:hint="eastAsia"/>
-        </w:rPr>
-        <w:t xml:space="preserve">工程、RunWB2、Mechanical、OpticStudio、PyMechanical、pythonnet、PySide6</w:t>
-      </w:r>
-      <w:r>
-        <w:t xml:space="preserve"> </w:t>
-      </w:r>
-      <w:r>
-        <w:rPr>
-          <w:rFonts w:hint="eastAsia"/>
-        </w:rPr>
-        <w:t xml:space="preserve">是否可用，路径过长中间省略、悬停看全，点「刷新状态」重新检测。</w:t>
-      </w:r>
-    </w:p>
-    <w:p>
-      <w:pPr>
-        <w:pStyle w:val="BodyText"/>
-      </w:pPr>
-      <w:r>
-        <w:rPr>
-          <w:rFonts w:hint="eastAsia"/>
-          <w:b/>
-          <w:bCs/>
-        </w:rPr>
-        <w:t xml:space="preserve">底部日志窗口</w:t>
-      </w:r>
-      <w:r>
-        <w:rPr>
-          <w:rFonts w:hint="eastAsia"/>
-        </w:rPr>
-        <w:t xml:space="preserve">：记录用户点击、后台任务启动、读取模块数量、求解状态、导出路径、错误信息等，并同时</w:t>
-      </w:r>
-      <w:r>
-        <w:rPr>
-          <w:rFonts w:hint="eastAsia"/>
-          <w:b/>
-          <w:bCs/>
-        </w:rPr>
-        <w:t xml:space="preserve">按天写入磁盘</w:t>
-      </w:r>
-      <w:r>
-        <w:t xml:space="preserve"> </w:t>
-      </w:r>
-      <w:r>
-        <w:rPr>
-          <w:rStyle w:val="VerbatimChar"/>
-        </w:rPr>
-        <w:t xml:space="preserve">%APPDATA%\WindowsDuan\logs\app_YYYYMMDD.log</w:t>
-      </w:r>
-      <w:r>
-        <w:rPr>
-          <w:rFonts w:hint="eastAsia"/>
-        </w:rPr>
-        <w:t xml:space="preserve">，关闭软件后仍可追溯；未捕获异常会带完整堆栈写入该日志，便于排查。</w:t>
-      </w:r>
-    </w:p>
-    <w:p>
-      <w:pPr>
-        <w:pStyle w:val="BodyText"/>
-      </w:pPr>
-      <w:r>
-        <w:rPr>
-          <w:rFonts w:hint="eastAsia"/>
-          <w:b/>
-          <w:bCs/>
-        </w:rPr>
-        <w:t xml:space="preserve">耗时操作均在后台线程执行</w:t>
-      </w:r>
-      <w:r>
-        <w:rPr>
-          <w:rFonts w:hint="eastAsia"/>
-        </w:rPr>
-        <w:t xml:space="preserve">（启动、求解、读结果、追迹、导出），界面不卡。同一时刻只允许一个后台操作，未结束时再次点击会提示「当前操作还没有结束」。</w:t>
-      </w:r>
-    </w:p>
-    <w:p>
-      <w:pPr>
-        <w:pStyle w:val="BodyText"/>
-      </w:pPr>
-      <w:r>
-        <w:rPr>
-          <w:rFonts w:hint="eastAsia"/>
-          <w:b/>
-          <w:bCs/>
-        </w:rPr>
-        <w:t xml:space="preserve">关键术语</w:t>
+        </w:rPr>
+        <w:t xml:space="preserve">非序列镜片位移/旋转导入分为</w:t>
+      </w:r>
+      <w:r>
+        <w:rPr>
+          <w:rFonts w:hint="eastAsia"/>
+          <w:b/>
+          <w:bCs/>
+        </w:rPr>
+        <w:t xml:space="preserve">稳态、瞬态、随机振动</w:t>
+      </w:r>
+      <w:r>
+        <w:rPr>
+          <w:rFonts w:hint="eastAsia"/>
+        </w:rPr>
+        <w:t xml:space="preserve">三个分页。瞬态与随机振动采用</w:t>
+      </w:r>
+      <w:r>
+        <w:rPr>
+          <w:rFonts w:hint="eastAsia"/>
+          <w:b/>
+          <w:bCs/>
+        </w:rPr>
+        <w:t xml:space="preserve">「先导入、后追迹」两步</w:t>
+      </w:r>
+      <w:r>
+        <w:rPr>
+          <w:rFonts w:hint="eastAsia"/>
+        </w:rPr>
+        <w:t xml:space="preserve">：</w:t>
       </w:r>
     </w:p>
     <w:p>
@@ -2897,7 +5421,7 @@
         <w:pStyle w:val="Compact"/>
         <w:numPr>
           <w:ilvl w:val="0"/>
-          <w:numId w:val="1003"/>
+          <w:numId w:val="1007"/>
         </w:numPr>
       </w:pPr>
       <w:r>
@@ -2906,37 +5430,49 @@
           <w:b/>
           <w:bCs/>
         </w:rPr>
-        <w:t xml:space="preserve">模块</w:t>
-      </w:r>
-      <w:r>
-        <w:rPr>
-          <w:b/>
-          <w:bCs/>
-        </w:rPr>
+        <w:t xml:space="preserve">第一步（导入）</w:t>
+      </w:r>
+      <w:r>
+        <w:rPr>
+          <w:rFonts w:hint="eastAsia"/>
+        </w:rPr>
+        <w:t xml:space="preserve">：点「选择文件夹并导入瞬态</w:t>
+      </w:r>
+      <w:r>
         <w:t xml:space="preserve"> / </w:t>
       </w:r>
       <w:r>
         <w:rPr>
           <w:rFonts w:hint="eastAsia"/>
-          <w:b/>
-          <w:bCs/>
-        </w:rPr>
-        <w:t xml:space="preserve">分析模块</w:t>
-      </w:r>
-      <w:r>
-        <w:rPr>
-          <w:rFonts w:hint="eastAsia"/>
-        </w:rPr>
-        <w:t xml:space="preserve">：Mechanical</w:t>
-      </w:r>
-      <w:r>
-        <w:t xml:space="preserve"> </w:t>
-      </w:r>
-      <w:r>
-        <w:rPr>
-          <w:rFonts w:hint="eastAsia"/>
-        </w:rPr>
-        <w:t xml:space="preserve">工程里的一个分析（静力结构、瞬态、随机振动等）。绝大多数操作都以「当前选中模块」为范围。</w:t>
+        </w:rPr>
+        <w:t xml:space="preserve">随机振动」，选择</w:t>
+      </w:r>
+      <w:r>
+        <w:t xml:space="preserve"> Mechanical </w:t>
+      </w:r>
+      <w:r>
+        <w:rPr>
+          <w:rFonts w:hint="eastAsia"/>
+        </w:rPr>
+        <w:t xml:space="preserve">结果文件夹，软件计算刚体位移/旋转、按</w:t>
+      </w:r>
+      <w:r>
+        <w:t xml:space="preserve"> Comment </w:t>
+      </w:r>
+      <w:r>
+        <w:rPr>
+          <w:rFonts w:hint="eastAsia"/>
+        </w:rPr>
+        <w:t xml:space="preserve">匹配镜片并写入</w:t>
+      </w:r>
+      <w:r>
+        <w:t xml:space="preserve"> </w:t>
+      </w:r>
+      <w:r>
+        <w:rPr>
+          <w:rFonts w:hint="eastAsia"/>
+        </w:rPr>
+        <w:t xml:space="preserve">Zemax，同时把结果显示在「镜片刚体偏心/倾斜计算结果」表中。请在此核对「匹配对象」「节点数」「未匹配名称」。</w:t>
       </w:r>
     </w:p>
     <w:p>
@@ -2944,7 +5480,7 @@
         <w:pStyle w:val="Compact"/>
         <w:numPr>
           <w:ilvl w:val="0"/>
-          <w:numId w:val="1003"/>
+          <w:numId w:val="1007"/>
         </w:numPr>
       </w:pPr>
       <w:r>
@@ -2953,309 +5489,141 @@
           <w:b/>
           <w:bCs/>
         </w:rPr>
-        <w:t xml:space="preserve">刚体位移/旋转</w:t>
-      </w:r>
-      <w:r>
-        <w:rPr>
-          <w:rFonts w:hint="eastAsia"/>
-        </w:rPr>
-        <w:t xml:space="preserve">：镜片/反射镜作为刚体的整体平移（X/Y/Z，单位</w:t>
-      </w:r>
-      <w:r>
-        <w:t xml:space="preserve"> </w:t>
-      </w:r>
-      <w:r>
-        <w:rPr>
-          <w:rFonts w:hint="eastAsia"/>
-        </w:rPr>
-        <w:t xml:space="preserve">m，即偏心/离焦）+</w:t>
-      </w:r>
-      <w:r>
-        <w:t xml:space="preserve"> </w:t>
-      </w:r>
-      <w:r>
-        <w:rPr>
-          <w:rFonts w:hint="eastAsia"/>
-        </w:rPr>
-        <w:t xml:space="preserve">旋转（Rx/Ry/Rz，单位</w:t>
-      </w:r>
-      <w:r>
-        <w:t xml:space="preserve"> </w:t>
-      </w:r>
-      <w:r>
-        <w:rPr>
-          <w:rFonts w:hint="eastAsia"/>
-        </w:rPr>
-        <w:t xml:space="preserve">deg，即倾斜）。</w:t>
-      </w:r>
-    </w:p>
-    <w:p>
-      <w:pPr>
-        <w:pStyle w:val="Compact"/>
-        <w:numPr>
-          <w:ilvl w:val="0"/>
-          <w:numId w:val="1003"/>
-        </w:numPr>
-      </w:pPr>
-      <w:r>
-        <w:rPr>
-          <w:rFonts w:hint="eastAsia"/>
-          <w:b/>
-          <w:bCs/>
-        </w:rPr>
-        <w:t xml:space="preserve">面形残差</w:t>
-      </w:r>
-      <w:r>
-        <w:rPr>
-          <w:b/>
-          <w:bCs/>
-        </w:rPr>
-        <w:t xml:space="preserve"> RMS</w:t>
-      </w:r>
-      <w:r>
-        <w:rPr>
-          <w:rFonts w:hint="eastAsia"/>
-        </w:rPr>
-        <w:t xml:space="preserve">：去除最佳刚体平移+旋转后各节点的剩余位移</w:t>
-      </w:r>
-      <w:r>
-        <w:t xml:space="preserve"> </w:t>
-      </w:r>
-      <w:r>
-        <w:rPr>
-          <w:rFonts w:hint="eastAsia"/>
-        </w:rPr>
-        <w:t xml:space="preserve">RMS，度量镜片偏离纯刚体的程度，</w:t>
-      </w:r>
-      <w:r>
-        <w:rPr>
-          <w:rFonts w:hint="eastAsia"/>
-          <w:b/>
-          <w:bCs/>
-        </w:rPr>
-        <w:t xml:space="preserve">不写入</w:t>
-      </w:r>
-      <w:r>
-        <w:rPr>
-          <w:b/>
-          <w:bCs/>
-        </w:rPr>
-        <w:t xml:space="preserve"> Zemax</w:t>
-      </w:r>
-      <w:r>
-        <w:t xml:space="preserve">。</w:t>
-      </w:r>
-    </w:p>
-    <w:p>
-      <w:pPr>
-        <w:pStyle w:val="Compact"/>
-        <w:numPr>
-          <w:ilvl w:val="0"/>
-          <w:numId w:val="1003"/>
-        </w:numPr>
-      </w:pPr>
-      <w:r>
-        <w:rPr>
-          <w:rFonts w:hint="eastAsia"/>
-          <w:b/>
-          <w:bCs/>
-        </w:rPr>
-        <w:t xml:space="preserve">基准（Baseline）</w:t>
-      </w:r>
-      <w:r>
-        <w:rPr>
-          <w:rFonts w:hint="eastAsia"/>
-        </w:rPr>
-        <w:t xml:space="preserve">：Zemax</w:t>
-      </w:r>
-      <w:r>
-        <w:t xml:space="preserve"> </w:t>
-      </w:r>
-      <w:r>
-        <w:rPr>
-          <w:rFonts w:hint="eastAsia"/>
-        </w:rPr>
-        <w:t xml:space="preserve">对象的原始位置。导入采用「基准</w:t>
-      </w:r>
-      <w:r>
-        <w:t xml:space="preserve"> + </w:t>
-      </w:r>
-      <w:r>
-        <w:rPr>
-          <w:rFonts w:hint="eastAsia"/>
-        </w:rPr>
-        <w:t xml:space="preserve">当前增量」，见</w:t>
-      </w:r>
-      <w:r>
-        <w:t xml:space="preserve"> §10。</w:t>
-      </w:r>
-    </w:p>
-    <w:p>
-      <w:pPr>
-        <w:pStyle w:val="Compact"/>
-        <w:numPr>
-          <w:ilvl w:val="0"/>
-          <w:numId w:val="1003"/>
-        </w:numPr>
-      </w:pPr>
-      <w:r>
-        <w:rPr>
-          <w:rFonts w:hint="eastAsia"/>
-          <w:b/>
-          <w:bCs/>
-        </w:rPr>
-        <w:t xml:space="preserve">非序列</w:t>
-      </w:r>
-      <w:r>
-        <w:rPr>
-          <w:b/>
-          <w:bCs/>
-        </w:rPr>
-        <w:t xml:space="preserve"> / NSC</w:t>
-      </w:r>
-      <w:r>
-        <w:rPr>
-          <w:rFonts w:hint="eastAsia"/>
-        </w:rPr>
-        <w:t xml:space="preserve">：Zemax</w:t>
-      </w:r>
-      <w:r>
-        <w:t xml:space="preserve"> Non-Sequential </w:t>
-      </w:r>
-      <w:r>
-        <w:rPr>
-          <w:rFonts w:hint="eastAsia"/>
-        </w:rPr>
-        <w:t xml:space="preserve">模式，本软件的追迹与探测器操作都在此模式下。</w:t>
-      </w:r>
-    </w:p>
-    <w:p>
-      <w:r>
-        <w:pict>
-          <v:rect style="width:0;height:1.5pt" o:hralign="center" o:hrstd="t" o:hr="t"/>
-        </w:pict>
-      </w:r>
-    </w:p>
-    <w:bookmarkEnd w:id="22"/>
-    <w:bookmarkStart w:id="23" w:name="十分钟跑通一条稳态联动主线"/>
-    <w:p>
-      <w:pPr>
-        <w:pStyle w:val="Heading2"/>
-      </w:pPr>
-      <w:r>
-        <w:t xml:space="preserve">4. </w:t>
-      </w:r>
-      <w:r>
-        <w:rPr>
-          <w:rFonts w:hint="eastAsia"/>
-        </w:rPr>
-        <w:t xml:space="preserve">十分钟跑通一条稳态联动主线</w:t>
-      </w:r>
-    </w:p>
-    <w:p>
-      <w:pPr>
-        <w:pStyle w:val="BlockText"/>
-      </w:pPr>
-      <w:r>
-        <w:rPr>
-          <w:rFonts w:hint="eastAsia"/>
-        </w:rPr>
-        <w:t xml:space="preserve">第一次使用，按此顺序即可走完一条「稳态」联动。</w:t>
-      </w:r>
-    </w:p>
-    <w:p>
-      <w:pPr>
-        <w:pStyle w:val="Compact"/>
-        <w:numPr>
-          <w:ilvl w:val="0"/>
-          <w:numId w:val="1004"/>
-        </w:numPr>
-      </w:pPr>
-      <w:r>
-        <w:rPr>
-          <w:rFonts w:hint="eastAsia"/>
-          <w:b/>
-          <w:bCs/>
-        </w:rPr>
-        <w:t xml:space="preserve">启动软件</w:t>
-      </w:r>
-      <w:r>
-        <w:t xml:space="preserve"> </w:t>
-      </w:r>
-      <w:r>
-        <w:t xml:space="preserve">→ Mechanical </w:t>
-      </w:r>
-      <w:r>
-        <w:rPr>
-          <w:rFonts w:hint="eastAsia"/>
-        </w:rPr>
-        <w:t xml:space="preserve">页「环境状态」检查</w:t>
-      </w:r>
-      <w:r>
-        <w:t xml:space="preserve"> Mechanical / Zemax / PyMechanical / pythonnet / PySide6 / numpy / scipy </w:t>
-      </w:r>
-      <w:r>
-        <w:rPr>
-          <w:rFonts w:hint="eastAsia"/>
-        </w:rPr>
-        <w:t xml:space="preserve">是否都「正常」。有「缺失」先去「路径设置」。</w:t>
-      </w:r>
-    </w:p>
-    <w:p>
-      <w:pPr>
-        <w:pStyle w:val="Compact"/>
-        <w:numPr>
-          <w:ilvl w:val="0"/>
-          <w:numId w:val="1004"/>
-        </w:numPr>
-      </w:pPr>
-      <w:r>
-        <w:rPr>
-          <w:rFonts w:hint="eastAsia"/>
-          <w:b/>
-          <w:bCs/>
-        </w:rPr>
-        <w:t xml:space="preserve">选择</w:t>
-      </w:r>
-      <w:r>
-        <w:rPr>
-          <w:b/>
-          <w:bCs/>
-        </w:rPr>
-        <w:t xml:space="preserve"> Mechanical database</w:t>
-      </w:r>
-      <w:r>
-        <w:rPr>
-          <w:rFonts w:hint="eastAsia"/>
-        </w:rPr>
-        <w:t xml:space="preserve">：在</w:t>
-      </w:r>
-      <w:r>
-        <w:t xml:space="preserve"> Mechanical </w:t>
-      </w:r>
-      <w:r>
-        <w:rPr>
-          <w:rFonts w:hint="eastAsia"/>
-        </w:rPr>
-        <w:t xml:space="preserve">控制台「选择文件」选中</w:t>
-      </w:r>
-      <w:r>
-        <w:t xml:space="preserve"> </w:t>
+        <w:t xml:space="preserve">第二步（追迹）</w:t>
+      </w:r>
+      <w:r>
+        <w:rPr>
+          <w:rFonts w:hint="eastAsia"/>
+        </w:rPr>
+        <w:t xml:space="preserve">：点「瞬态</w:t>
+      </w:r>
+      <w:r>
+        <w:t xml:space="preserve"> / </w:t>
+      </w:r>
+      <w:r>
+        <w:rPr>
+          <w:rFonts w:hint="eastAsia"/>
+        </w:rPr>
+        <w:t xml:space="preserve">随机振动追迹并保存为</w:t>
+      </w:r>
+      <w:r>
+        <w:t xml:space="preserve"> </w:t>
+      </w:r>
+      <w:r>
+        <w:rPr>
+          <w:rFonts w:hint="eastAsia"/>
+        </w:rPr>
+        <w:t xml:space="preserve">DTS」，</w:t>
+      </w:r>
+      <w:r>
+        <w:rPr>
+          <w:rFonts w:hint="eastAsia"/>
+          <w:b/>
+          <w:bCs/>
+        </w:rPr>
+        <w:t xml:space="preserve">复用第一步选的文件夹</w:t>
+      </w:r>
+      <w:r>
+        <w:rPr>
+          <w:rFonts w:hint="eastAsia"/>
+        </w:rPr>
+        <w:t xml:space="preserve">（不再重复弹文件夹框；若未先导入会提示「请先点选择文件夹并导入…」），</w:t>
+      </w:r>
+      <w:r>
+        <w:rPr>
+          <w:rFonts w:hint="eastAsia"/>
+          <w:b/>
+          <w:bCs/>
+        </w:rPr>
+        <w:t xml:space="preserve">点击时弹出探测器选择框</w:t>
+      </w:r>
+      <w:r>
+        <w:rPr>
+          <w:rFonts w:hint="eastAsia"/>
+        </w:rPr>
+        <w:t xml:space="preserve">让你直接选用于成像的</w:t>
+      </w:r>
+      <w:r>
+        <w:t xml:space="preserve"> </w:t>
+      </w:r>
+      <w:r>
+        <w:rPr>
+          <w:rFonts w:hint="eastAsia"/>
+        </w:rPr>
+        <w:t xml:space="preserve">Detector，逐帧/逐样本追迹，</w:t>
       </w:r>
       <w:r>
         <w:rPr>
           <w:rStyle w:val="VerbatimChar"/>
         </w:rPr>
-        <w:t xml:space="preserve">.mechdb</w:t>
-      </w:r>
-      <w:r>
-        <w:t xml:space="preserve"> </w:t>
-      </w:r>
-      <w:r>
-        <w:rPr>
-          <w:rFonts w:hint="eastAsia"/>
-        </w:rPr>
-        <w:t xml:space="preserve">或</w:t>
+        <w:t xml:space="preserve">.dts</w:t>
+      </w:r>
+      <w:r>
+        <w:t xml:space="preserve"> </w:t>
+      </w:r>
+      <w:r>
+        <w:rPr>
+          <w:rFonts w:hint="eastAsia"/>
+          <w:b/>
+          <w:bCs/>
+        </w:rPr>
+        <w:t xml:space="preserve">自动保存</w:t>
+      </w:r>
+      <w:r>
+        <w:rPr>
+          <w:rFonts w:hint="eastAsia"/>
+        </w:rPr>
+        <w:t xml:space="preserve">到工程目录下的默认结果文件夹，无需再选保存位置。</w:t>
+      </w:r>
+    </w:p>
+    <w:p>
+      <w:pPr>
+        <w:pStyle w:val="FirstParagraph"/>
+      </w:pPr>
+      <w:r>
+        <w:rPr>
+          <w:rFonts w:hint="eastAsia"/>
+        </w:rPr>
+        <w:t xml:space="preserve">稳态分页保留「稳态清空并追迹」做单次快速追迹（不存</w:t>
+      </w:r>
+      <w:r>
+        <w:t xml:space="preserve"> </w:t>
+      </w:r>
+      <w:r>
+        <w:rPr>
+          <w:rFonts w:hint="eastAsia"/>
+        </w:rPr>
+        <w:t xml:space="preserve">DTS）。光线追迹使用</w:t>
+      </w:r>
+      <w:r>
+        <w:t xml:space="preserve"> Zemax </w:t>
+      </w:r>
+      <w:r>
+        <w:rPr>
+          <w:rFonts w:hint="eastAsia"/>
+        </w:rPr>
+        <w:t xml:space="preserve">工程文件里的默认追迹设置，执行时先清除非序列探测器已有数据再跑一次</w:t>
+      </w:r>
+      <w:r>
+        <w:t xml:space="preserve"> NSC </w:t>
+      </w:r>
+      <w:r>
+        <w:rPr>
+          <w:rFonts w:hint="eastAsia"/>
+        </w:rPr>
+        <w:t xml:space="preserve">追迹。软件自动检测本机逻辑</w:t>
+      </w:r>
+      <w:r>
+        <w:t xml:space="preserve"> CPU </w:t>
+      </w:r>
+      <w:r>
+        <w:rPr>
+          <w:rFonts w:hint="eastAsia"/>
+        </w:rPr>
+        <w:t xml:space="preserve">核数并默认把</w:t>
+      </w:r>
+      <w:r>
+        <w:t xml:space="preserve"> NSC</w:t>
       </w:r>
       <w:r>
         <w:t xml:space="preserve"> </w:t>
@@ -3264,1025 +5632,25 @@
         <w:rPr>
           <w:rStyle w:val="VerbatimChar"/>
         </w:rPr>
-        <w:t xml:space="preserve">.mechdat</w:t>
-      </w:r>
-      <w:r>
-        <w:rPr>
-          <w:rFonts w:hint="eastAsia"/>
-        </w:rPr>
-        <w:t xml:space="preserve">，软件在后台启动并保持</w:t>
-      </w:r>
-      <w:r>
-        <w:t xml:space="preserve"> Mechanical </w:t>
-      </w:r>
-      <w:r>
-        <w:rPr>
-          <w:rFonts w:hint="eastAsia"/>
-        </w:rPr>
-        <w:t xml:space="preserve">会话。</w:t>
-      </w:r>
-    </w:p>
-    <w:p>
-      <w:pPr>
-        <w:pStyle w:val="Compact"/>
-        <w:numPr>
-          <w:ilvl w:val="0"/>
-          <w:numId w:val="1004"/>
-        </w:numPr>
-      </w:pPr>
-      <w:r>
-        <w:rPr>
-          <w:rFonts w:hint="eastAsia"/>
-          <w:b/>
-          <w:bCs/>
-        </w:rPr>
-        <w:t xml:space="preserve">点「读取模块」</w:t>
-      </w:r>
-      <w:r>
-        <w:rPr>
-          <w:rFonts w:hint="eastAsia"/>
-        </w:rPr>
-        <w:t xml:space="preserve">：若会话未启动会先启动并保持，再列出「当前工程分析模块」（序号、系统名、模块、系统类型、物理场、分析类型、求解器）。</w:t>
-      </w:r>
-    </w:p>
-    <w:p>
-      <w:pPr>
-        <w:pStyle w:val="Compact"/>
-        <w:numPr>
-          <w:ilvl w:val="0"/>
-          <w:numId w:val="1004"/>
-        </w:numPr>
-      </w:pPr>
-      <w:r>
-        <w:rPr>
-          <w:rFonts w:hint="eastAsia"/>
-          <w:b/>
-          <w:bCs/>
-        </w:rPr>
-        <w:t xml:space="preserve">选中目标模块</w:t>
-      </w:r>
-      <w:r>
-        <w:t xml:space="preserve"> </w:t>
-      </w:r>
-      <w:r>
-        <w:t xml:space="preserve">→ </w:t>
-      </w:r>
-      <w:r>
-        <w:rPr>
-          <w:rFonts w:hint="eastAsia"/>
-        </w:rPr>
-        <w:t xml:space="preserve">视需要点「读取设置」改设置并保存</w:t>
-      </w:r>
-      <w:r>
-        <w:t xml:space="preserve"> → </w:t>
-      </w:r>
-      <w:r>
-        <w:rPr>
-          <w:rFonts w:hint="eastAsia"/>
-        </w:rPr>
-        <w:t xml:space="preserve">点「求解模块」（求解前自动清除该模块旧结果）。</w:t>
-      </w:r>
-    </w:p>
-    <w:p>
-      <w:pPr>
-        <w:pStyle w:val="Compact"/>
-        <w:numPr>
-          <w:ilvl w:val="0"/>
-          <w:numId w:val="1004"/>
-        </w:numPr>
-      </w:pPr>
-      <w:r>
-        <w:rPr>
-          <w:rFonts w:hint="eastAsia"/>
-          <w:b/>
-          <w:bCs/>
-        </w:rPr>
-        <w:t xml:space="preserve">点「读取结果」</w:t>
-      </w:r>
-      <w:r>
-        <w:t xml:space="preserve"> </w:t>
-      </w:r>
-      <w:r>
-        <w:t xml:space="preserve">→ </w:t>
-      </w:r>
-      <w:r>
-        <w:rPr>
-          <w:rFonts w:hint="eastAsia"/>
-        </w:rPr>
-        <w:t xml:space="preserve">在结果窗口选中位移类结果</w:t>
-      </w:r>
-      <w:r>
-        <w:t xml:space="preserve"> →</w:t>
-      </w:r>
-      <w:r>
-        <w:t xml:space="preserve"> </w:t>
-      </w:r>
-      <w:r>
-        <w:rPr>
-          <w:rFonts w:hint="eastAsia"/>
-          <w:b/>
-          <w:bCs/>
-        </w:rPr>
-        <w:t xml:space="preserve">「导出当前</w:t>
-      </w:r>
-      <w:r>
-        <w:rPr>
-          <w:b/>
-          <w:bCs/>
-        </w:rPr>
-        <w:t xml:space="preserve"> TXT」</w:t>
-      </w:r>
-      <w:r>
-        <w:rPr>
-          <w:rFonts w:hint="eastAsia"/>
-        </w:rPr>
-        <w:t xml:space="preserve">（务必导出</w:t>
-      </w:r>
-      <w:r>
-        <w:rPr>
-          <w:rFonts w:hint="eastAsia"/>
-          <w:b/>
-          <w:bCs/>
-        </w:rPr>
-        <w:t xml:space="preserve">含节点原始坐标</w:t>
-      </w:r>
-      <w:r>
-        <w:rPr>
-          <w:b/>
-          <w:bCs/>
-        </w:rPr>
-        <w:t xml:space="preserve"> X/Y/Z + </w:t>
-      </w:r>
-      <w:r>
-        <w:rPr>
-          <w:rFonts w:hint="eastAsia"/>
-          <w:b/>
-          <w:bCs/>
-        </w:rPr>
-        <w:t xml:space="preserve">三方向位移</w:t>
-      </w:r>
-      <w:r>
-        <w:rPr>
-          <w:b/>
-          <w:bCs/>
-        </w:rPr>
-        <w:t xml:space="preserve"> UX/UY/UZ</w:t>
-      </w:r>
-      <w:r>
-        <w:t xml:space="preserve"> </w:t>
-      </w:r>
-      <w:r>
-        <w:rPr>
-          <w:rFonts w:hint="eastAsia"/>
-        </w:rPr>
-        <w:t xml:space="preserve">的数据）。导出默认落在</w:t>
-      </w:r>
-      <w:r>
-        <w:t xml:space="preserve"> </w:t>
-      </w:r>
-      <w:r>
-        <w:rPr>
-          <w:rStyle w:val="VerbatimChar"/>
-        </w:rPr>
-        <w:t xml:space="preserve">exports\</w:t>
-      </w:r>
-      <w:r>
-        <w:t xml:space="preserve"> </w:t>
-      </w:r>
-      <w:r>
-        <w:rPr>
-          <w:rFonts w:hint="eastAsia"/>
-        </w:rPr>
-        <w:t xml:space="preserve">下。</w:t>
-      </w:r>
-    </w:p>
-    <w:p>
-      <w:pPr>
-        <w:pStyle w:val="Compact"/>
-        <w:numPr>
-          <w:ilvl w:val="0"/>
-          <w:numId w:val="1004"/>
-        </w:numPr>
-      </w:pPr>
-      <w:r>
-        <w:rPr>
-          <w:b/>
-          <w:bCs/>
-        </w:rPr>
-        <w:t xml:space="preserve">Zemax </w:t>
-      </w:r>
-      <w:r>
-        <w:rPr>
-          <w:rFonts w:hint="eastAsia"/>
-          <w:b/>
-          <w:bCs/>
-        </w:rPr>
-        <w:t xml:space="preserve">页</w:t>
-      </w:r>
-      <w:r>
-        <w:rPr>
-          <w:b/>
-          <w:bCs/>
-        </w:rPr>
-        <w:t xml:space="preserve"> → </w:t>
-      </w:r>
-      <w:r>
-        <w:rPr>
-          <w:rFonts w:hint="eastAsia"/>
-          <w:b/>
-          <w:bCs/>
-        </w:rPr>
-        <w:t xml:space="preserve">选择</w:t>
-      </w:r>
-      <w:r>
-        <w:rPr>
-          <w:b/>
-          <w:bCs/>
-        </w:rPr>
-        <w:t xml:space="preserve"> Zemax </w:t>
-      </w:r>
-      <w:r>
-        <w:rPr>
-          <w:rFonts w:hint="eastAsia"/>
-          <w:b/>
-          <w:bCs/>
-        </w:rPr>
-        <w:t xml:space="preserve">工程</w:t>
-      </w:r>
-      <w:r>
-        <w:rPr>
-          <w:rFonts w:hint="eastAsia"/>
-        </w:rPr>
-        <w:t xml:space="preserve">（</w:t>
-      </w:r>
-      <w:r>
-        <w:rPr>
-          <w:rStyle w:val="VerbatimChar"/>
-        </w:rPr>
-        <w:t xml:space="preserve">.zmx</w:t>
-      </w:r>
-      <w:r>
-        <w:rPr>
-          <w:rFonts w:hint="eastAsia"/>
-        </w:rPr>
-        <w:t xml:space="preserve">），软件后台加载。</w:t>
-      </w:r>
-    </w:p>
-    <w:p>
-      <w:pPr>
-        <w:pStyle w:val="Compact"/>
-        <w:numPr>
-          <w:ilvl w:val="0"/>
-          <w:numId w:val="1004"/>
-        </w:numPr>
-      </w:pPr>
-      <w:r>
-        <w:rPr>
-          <w:rFonts w:hint="eastAsia"/>
-          <w:b/>
-          <w:bCs/>
-        </w:rPr>
-        <w:t xml:space="preserve">非序列导入区</w:t>
-      </w:r>
-      <w:r>
-        <w:rPr>
-          <w:b/>
-          <w:bCs/>
-        </w:rPr>
-        <w:t xml:space="preserve"> → </w:t>
-      </w:r>
-      <w:r>
-        <w:rPr>
-          <w:rFonts w:hint="eastAsia"/>
-          <w:b/>
-          <w:bCs/>
-        </w:rPr>
-        <w:t xml:space="preserve">稳态分页</w:t>
-      </w:r>
-      <w:r>
-        <w:rPr>
-          <w:b/>
-          <w:bCs/>
-        </w:rPr>
-        <w:t xml:space="preserve"> </w:t>
-      </w:r>
-      <w:r>
-        <w:rPr>
-          <w:rFonts w:hint="eastAsia"/>
-          <w:b/>
-          <w:bCs/>
-        </w:rPr>
-        <w:t xml:space="preserve">→「选择文件夹并稳态导入」</w:t>
-      </w:r>
-      <w:r>
-        <w:rPr>
-          <w:rFonts w:hint="eastAsia"/>
-        </w:rPr>
-        <w:t xml:space="preserve">：指向第</w:t>
-      </w:r>
-      <w:r>
-        <w:t xml:space="preserve"> 5 </w:t>
-      </w:r>
-      <w:r>
-        <w:rPr>
-          <w:rFonts w:hint="eastAsia"/>
-        </w:rPr>
-        <w:t xml:space="preserve">步的导出文件夹。软件计算各镜片刚体位移/旋转、按名称匹配写入</w:t>
-      </w:r>
-      <w:r>
-        <w:t xml:space="preserve"> </w:t>
-      </w:r>
-      <w:r>
-        <w:rPr>
-          <w:rFonts w:hint="eastAsia"/>
-        </w:rPr>
-        <w:t xml:space="preserve">Zemax（基准+增量），并显示在「镜片刚体偏心/倾斜计算结果」表中。</w:t>
-      </w:r>
-    </w:p>
-    <w:p>
-      <w:pPr>
-        <w:pStyle w:val="Compact"/>
-        <w:numPr>
-          <w:ilvl w:val="0"/>
-          <w:numId w:val="1004"/>
-        </w:numPr>
-      </w:pPr>
-      <w:r>
-        <w:rPr>
-          <w:rFonts w:hint="eastAsia"/>
-          <w:b/>
-          <w:bCs/>
-        </w:rPr>
-        <w:t xml:space="preserve">「稳态清空并追迹」</w:t>
-      </w:r>
-      <w:r>
-        <w:rPr>
-          <w:rFonts w:hint="eastAsia"/>
-        </w:rPr>
-        <w:t xml:space="preserve">：清空非序列探测器旧数据</w:t>
-      </w:r>
-      <w:r>
-        <w:t xml:space="preserve"> → </w:t>
-      </w:r>
-      <w:r>
-        <w:rPr>
-          <w:rFonts w:hint="eastAsia"/>
-        </w:rPr>
-        <w:t xml:space="preserve">跑一次</w:t>
-      </w:r>
-      <w:r>
-        <w:t xml:space="preserve"> NSC </w:t>
-      </w:r>
-      <w:r>
-        <w:rPr>
-          <w:rFonts w:hint="eastAsia"/>
-        </w:rPr>
-        <w:t xml:space="preserve">光线追迹。</w:t>
-      </w:r>
-    </w:p>
-    <w:p>
-      <w:pPr>
-        <w:pStyle w:val="Compact"/>
-        <w:numPr>
-          <w:ilvl w:val="0"/>
-          <w:numId w:val="1004"/>
-        </w:numPr>
-      </w:pPr>
-      <w:r>
-        <w:rPr>
-          <w:rFonts w:hint="eastAsia"/>
-          <w:b/>
-          <w:bCs/>
-        </w:rPr>
-        <w:t xml:space="preserve">打开探测器窗口</w:t>
-      </w:r>
-      <w:r>
-        <w:rPr>
-          <w:b/>
-          <w:bCs/>
-        </w:rPr>
-        <w:t xml:space="preserve"> </w:t>
-      </w:r>
-      <w:r>
-        <w:rPr>
-          <w:rFonts w:hint="eastAsia"/>
-          <w:b/>
-          <w:bCs/>
-        </w:rPr>
-        <w:t xml:space="preserve">→「读取探测器」→</w:t>
-      </w:r>
-      <w:r>
-        <w:rPr>
-          <w:b/>
-          <w:bCs/>
-        </w:rPr>
-        <w:t xml:space="preserve"> </w:t>
-      </w:r>
-      <w:r>
-        <w:rPr>
-          <w:rFonts w:hint="eastAsia"/>
-          <w:b/>
-          <w:bCs/>
-        </w:rPr>
-        <w:t xml:space="preserve">选一个探测器</w:t>
-      </w:r>
-      <w:r>
-        <w:rPr>
-          <w:b/>
-          <w:bCs/>
-        </w:rPr>
-        <w:t xml:space="preserve"> </w:t>
-      </w:r>
-      <w:r>
-        <w:rPr>
-          <w:rFonts w:hint="eastAsia"/>
-          <w:b/>
-          <w:bCs/>
-        </w:rPr>
-        <w:t xml:space="preserve">→「快速查看选中探测器」</w:t>
-      </w:r>
-      <w:r>
-        <w:rPr>
-          <w:rFonts w:hint="eastAsia"/>
-        </w:rPr>
-        <w:t xml:space="preserve">（全分辨率伪彩光斑，滚轮可缩放）或</w:t>
-      </w:r>
-      <w:r>
-        <w:t xml:space="preserve"> </w:t>
-      </w:r>
-      <w:r>
-        <w:rPr>
-          <w:rFonts w:hint="eastAsia"/>
-          <w:b/>
-          <w:bCs/>
-        </w:rPr>
-        <w:t xml:space="preserve">「完整导出MATLAB」</w:t>
-      </w:r>
-      <w:r>
-        <w:t xml:space="preserve">。</w:t>
-      </w:r>
-    </w:p>
-    <w:p>
-      <w:pPr>
-        <w:pStyle w:val="Compact"/>
-        <w:numPr>
-          <w:ilvl w:val="0"/>
-          <w:numId w:val="1004"/>
-        </w:numPr>
-      </w:pPr>
-      <w:r>
-        <w:rPr>
-          <w:rFonts w:hint="eastAsia"/>
-          <w:b/>
-          <w:bCs/>
-        </w:rPr>
-        <w:t xml:space="preserve">关闭</w:t>
-      </w:r>
-      <w:r>
-        <w:rPr>
-          <w:rFonts w:hint="eastAsia"/>
-        </w:rPr>
-        <w:t xml:space="preserve">：分别「关闭</w:t>
-      </w:r>
-      <w:r>
-        <w:t xml:space="preserve"> </w:t>
-      </w:r>
-      <w:r>
-        <w:rPr>
-          <w:rFonts w:hint="eastAsia"/>
-        </w:rPr>
-        <w:t xml:space="preserve">Mechanical」「关闭</w:t>
-      </w:r>
-      <w:r>
-        <w:t xml:space="preserve"> </w:t>
-      </w:r>
-      <w:r>
-        <w:rPr>
-          <w:rFonts w:hint="eastAsia"/>
-        </w:rPr>
-        <w:t xml:space="preserve">Zemax」，各自弹窗选择「保存后关闭」或「不保存关闭」。</w:t>
-      </w:r>
-    </w:p>
-    <w:p>
-      <w:r>
-        <w:pict>
-          <v:rect style="width:0;height:1.5pt" o:hralign="center" o:hrstd="t" o:hr="t"/>
-        </w:pict>
-      </w:r>
-    </w:p>
-    <w:bookmarkEnd w:id="23"/>
-    <w:bookmarkStart w:id="31" w:name="mechanical-端操作"/>
-    <w:p>
-      <w:pPr>
-        <w:pStyle w:val="Heading2"/>
-      </w:pPr>
-      <w:r>
-        <w:t xml:space="preserve">5. Mechanical </w:t>
-      </w:r>
-      <w:r>
-        <w:rPr>
-          <w:rFonts w:hint="eastAsia"/>
-        </w:rPr>
-        <w:t xml:space="preserve">端操作</w:t>
-      </w:r>
-    </w:p>
-    <w:bookmarkStart w:id="24" w:name="选择连接与启动会话"/>
-    <w:p>
-      <w:pPr>
-        <w:pStyle w:val="Heading3"/>
-      </w:pPr>
-      <w:r>
-        <w:t xml:space="preserve">5.1 </w:t>
-      </w:r>
-      <w:r>
-        <w:rPr>
-          <w:rFonts w:hint="eastAsia"/>
-        </w:rPr>
-        <w:t xml:space="preserve">选择、连接与启动会话</w:t>
-      </w:r>
-    </w:p>
-    <w:p>
-      <w:pPr>
-        <w:pStyle w:val="FirstParagraph"/>
-      </w:pPr>
-      <w:r>
-        <w:rPr>
-          <w:rFonts w:hint="eastAsia"/>
-        </w:rPr>
-        <w:t xml:space="preserve">选择</w:t>
-      </w:r>
-      <w:r>
-        <w:t xml:space="preserve"> </w:t>
-      </w:r>
-      <w:r>
-        <w:rPr>
-          <w:rStyle w:val="VerbatimChar"/>
-        </w:rPr>
-        <w:t xml:space="preserve">.mechdb</w:t>
-      </w:r>
-      <w:r>
-        <w:t xml:space="preserve"> </w:t>
-      </w:r>
-      <w:r>
-        <w:t xml:space="preserve">/</w:t>
-      </w:r>
-      <w:r>
-        <w:t xml:space="preserve"> </w:t>
-      </w:r>
-      <w:r>
-        <w:rPr>
-          <w:rStyle w:val="VerbatimChar"/>
-        </w:rPr>
-        <w:t xml:space="preserve">.mechdat</w:t>
-      </w:r>
-      <w:r>
-        <w:t xml:space="preserve"> </w:t>
-      </w:r>
-      <w:r>
-        <w:rPr>
-          <w:rFonts w:hint="eastAsia"/>
-        </w:rPr>
-        <w:t xml:space="preserve">后软件后台启动并保持</w:t>
-      </w:r>
-      <w:r>
-        <w:t xml:space="preserve"> Mechanical </w:t>
-      </w:r>
-      <w:r>
-        <w:rPr>
-          <w:rFonts w:hint="eastAsia"/>
-        </w:rPr>
-        <w:t xml:space="preserve">会话并记录端口，之后的读设置、求解、读结果、导出都复用这个会话。</w:t>
-      </w:r>
-      <w:r>
-        <w:rPr>
-          <w:rFonts w:hint="eastAsia"/>
-          <w:b/>
-          <w:bCs/>
-        </w:rPr>
-        <w:t xml:space="preserve">会话未成功启动时，后续操作都无法执行</w:t>
-      </w:r>
-      <w:r>
-        <w:rPr>
-          <w:rFonts w:hint="eastAsia"/>
-        </w:rPr>
-        <w:t xml:space="preserve">——先看环境状态、日志、路径设置和</w:t>
-      </w:r>
-      <w:r>
-        <w:t xml:space="preserve"> Ansys </w:t>
-      </w:r>
-      <w:r>
-        <w:rPr>
-          <w:rFonts w:hint="eastAsia"/>
-        </w:rPr>
-        <w:t xml:space="preserve">授权。</w:t>
-      </w:r>
-    </w:p>
-    <w:p>
-      <w:pPr>
-        <w:pStyle w:val="BodyText"/>
-      </w:pPr>
-      <w:r>
-        <w:rPr>
-          <w:rFonts w:hint="eastAsia"/>
-        </w:rPr>
-        <w:t xml:space="preserve">「读取模块」会先</w:t>
-      </w:r>
-      <w:r>
-        <w:rPr>
-          <w:rFonts w:hint="eastAsia"/>
-          <w:b/>
-          <w:bCs/>
-        </w:rPr>
-        <w:t xml:space="preserve">启动并保持后台会话</w:t>
-      </w:r>
-      <w:r>
-        <w:rPr>
-          <w:rFonts w:hint="eastAsia"/>
-        </w:rPr>
-        <w:t xml:space="preserve">（若尚未启动），再从会话里</w:t>
-      </w:r>
-      <w:r>
-        <w:rPr>
-          <w:rFonts w:hint="eastAsia"/>
-          <w:b/>
-          <w:bCs/>
-        </w:rPr>
-        <w:t xml:space="preserve">真实读取分析对象</w:t>
-      </w:r>
-      <w:r>
-        <w:rPr>
-          <w:rFonts w:hint="eastAsia"/>
-        </w:rPr>
-        <w:t xml:space="preserve">（不是从文件名猜测）；读完会话保留。多模块工程（静力、瞬态、随机振动等）必须先在表里选中目标模块再操作，避免把一个模块的设置/结果误用到另一个。</w:t>
-      </w:r>
-    </w:p>
-    <w:p>
-      <w:pPr>
-        <w:pStyle w:val="BlockText"/>
-      </w:pPr>
-      <w:r>
-        <w:rPr>
-          <w:rFonts w:hint="eastAsia"/>
-        </w:rPr>
-        <w:t xml:space="preserve">注：通过「选择文件」选</w:t>
-      </w:r>
-      <w:r>
-        <w:t xml:space="preserve"> database </w:t>
-      </w:r>
-      <w:r>
-        <w:rPr>
-          <w:rFonts w:hint="eastAsia"/>
-        </w:rPr>
-        <w:t xml:space="preserve">或直接点「读取模块」都会启动并保持持久会话。早期版本读模块用一次性临时会话、读完即退，导致随后操作提示「未启动后台</w:t>
-      </w:r>
-      <w:r>
-        <w:t xml:space="preserve"> Mechanical </w:t>
-      </w:r>
-      <w:r>
-        <w:rPr>
-          <w:rFonts w:hint="eastAsia"/>
-        </w:rPr>
-        <w:t xml:space="preserve">会话」，已修正。</w:t>
-      </w:r>
-    </w:p>
-    <w:bookmarkEnd w:id="24"/>
-    <w:bookmarkStart w:id="25" w:name="读取与修改设置"/>
-    <w:p>
-      <w:pPr>
-        <w:pStyle w:val="Heading3"/>
-      </w:pPr>
-      <w:r>
-        <w:t xml:space="preserve">5.2 </w:t>
-      </w:r>
-      <w:r>
-        <w:rPr>
-          <w:rFonts w:hint="eastAsia"/>
-        </w:rPr>
-        <w:t xml:space="preserve">读取与修改设置</w:t>
-      </w:r>
-    </w:p>
-    <w:p>
-      <w:pPr>
-        <w:pStyle w:val="FirstParagraph"/>
-      </w:pPr>
-      <w:r>
-        <w:rPr>
-          <w:rFonts w:hint="eastAsia"/>
-        </w:rPr>
-        <w:t xml:space="preserve">设置窗口的数据来自</w:t>
-      </w:r>
-      <w:r>
-        <w:rPr>
-          <w:rFonts w:hint="eastAsia"/>
-          <w:b/>
-          <w:bCs/>
-        </w:rPr>
-        <w:t xml:space="preserve">当前会话的真实属性</w:t>
-      </w:r>
-      <w:r>
-        <w:rPr>
-          <w:rFonts w:hint="eastAsia"/>
-        </w:rPr>
-        <w:t xml:space="preserve">（</w:t>
-      </w:r>
-      <w:r>
-        <w:rPr>
-          <w:rStyle w:val="VerbatimChar"/>
-        </w:rPr>
-        <w:t xml:space="preserve">AnalysisSettings.VisibleProperties</w:t>
-      </w:r>
-      <w:r>
-        <w:rPr>
-          <w:rFonts w:hint="eastAsia"/>
-        </w:rPr>
-        <w:t xml:space="preserve">），按属性类型（数字/布尔/枚举/文本）生成控件，不是写死模板；同时读取该模块下已加入的分析条件（力、温度、重力、约束、热边界等）。能被</w:t>
-      </w:r>
-      <w:r>
-        <w:t xml:space="preserve"> API </w:t>
-      </w:r>
-      <w:r>
-        <w:rPr>
-          <w:rFonts w:hint="eastAsia"/>
-        </w:rPr>
-        <w:t xml:space="preserve">读取并允许写入的显示为可编辑，否则作为只读或不显示。</w:t>
-      </w:r>
-    </w:p>
-    <w:p>
-      <w:pPr>
-        <w:pStyle w:val="BodyText"/>
-      </w:pPr>
-      <w:r>
-        <w:rPr>
-          <w:b/>
-          <w:bCs/>
-        </w:rPr>
-        <w:t xml:space="preserve">Tabular </w:t>
-      </w:r>
-      <w:r>
-        <w:rPr>
-          <w:rFonts w:hint="eastAsia"/>
-          <w:b/>
-          <w:bCs/>
-        </w:rPr>
-        <w:t xml:space="preserve">Data（频率/时间/幅值表）</w:t>
-      </w:r>
-      <w:r>
-        <w:t xml:space="preserve"> </w:t>
-      </w:r>
-      <w:r>
-        <w:rPr>
-          <w:rFonts w:hint="eastAsia"/>
-        </w:rPr>
-        <w:t xml:space="preserve">支持读取、「从</w:t>
-      </w:r>
-      <w:r>
-        <w:t xml:space="preserve"> Excel/CSV/TXT </w:t>
-      </w:r>
-      <w:r>
-        <w:rPr>
-          <w:rFonts w:hint="eastAsia"/>
-        </w:rPr>
-        <w:t xml:space="preserve">导入」、「打开当前</w:t>
-      </w:r>
-      <w:r>
-        <w:t xml:space="preserve"> </w:t>
-      </w:r>
-      <w:r>
-        <w:rPr>
-          <w:rFonts w:hint="eastAsia"/>
-        </w:rPr>
-        <w:t xml:space="preserve">Excel」。推荐把当前表导出成外部</w:t>
-      </w:r>
-      <w:r>
-        <w:t xml:space="preserve"> </w:t>
-      </w:r>
-      <w:r>
-        <w:rPr>
-          <w:rFonts w:hint="eastAsia"/>
-        </w:rPr>
-        <w:t xml:space="preserve">Excel/CSV/TXT，在</w:t>
-      </w:r>
-      <w:r>
-        <w:t xml:space="preserve"> Excel </w:t>
-      </w:r>
-      <w:r>
-        <w:rPr>
-          <w:rFonts w:hint="eastAsia"/>
-        </w:rPr>
-        <w:t xml:space="preserve">里改好再导入，比软件内逐格编辑更适合几十行以上的数据。</w:t>
-      </w:r>
-    </w:p>
-    <w:p>
-      <w:pPr>
-        <w:pStyle w:val="BlockText"/>
-      </w:pPr>
-      <w:r>
-        <w:rPr>
-          <w:rFonts w:hint="eastAsia"/>
-        </w:rPr>
-        <w:t xml:space="preserve">⚠️「保存设置」只写回</w:t>
-      </w:r>
-      <w:r>
-        <w:rPr>
-          <w:rFonts w:hint="eastAsia"/>
-          <w:b/>
-          <w:bCs/>
-        </w:rPr>
-        <w:t xml:space="preserve">当前会话</w:t>
-      </w:r>
-      <w:r>
-        <w:rPr>
-          <w:rFonts w:hint="eastAsia"/>
-        </w:rPr>
-        <w:t xml:space="preserve">，</w:t>
-      </w:r>
-      <w:r>
-        <w:rPr>
-          <w:rFonts w:hint="eastAsia"/>
-          <w:b/>
-          <w:bCs/>
-        </w:rPr>
-        <w:t xml:space="preserve">不立即写盘</w:t>
-      </w:r>
-      <w:r>
-        <w:t xml:space="preserve"> </w:t>
-      </w:r>
-      <w:r>
-        <w:t xml:space="preserve">database </w:t>
-      </w:r>
-      <w:r>
-        <w:rPr>
-          <w:rFonts w:hint="eastAsia"/>
-        </w:rPr>
-        <w:t xml:space="preserve">文件。是否落盘由关闭</w:t>
-      </w:r>
-      <w:r>
-        <w:t xml:space="preserve"> Mechanical </w:t>
-      </w:r>
-      <w:r>
-        <w:rPr>
-          <w:rFonts w:hint="eastAsia"/>
-        </w:rPr>
-        <w:t xml:space="preserve">时选择，避免每改一格就触发长时间保存，也给你反悔机会。</w:t>
-      </w:r>
-    </w:p>
-    <w:bookmarkEnd w:id="25"/>
-    <w:bookmarkStart w:id="29" w:name="求解"/>
-    <w:p>
-      <w:pPr>
-        <w:pStyle w:val="Heading3"/>
-      </w:pPr>
-      <w:r>
-        <w:t xml:space="preserve">5.3 </w:t>
-      </w:r>
-      <w:r>
-        <w:rPr>
-          <w:rFonts w:hint="eastAsia"/>
-        </w:rPr>
-        <w:t xml:space="preserve">求解</w:t>
-      </w:r>
-    </w:p>
-    <w:p>
-      <w:pPr>
-        <w:pStyle w:val="Compact"/>
-        <w:numPr>
-          <w:ilvl w:val="0"/>
-          <w:numId w:val="1005"/>
-        </w:numPr>
-      </w:pPr>
-      <w:r>
-        <w:rPr>
-          <w:rFonts w:hint="eastAsia"/>
-        </w:rPr>
-        <w:t xml:space="preserve">求解</w:t>
-      </w:r>
-      <w:r>
-        <w:rPr>
-          <w:rFonts w:hint="eastAsia"/>
-          <w:b/>
-          <w:bCs/>
-        </w:rPr>
-        <w:t xml:space="preserve">前自动清除该模块已有结果</w:t>
-      </w:r>
-      <w:r>
-        <w:rPr>
-          <w:rFonts w:hint="eastAsia"/>
-        </w:rPr>
-        <w:t xml:space="preserve">，保证读取/导出结果对应当前设置。</w:t>
-      </w:r>
-      <w:r>
-        <w:rPr>
-          <w:rFonts w:hint="eastAsia"/>
-          <w:b/>
-          <w:bCs/>
-        </w:rPr>
-        <w:t xml:space="preserve">旧结果需保留的请先备份。</w:t>
-      </w:r>
-    </w:p>
-    <w:p>
-      <w:pPr>
-        <w:pStyle w:val="Compact"/>
-        <w:numPr>
-          <w:ilvl w:val="0"/>
-          <w:numId w:val="1005"/>
-        </w:numPr>
-      </w:pPr>
-      <w:r>
-        <w:rPr>
-          <w:rFonts w:hint="eastAsia"/>
-        </w:rPr>
-        <w:t xml:space="preserve">后台线程执行，「当前操作」面板显示阶段/状态/用时（状态点变青）。</w:t>
-      </w:r>
-    </w:p>
-    <w:p>
-      <w:pPr>
-        <w:pStyle w:val="Compact"/>
-        <w:numPr>
-          <w:ilvl w:val="0"/>
-          <w:numId w:val="1005"/>
-        </w:numPr>
-      </w:pPr>
-      <w:r>
-        <w:rPr>
-          <w:rFonts w:hint="eastAsia"/>
-        </w:rPr>
-        <w:t xml:space="preserve">软件尝试配置默认求解资源（尽量用更多</w:t>
-      </w:r>
-      <w:r>
-        <w:t xml:space="preserve"> CPU </w:t>
-      </w:r>
-      <w:r>
-        <w:rPr>
-          <w:rFonts w:hint="eastAsia"/>
-        </w:rPr>
-        <w:t xml:space="preserve">核心），但能否用</w:t>
-      </w:r>
-      <w:r>
-        <w:t xml:space="preserve"> </w:t>
-      </w:r>
-      <w:r>
-        <w:rPr>
-          <w:rFonts w:hint="eastAsia"/>
-        </w:rPr>
-        <w:t xml:space="preserve">GPU、并行到何种程度取决于求解器类型、分析类型与许可证，</w:t>
-      </w:r>
-      <w:r>
-        <w:rPr>
-          <w:rFonts w:hint="eastAsia"/>
-          <w:b/>
-          <w:bCs/>
-        </w:rPr>
-        <w:t xml:space="preserve">最终以</w:t>
-      </w:r>
-      <w:r>
-        <w:rPr>
-          <w:b/>
-          <w:bCs/>
-        </w:rPr>
-        <w:t xml:space="preserve"> Mechanical </w:t>
-      </w:r>
-      <w:r>
-        <w:rPr>
-          <w:rFonts w:hint="eastAsia"/>
-          <w:b/>
-          <w:bCs/>
-        </w:rPr>
-        <w:t xml:space="preserve">实际执行为准</w:t>
-      </w:r>
-      <w:r>
-        <w:t xml:space="preserve">。</w:t>
-      </w:r>
-    </w:p>
-    <w:p>
-      <w:pPr>
-        <w:pStyle w:val="Compact"/>
-        <w:numPr>
-          <w:ilvl w:val="0"/>
-          <w:numId w:val="1005"/>
-        </w:numPr>
-      </w:pPr>
-      <w:r>
-        <w:rPr>
-          <w:rFonts w:hint="eastAsia"/>
-        </w:rPr>
-        <w:t xml:space="preserve">求解失败时日志显示</w:t>
-      </w:r>
-      <w:r>
-        <w:t xml:space="preserve"> Mechanical </w:t>
-      </w:r>
-      <w:r>
-        <w:rPr>
-          <w:rFonts w:hint="eastAsia"/>
-        </w:rPr>
-        <w:t xml:space="preserve">返回的错误（约束不足、接触/材料/网格/载荷问题、结果表达式错误、许可证不足等），状态点变红。</w:t>
-      </w:r>
-      <w:r>
-        <w:rPr>
-          <w:rFonts w:hint="eastAsia"/>
-          <w:b/>
-          <w:bCs/>
-        </w:rPr>
-        <w:t xml:space="preserve">软件不会自动修改物理模型来掩盖错误。</w:t>
+        <w:t xml:space="preserve">NumberOfCores</w:t>
+      </w:r>
+      <w:r>
+        <w:t xml:space="preserve"> </w:t>
+      </w:r>
+      <w:r>
+        <w:rPr>
+          <w:rFonts w:hint="eastAsia"/>
+        </w:rPr>
+        <w:t xml:space="preserve">设为全部核心；当前不以</w:t>
+      </w:r>
+      <w:r>
+        <w:t xml:space="preserve"> GPU </w:t>
+      </w:r>
+      <w:r>
+        <w:rPr>
+          <w:rFonts w:hint="eastAsia"/>
+        </w:rPr>
+        <w:t xml:space="preserve">追迹为默认流程。</w:t>
       </w:r>
     </w:p>
     <w:p>
@@ -4292,20 +5660,20 @@
       <w:r>
         <w:drawing>
           <wp:inline>
-            <wp:extent cx="5334000" cy="3557367"/>
+            <wp:extent cx="5334000" cy="3200399"/>
             <wp:effectExtent b="0" l="0" r="0" t="0"/>
-            <wp:docPr descr="Mechanical 求解中" title="" id="27" name="Picture"/>
+            <wp:docPr descr="导入后「镜片刚体偏心/倾斜计算结果」表：每镜片 X/Y/Z、Rx/Ry/Rz、面形残差 RMS、来源" title="" id="43" name="Picture"/>
             <a:graphic>
               <a:graphicData uri="http://schemas.openxmlformats.org/drawingml/2006/picture">
                 <pic:pic>
                   <pic:nvPicPr>
-                    <pic:cNvPr descr="images/mechanical_solve_mock.png" id="28" name="Picture"/>
+                    <pic:cNvPr descr="images/zemax_pose_results.png" id="44" name="Picture"/>
                     <pic:cNvPicPr>
                       <a:picLocks noChangeArrowheads="1" noChangeAspect="1"/>
                     </pic:cNvPicPr>
                   </pic:nvPicPr>
                   <pic:blipFill>
-                    <a:blip r:embed="rId26"/>
+                    <a:blip r:embed="rId42"/>
                     <a:stretch>
                       <a:fillRect/>
                     </a:stretch>
@@ -4313,7 +5681,7 @@
                   <pic:spPr bwMode="auto">
                     <a:xfrm>
                       <a:off x="0" y="0"/>
-                      <a:ext cx="5334000" cy="3557367"/>
+                      <a:ext cx="5334000" cy="3200399"/>
                     </a:xfrm>
                     <a:prstGeom prst="rect">
                       <a:avLst/>
@@ -4337,299 +5705,28 @@
         <w:pStyle w:val="ImageCaption"/>
       </w:pPr>
       <w:r>
-        <w:t xml:space="preserve">Mechanical </w:t>
-      </w:r>
-      <w:r>
-        <w:rPr>
-          <w:rFonts w:hint="eastAsia"/>
-        </w:rPr>
-        <w:t xml:space="preserve">求解中</w:t>
-      </w:r>
-    </w:p>
-    <w:bookmarkEnd w:id="29"/>
-    <w:bookmarkStart w:id="30" w:name="读取与导出结果"/>
-    <w:p>
-      <w:pPr>
-        <w:pStyle w:val="Heading3"/>
-      </w:pPr>
-      <w:r>
-        <w:t xml:space="preserve">5.4 </w:t>
-      </w:r>
-      <w:r>
-        <w:rPr>
-          <w:rFonts w:hint="eastAsia"/>
-        </w:rPr>
-        <w:t xml:space="preserve">读取与导出结果</w:t>
-      </w:r>
-    </w:p>
-    <w:p>
-      <w:pPr>
-        <w:pStyle w:val="FirstParagraph"/>
-      </w:pPr>
-      <w:r>
-        <w:rPr>
-          <w:rFonts w:hint="eastAsia"/>
-        </w:rPr>
-        <w:t xml:space="preserve">结果窗口以当前模块为范围，列出求解设置、分析条件与</w:t>
-      </w:r>
-      <w:r>
-        <w:t xml:space="preserve"> Solution </w:t>
-      </w:r>
-      <w:r>
-        <w:rPr>
-          <w:rFonts w:hint="eastAsia"/>
-        </w:rPr>
-        <w:t xml:space="preserve">结果对象，每次选一个结果导出。</w:t>
-      </w:r>
-    </w:p>
-    <w:tbl>
-      <w:tblPr>
-        <w:tblStyle w:val="Table"/>
-        <w:tblW w:type="pct" w:w="5000"/>
-        <w:tblLayout w:type="fixed"/>
-        <w:tblLook w:firstRow="1" w:lastRow="0" w:firstColumn="0" w:lastColumn="0" w:noHBand="0" w:noVBand="0" w:val="0020"/>
-      </w:tblPr>
-      <w:tblGrid>
-        <w:gridCol w:w="3960"/>
-        <w:gridCol w:w="3960"/>
-      </w:tblGrid>
-      <w:tr>
-        <w:trPr>
-          <w:tblHeader w:val="on"/>
-        </w:trPr>
-        <w:tc>
-          <w:tcPr/>
-          <w:p>
-            <w:pPr>
-              <w:pStyle w:val="Compact"/>
-            </w:pPr>
-            <w:r>
-              <w:rPr>
-                <w:rFonts w:hint="eastAsia"/>
-              </w:rPr>
-              <w:t xml:space="preserve">导出</w:t>
-            </w:r>
-          </w:p>
-        </w:tc>
-        <w:tc>
-          <w:tcPr/>
-          <w:p>
-            <w:pPr>
-              <w:pStyle w:val="Compact"/>
-            </w:pPr>
-            <w:r>
-              <w:rPr>
-                <w:rFonts w:hint="eastAsia"/>
-              </w:rPr>
-              <w:t xml:space="preserve">用途</w:t>
-            </w:r>
-          </w:p>
-        </w:tc>
-      </w:tr>
-      <w:tr>
-        <w:tc>
-          <w:tcPr/>
-          <w:p>
-            <w:pPr>
-              <w:pStyle w:val="Compact"/>
-            </w:pPr>
-            <w:r>
-              <w:rPr>
-                <w:rFonts w:hint="eastAsia"/>
-              </w:rPr>
-              <w:t xml:space="preserve">「导出当前</w:t>
-            </w:r>
-            <w:r>
-              <w:t xml:space="preserve"> TXT」</w:t>
-            </w:r>
-          </w:p>
-        </w:tc>
-        <w:tc>
-          <w:tcPr/>
-          <w:p>
-            <w:pPr>
-              <w:pStyle w:val="Compact"/>
-            </w:pPr>
-            <w:r>
-              <w:rPr>
-                <w:rFonts w:hint="eastAsia"/>
-              </w:rPr>
-              <w:t xml:space="preserve">位移/形变/力/应力等，供后续刚体位移/旋转换算</w:t>
-            </w:r>
-          </w:p>
-        </w:tc>
-      </w:tr>
-      <w:tr>
-        <w:tc>
-          <w:tcPr/>
-          <w:p>
-            <w:pPr>
-              <w:pStyle w:val="Compact"/>
-            </w:pPr>
-            <w:r>
-              <w:rPr>
-                <w:rFonts w:hint="eastAsia"/>
-              </w:rPr>
-              <w:t xml:space="preserve">「导出当前图片」</w:t>
-            </w:r>
-          </w:p>
-        </w:tc>
-        <w:tc>
-          <w:tcPr/>
-          <w:p>
-            <w:pPr>
-              <w:pStyle w:val="Compact"/>
-            </w:pPr>
-            <w:r>
-              <w:rPr>
-                <w:rFonts w:hint="eastAsia"/>
-              </w:rPr>
-              <w:t xml:space="preserve">结果云图</w:t>
-            </w:r>
-            <w:r>
-              <w:t xml:space="preserve"> </w:t>
-            </w:r>
-            <w:r>
-              <w:rPr>
-                <w:rFonts w:hint="eastAsia"/>
-              </w:rPr>
-              <w:t xml:space="preserve">PNG，供报告</w:t>
-            </w:r>
-          </w:p>
-        </w:tc>
-      </w:tr>
-      <w:tr>
-        <w:tc>
-          <w:tcPr/>
-          <w:p>
-            <w:pPr>
-              <w:pStyle w:val="Compact"/>
-            </w:pPr>
-            <w:r>
-              <w:rPr>
-                <w:rFonts w:hint="eastAsia"/>
-              </w:rPr>
-              <w:t xml:space="preserve">「按时间/结果集导出」</w:t>
-            </w:r>
-          </w:p>
-        </w:tc>
-        <w:tc>
-          <w:tcPr/>
-          <w:p>
-            <w:pPr>
-              <w:pStyle w:val="Compact"/>
-            </w:pPr>
-            <w:r>
-              <w:rPr>
-                <w:rFonts w:hint="eastAsia"/>
-              </w:rPr>
-              <w:t xml:space="preserve">设开始/结束/间隔，按结果可用的时间集或频率集生成序列</w:t>
-            </w:r>
-          </w:p>
-        </w:tc>
-      </w:tr>
-    </w:tbl>
-    <w:p>
-      <w:pPr>
-        <w:pStyle w:val="BlockText"/>
-      </w:pPr>
-      <w:r>
-        <w:rPr>
-          <w:rFonts w:hint="eastAsia"/>
-        </w:rPr>
-        <w:t xml:space="preserve">导出前软件尽量评估当前结果，避免导出未刷新对象。若结果表达式非法（例如用户自定义结果里的</w:t>
-      </w:r>
-      <w:r>
-        <w:t xml:space="preserve"> </w:t>
-      </w:r>
-      <w:r>
-        <w:rPr>
-          <w:rStyle w:val="VerbatimChar"/>
-        </w:rPr>
-        <w:t xml:space="preserve">UX</w:t>
-      </w:r>
-      <w:r>
-        <w:t xml:space="preserve"> </w:t>
-      </w:r>
-      <w:r>
-        <w:rPr>
-          <w:rFonts w:hint="eastAsia"/>
-        </w:rPr>
-        <w:t xml:space="preserve">不是后处理器能识别的名称），Mechanical</w:t>
-      </w:r>
-      <w:r>
-        <w:t xml:space="preserve"> </w:t>
-      </w:r>
-      <w:r>
-        <w:rPr>
-          <w:rFonts w:hint="eastAsia"/>
-        </w:rPr>
-        <w:t xml:space="preserve">会报错并显示出来。</w:t>
-      </w:r>
-    </w:p>
-    <w:p>
-      <w:pPr>
-        <w:pStyle w:val="BlockText"/>
-      </w:pPr>
-      <w:r>
-        <w:rPr>
-          <w:rFonts w:hint="eastAsia"/>
-          <w:b/>
-          <w:bCs/>
-        </w:rPr>
-        <w:t xml:space="preserve">用于联动的</w:t>
-      </w:r>
-      <w:r>
-        <w:rPr>
-          <w:b/>
-          <w:bCs/>
-        </w:rPr>
-        <w:t xml:space="preserve"> TXT </w:t>
-      </w:r>
-      <w:r>
-        <w:rPr>
-          <w:rFonts w:hint="eastAsia"/>
-          <w:b/>
-          <w:bCs/>
-        </w:rPr>
-        <w:t xml:space="preserve">必须包含节点原始坐标</w:t>
-      </w:r>
-      <w:r>
-        <w:rPr>
-          <w:b/>
-          <w:bCs/>
-        </w:rPr>
-        <w:t xml:space="preserve"> X/Y/Z </w:t>
-      </w:r>
-      <w:r>
-        <w:rPr>
-          <w:rFonts w:hint="eastAsia"/>
-          <w:b/>
-          <w:bCs/>
-        </w:rPr>
-        <w:t xml:space="preserve">和三方向位移</w:t>
-      </w:r>
-      <w:r>
-        <w:rPr>
-          <w:b/>
-          <w:bCs/>
-        </w:rPr>
-        <w:t xml:space="preserve"> UX/UY/UZ</w:t>
-      </w:r>
-      <w:r>
-        <w:rPr>
-          <w:rFonts w:hint="eastAsia"/>
-        </w:rPr>
-        <w:t xml:space="preserve">，否则只能算平移、无法拟合旋转（见</w:t>
-      </w:r>
-      <w:r>
-        <w:t xml:space="preserve"> </w:t>
-      </w:r>
-      <w:r>
-        <w:rPr>
-          <w:rFonts w:hint="eastAsia"/>
-        </w:rPr>
-        <w:t xml:space="preserve">§6）。</w:t>
+        <w:rPr>
+          <w:rFonts w:hint="eastAsia"/>
+        </w:rPr>
+        <w:t xml:space="preserve">导入后「镜片刚体偏心/倾斜计算结果」表：每镜片</w:t>
+      </w:r>
+      <w:r>
+        <w:t xml:space="preserve"> </w:t>
+      </w:r>
+      <w:r>
+        <w:rPr>
+          <w:rFonts w:hint="eastAsia"/>
+        </w:rPr>
+        <w:t xml:space="preserve">X/Y/Z、Rx/Ry/Rz、面形残差</w:t>
+      </w:r>
+      <w:r>
+        <w:t xml:space="preserve"> </w:t>
+      </w:r>
+      <w:r>
+        <w:rPr>
+          <w:rFonts w:hint="eastAsia"/>
+        </w:rPr>
+        <w:t xml:space="preserve">RMS、来源</w:t>
       </w:r>
     </w:p>
     <w:p>
@@ -4639,874 +5736,8 @@
         </w:pict>
       </w:r>
     </w:p>
-    <w:bookmarkEnd w:id="30"/>
-    <w:bookmarkEnd w:id="31"/>
-    <w:bookmarkStart w:id="32" w:name="节点位移到镜片刚体位移旋转"/>
-    <w:p>
-      <w:pPr>
-        <w:pStyle w:val="Heading2"/>
-      </w:pPr>
-      <w:r>
-        <w:t xml:space="preserve">6. </w:t>
-      </w:r>
-      <w:r>
-        <w:rPr>
-          <w:rFonts w:hint="eastAsia"/>
-        </w:rPr>
-        <w:t xml:space="preserve">节点位移到镜片刚体位移/旋转</w:t>
-      </w:r>
-    </w:p>
-    <w:p>
-      <w:pPr>
-        <w:pStyle w:val="FirstParagraph"/>
-      </w:pPr>
-      <w:r>
-        <w:t xml:space="preserve">Mechanical </w:t>
-      </w:r>
-      <w:r>
-        <w:rPr>
-          <w:rFonts w:hint="eastAsia"/>
-        </w:rPr>
-        <w:t xml:space="preserve">给出</w:t>
-      </w:r>
-      <w:r>
-        <w:rPr>
-          <w:rFonts w:hint="eastAsia"/>
-          <w:b/>
-          <w:bCs/>
-        </w:rPr>
-        <w:t xml:space="preserve">节点级位移</w:t>
-      </w:r>
-      <w:r>
-        <w:rPr>
-          <w:rFonts w:hint="eastAsia"/>
-        </w:rPr>
-        <w:t xml:space="preserve">，Zemax</w:t>
-      </w:r>
-      <w:r>
-        <w:t xml:space="preserve"> </w:t>
-      </w:r>
-      <w:r>
-        <w:rPr>
-          <w:rFonts w:hint="eastAsia"/>
-        </w:rPr>
-        <w:t xml:space="preserve">非序列对象需要的是元件的</w:t>
-      </w:r>
-      <w:r>
-        <w:rPr>
-          <w:rFonts w:hint="eastAsia"/>
-          <w:b/>
-          <w:bCs/>
-        </w:rPr>
-        <w:t xml:space="preserve">整体刚体位移/旋转</w:t>
-      </w:r>
-      <w:r>
-        <w:rPr>
-          <w:rFonts w:hint="eastAsia"/>
-        </w:rPr>
-        <w:t xml:space="preserve">——横向偏心（decenter）、沿光轴离焦（despace）与倾斜（tilt）。软件把某镜片对应的一组节点当作刚体点云做配准：</w:t>
-      </w:r>
-    </w:p>
-    <w:p>
-      <w:pPr>
-        <w:pStyle w:val="Compact"/>
-        <w:numPr>
-          <w:ilvl w:val="0"/>
-          <w:numId w:val="1006"/>
-        </w:numPr>
-      </w:pPr>
-      <w:r>
-        <w:rPr>
-          <w:rFonts w:hint="eastAsia"/>
-          <w:b/>
-          <w:bCs/>
-        </w:rPr>
-        <w:t xml:space="preserve">整体平移</w:t>
-      </w:r>
-      <w:r>
-        <w:rPr>
-          <w:rFonts w:hint="eastAsia"/>
-        </w:rPr>
-        <w:t xml:space="preserve">取所有节点位移的（加权）均值（质心位移）：横向分量即偏心、沿光轴分量即离焦。</w:t>
-      </w:r>
-    </w:p>
-    <w:p>
-      <w:pPr>
-        <w:pStyle w:val="Compact"/>
-        <w:numPr>
-          <w:ilvl w:val="0"/>
-          <w:numId w:val="1006"/>
-        </w:numPr>
-      </w:pPr>
-      <w:r>
-        <w:rPr>
-          <w:rFonts w:hint="eastAsia"/>
-          <w:b/>
-          <w:bCs/>
-        </w:rPr>
-        <w:t xml:space="preserve">整体旋转</w:t>
-      </w:r>
-      <w:r>
-        <w:rPr>
-          <w:rFonts w:hint="eastAsia"/>
-        </w:rPr>
-        <w:t xml:space="preserve">默认用</w:t>
-      </w:r>
-      <w:r>
-        <w:t xml:space="preserve"> </w:t>
-      </w:r>
-      <w:r>
-        <w:rPr>
-          <w:b/>
-          <w:bCs/>
-        </w:rPr>
-        <w:t xml:space="preserve">SVD/Kabsch </w:t>
-      </w:r>
-      <w:r>
-        <w:rPr>
-          <w:rFonts w:hint="eastAsia"/>
-          <w:b/>
-          <w:bCs/>
-        </w:rPr>
-        <w:t xml:space="preserve">严格刚体配准</w:t>
-      </w:r>
-      <w:r>
-        <w:rPr>
-          <w:rFonts w:hint="eastAsia"/>
-        </w:rPr>
-        <w:t xml:space="preserve">：构造相关矩阵</w:t>
-      </w:r>
-      <w:r>
-        <w:t xml:space="preserve"> </w:t>
-      </w:r>
-      <w:r>
-        <w:rPr>
-          <w:rStyle w:val="VerbatimChar"/>
-        </w:rPr>
-        <w:t xml:space="preserve">H = Σ Pᵢ Qᵢᵀ</w:t>
-      </w:r>
-      <w:r>
-        <w:rPr>
-          <w:rFonts w:hint="eastAsia"/>
-        </w:rPr>
-        <w:t xml:space="preserve">（P/Q</w:t>
-      </w:r>
-      <w:r>
-        <w:t xml:space="preserve"> </w:t>
-      </w:r>
-      <w:r>
-        <w:rPr>
-          <w:rFonts w:hint="eastAsia"/>
-        </w:rPr>
-        <w:t xml:space="preserve">为去质心的变形前/后坐标），SVD</w:t>
-      </w:r>
-      <w:r>
-        <w:t xml:space="preserve"> </w:t>
-      </w:r>
-      <w:r>
-        <w:rPr>
-          <w:rFonts w:hint="eastAsia"/>
-        </w:rPr>
-        <w:t xml:space="preserve">后</w:t>
-      </w:r>
-      <w:r>
-        <w:t xml:space="preserve"> </w:t>
-      </w:r>
-      <w:r>
-        <w:rPr>
-          <w:rStyle w:val="VerbatimChar"/>
-        </w:rPr>
-        <w:t xml:space="preserve">R = V·diag(1,1,det(VUᵀ))·Uᵀ</w:t>
-      </w:r>
-      <w:r>
-        <w:rPr>
-          <w:rFonts w:hint="eastAsia"/>
-        </w:rPr>
-        <w:t xml:space="preserve">，</w:t>
-      </w:r>
-      <w:r>
-        <w:rPr>
-          <w:rStyle w:val="VerbatimChar"/>
-        </w:rPr>
-        <w:t xml:space="preserve">det</w:t>
-      </w:r>
-      <w:r>
-        <w:t xml:space="preserve"> </w:t>
-      </w:r>
-      <w:r>
-        <w:rPr>
-          <w:rFonts w:hint="eastAsia"/>
-        </w:rPr>
-        <w:t xml:space="preserve">项为反射保护以保证</w:t>
-      </w:r>
-      <w:r>
-        <w:t xml:space="preserve"> R </w:t>
-      </w:r>
-      <w:r>
-        <w:rPr>
-          <w:rFonts w:hint="eastAsia"/>
-        </w:rPr>
-        <w:t xml:space="preserve">为正交旋转（det=+1），再经矩阵对数/轴角映射转为旋转向量</w:t>
-      </w:r>
-      <w:r>
-        <w:t xml:space="preserve"> </w:t>
-      </w:r>
-      <w:r>
-        <w:rPr>
-          <w:rFonts w:hint="eastAsia"/>
-        </w:rPr>
-        <w:t xml:space="preserve">Rx/Ry/Rz（deg）。对任意大小转角都精确；仅在</w:t>
-      </w:r>
-      <w:r>
-        <w:t xml:space="preserve"> numpy </w:t>
-      </w:r>
-      <w:r>
-        <w:rPr>
-          <w:rFonts w:hint="eastAsia"/>
-        </w:rPr>
-        <w:t xml:space="preserve">不可用或有效节点过少时回退线性化小角度解。</w:t>
-      </w:r>
-    </w:p>
-    <w:p>
-      <w:pPr>
-        <w:pStyle w:val="Compact"/>
-        <w:numPr>
-          <w:ilvl w:val="0"/>
-          <w:numId w:val="1006"/>
-        </w:numPr>
-      </w:pPr>
-      <w:r>
-        <w:rPr>
-          <w:rFonts w:hint="eastAsia"/>
-          <w:b/>
-          <w:bCs/>
-        </w:rPr>
-        <w:t xml:space="preserve">面形残差</w:t>
-      </w:r>
-      <w:r>
-        <w:rPr>
-          <w:b/>
-          <w:bCs/>
-        </w:rPr>
-        <w:t xml:space="preserve"> RMS</w:t>
-      </w:r>
-      <w:r>
-        <w:rPr>
-          <w:rFonts w:hint="eastAsia"/>
-        </w:rPr>
-        <w:t xml:space="preserve">：去除最佳刚体平移+旋转后各节点剩余位移的</w:t>
-      </w:r>
-      <w:r>
-        <w:t xml:space="preserve"> </w:t>
-      </w:r>
-      <w:r>
-        <w:rPr>
-          <w:rFonts w:hint="eastAsia"/>
-        </w:rPr>
-        <w:t xml:space="preserve">RMS，表征该镜片偏离纯刚体的程度。残差与刚体位移同量级时，说明面形畸变显著、单一刚体位移/旋转不足以描述真实变形——此时应考虑面形传递（grid</w:t>
-      </w:r>
-      <w:r>
-        <w:t xml:space="preserve"> sag / Zernike / </w:t>
-      </w:r>
-      <w:r>
-        <w:rPr>
-          <w:rFonts w:hint="eastAsia"/>
-        </w:rPr>
-        <w:t xml:space="preserve">STAR，当前版本不含）。</w:t>
-      </w:r>
-    </w:p>
-    <w:p>
-      <w:pPr>
-        <w:pStyle w:val="FirstParagraph"/>
-      </w:pPr>
-      <w:r>
-        <w:rPr>
-          <w:rFonts w:hint="eastAsia"/>
-        </w:rPr>
-        <w:t xml:space="preserve">每镜片输出一条记录：</w:t>
-      </w:r>
-      <w:r>
-        <w:rPr>
-          <w:rStyle w:val="VerbatimChar"/>
-          <w:rFonts w:hint="eastAsia"/>
-        </w:rPr>
-        <w:t xml:space="preserve">名称、X、Y、Z(m)、Rx、Ry、Rz(deg)、面形残差RMS、节点数、来源文件</w:t>
-      </w:r>
-      <w:r>
-        <w:rPr>
-          <w:rFonts w:hint="eastAsia"/>
-        </w:rPr>
-        <w:t xml:space="preserve">，保存为</w:t>
-      </w:r>
-      <w:r>
-        <w:t xml:space="preserve"> </w:t>
-      </w:r>
-      <w:r>
-        <w:rPr>
-          <w:rStyle w:val="VerbatimChar"/>
-        </w:rPr>
-        <w:t xml:space="preserve">lens_pose_latest.csv</w:t>
-      </w:r>
-      <w:r>
-        <w:t xml:space="preserve"> </w:t>
-      </w:r>
-      <w:r>
-        <w:t xml:space="preserve">/</w:t>
-      </w:r>
-      <w:r>
-        <w:t xml:space="preserve"> </w:t>
-      </w:r>
-      <w:r>
-        <w:rPr>
-          <w:rStyle w:val="VerbatimChar"/>
-        </w:rPr>
-        <w:t xml:space="preserve">lens_pose_time_series.csv</w:t>
-      </w:r>
-      <w:r>
-        <w:t xml:space="preserve"> </w:t>
-      </w:r>
-      <w:r>
-        <w:t xml:space="preserve">/ JSON </w:t>
-      </w:r>
-      <w:r>
-        <w:rPr>
-          <w:rFonts w:hint="eastAsia"/>
-        </w:rPr>
-        <w:t xml:space="preserve">与计算日志。完整推导见</w:t>
-      </w:r>
-      <w:r>
-        <w:t xml:space="preserve"> </w:t>
-      </w:r>
-      <w:r>
-        <w:rPr>
-          <w:rStyle w:val="VerbatimChar"/>
-          <w:rFonts w:hint="eastAsia"/>
-        </w:rPr>
-        <w:t xml:space="preserve">docs/节点位移计算整体位移和旋转_理论公式.md</w:t>
-      </w:r>
-      <w:r>
-        <w:t xml:space="preserve">。</w:t>
-      </w:r>
-    </w:p>
-    <w:p>
-      <w:pPr>
-        <w:pStyle w:val="BodyText"/>
-      </w:pPr>
-      <w:r>
-        <w:rPr>
-          <w:rFonts w:hint="eastAsia"/>
-          <w:b/>
-          <w:bCs/>
-        </w:rPr>
-        <w:t xml:space="preserve">对导出数据的硬性要求</w:t>
-      </w:r>
-      <w:r>
-        <w:rPr>
-          <w:rFonts w:hint="eastAsia"/>
-        </w:rPr>
-        <w:t xml:space="preserve">：①</w:t>
-      </w:r>
-      <w:r>
-        <w:t xml:space="preserve"> Mechanical </w:t>
-      </w:r>
-      <w:r>
-        <w:rPr>
-          <w:rFonts w:hint="eastAsia"/>
-        </w:rPr>
-        <w:t xml:space="preserve">坐标系、位移与</w:t>
-      </w:r>
-      <w:r>
-        <w:t xml:space="preserve"> Zemax </w:t>
-      </w:r>
-      <w:r>
-        <w:rPr>
-          <w:rFonts w:hint="eastAsia"/>
-        </w:rPr>
-        <w:t xml:space="preserve">对象位置同一坐标系；②</w:t>
-      </w:r>
-      <w:r>
-        <w:t xml:space="preserve"> </w:t>
-      </w:r>
-      <w:r>
-        <w:rPr>
-          <w:rFonts w:hint="eastAsia"/>
-        </w:rPr>
-        <w:t xml:space="preserve">单位一致或正确换算（内部按</w:t>
-      </w:r>
-      <w:r>
-        <w:t xml:space="preserve"> m/deg </w:t>
-      </w:r>
-      <w:r>
-        <w:rPr>
-          <w:rFonts w:hint="eastAsia"/>
-        </w:rPr>
-        <w:t xml:space="preserve">记录，写入时按</w:t>
-      </w:r>
-      <w:r>
-        <w:t xml:space="preserve"> Zemax </w:t>
-      </w:r>
-      <w:r>
-        <w:rPr>
-          <w:rFonts w:hint="eastAsia"/>
-        </w:rPr>
-        <w:t xml:space="preserve">当前单位换算）；③</w:t>
-      </w:r>
-      <w:r>
-        <w:t xml:space="preserve"> </w:t>
-      </w:r>
-      <w:r>
-        <w:rPr>
-          <w:rFonts w:hint="eastAsia"/>
-        </w:rPr>
-        <w:t xml:space="preserve">必须三方向位移</w:t>
-      </w:r>
-      <w:r>
-        <w:t xml:space="preserve"> + </w:t>
-      </w:r>
-      <w:r>
-        <w:rPr>
-          <w:rFonts w:hint="eastAsia"/>
-        </w:rPr>
-        <w:t xml:space="preserve">节点坐标齐全，单方向无法唯一确定三维旋转。</w:t>
-      </w:r>
-    </w:p>
-    <w:p>
-      <w:r>
-        <w:pict>
-          <v:rect style="width:0;height:1.5pt" o:hralign="center" o:hrstd="t" o:hr="t"/>
-        </w:pict>
-      </w:r>
-    </w:p>
-    <w:bookmarkEnd w:id="32"/>
-    <w:bookmarkStart w:id="36" w:name="zemax-端导入与追迹两步流程"/>
-    <w:p>
-      <w:pPr>
-        <w:pStyle w:val="Heading2"/>
-      </w:pPr>
-      <w:r>
-        <w:t xml:space="preserve">7. Zemax </w:t>
-      </w:r>
-      <w:r>
-        <w:rPr>
-          <w:rFonts w:hint="eastAsia"/>
-        </w:rPr>
-        <w:t xml:space="preserve">端：导入与追迹（两步流程）</w:t>
-      </w:r>
-    </w:p>
-    <w:p>
-      <w:pPr>
-        <w:pStyle w:val="FirstParagraph"/>
-      </w:pPr>
-      <w:r>
-        <w:t xml:space="preserve">Zemax </w:t>
-      </w:r>
-      <w:r>
-        <w:rPr>
-          <w:rFonts w:hint="eastAsia"/>
-        </w:rPr>
-        <w:t xml:space="preserve">页用于选择</w:t>
-      </w:r>
-      <w:r>
-        <w:t xml:space="preserve"> </w:t>
-      </w:r>
-      <w:r>
-        <w:rPr>
-          <w:rStyle w:val="VerbatimChar"/>
-        </w:rPr>
-        <w:t xml:space="preserve">.zmx</w:t>
-      </w:r>
-      <w:r>
-        <w:t xml:space="preserve"> </w:t>
-      </w:r>
-      <w:r>
-        <w:rPr>
-          <w:rFonts w:hint="eastAsia"/>
-        </w:rPr>
-        <w:t xml:space="preserve">工程并做非序列相关操作。当前版本不主动打开</w:t>
-      </w:r>
-      <w:r>
-        <w:t xml:space="preserve"> OpticStudio </w:t>
-      </w:r>
-      <w:r>
-        <w:rPr>
-          <w:rFonts w:hint="eastAsia"/>
-        </w:rPr>
-        <w:t xml:space="preserve">GUI，全程后台</w:t>
-      </w:r>
-      <w:r>
-        <w:t xml:space="preserve"> </w:t>
-      </w:r>
-      <w:r>
-        <w:rPr>
-          <w:rFonts w:hint="eastAsia"/>
-        </w:rPr>
-        <w:t xml:space="preserve">ZOS-API，避免「看到的窗口</w:t>
-      </w:r>
-      <w:r>
-        <w:t xml:space="preserve"> ≠ </w:t>
-      </w:r>
-      <w:r>
-        <w:rPr>
-          <w:rFonts w:hint="eastAsia"/>
-        </w:rPr>
-        <w:t xml:space="preserve">后台会话对象」的不一致。关闭</w:t>
-      </w:r>
-      <w:r>
-        <w:t xml:space="preserve"> Zemax </w:t>
-      </w:r>
-      <w:r>
-        <w:rPr>
-          <w:rFonts w:hint="eastAsia"/>
-        </w:rPr>
-        <w:t xml:space="preserve">时可选择保存或不保存后台会话中的修改。</w:t>
-      </w:r>
-    </w:p>
-    <w:p>
-      <w:pPr>
-        <w:pStyle w:val="CaptionedFigure"/>
-      </w:pPr>
-      <w:r>
-        <w:drawing>
-          <wp:inline>
-            <wp:extent cx="5334000" cy="3557367"/>
-            <wp:effectExtent b="0" l="0" r="0" t="0"/>
-            <wp:docPr descr="Zemax 页面" title="" id="34" name="Picture"/>
-            <a:graphic>
-              <a:graphicData uri="http://schemas.openxmlformats.org/drawingml/2006/picture">
-                <pic:pic>
-                  <pic:nvPicPr>
-                    <pic:cNvPr descr="images/zemax_main_mock.png" id="35" name="Picture"/>
-                    <pic:cNvPicPr>
-                      <a:picLocks noChangeArrowheads="1" noChangeAspect="1"/>
-                    </pic:cNvPicPr>
-                  </pic:nvPicPr>
-                  <pic:blipFill>
-                    <a:blip r:embed="rId33"/>
-                    <a:stretch>
-                      <a:fillRect/>
-                    </a:stretch>
-                  </pic:blipFill>
-                  <pic:spPr bwMode="auto">
-                    <a:xfrm>
-                      <a:off x="0" y="0"/>
-                      <a:ext cx="5334000" cy="3557367"/>
-                    </a:xfrm>
-                    <a:prstGeom prst="rect">
-                      <a:avLst/>
-                    </a:prstGeom>
-                    <a:noFill/>
-                    <a:ln w="9525">
-                      <a:noFill/>
-                      <a:headEnd/>
-                      <a:tailEnd/>
-                    </a:ln>
-                  </pic:spPr>
-                </pic:pic>
-              </a:graphicData>
-            </a:graphic>
-          </wp:inline>
-        </w:drawing>
-      </w:r>
-    </w:p>
-    <w:p>
-      <w:pPr>
-        <w:pStyle w:val="ImageCaption"/>
-      </w:pPr>
-      <w:r>
-        <w:t xml:space="preserve">Zemax </w:t>
-      </w:r>
-      <w:r>
-        <w:rPr>
-          <w:rFonts w:hint="eastAsia"/>
-        </w:rPr>
-        <w:t xml:space="preserve">页面</w:t>
-      </w:r>
-    </w:p>
-    <w:p>
-      <w:pPr>
-        <w:pStyle w:val="BodyText"/>
-      </w:pPr>
-      <w:r>
-        <w:rPr>
-          <w:rFonts w:hint="eastAsia"/>
-        </w:rPr>
-        <w:t xml:space="preserve">非序列镜片位移/旋转导入分为</w:t>
-      </w:r>
-      <w:r>
-        <w:rPr>
-          <w:rFonts w:hint="eastAsia"/>
-          <w:b/>
-          <w:bCs/>
-        </w:rPr>
-        <w:t xml:space="preserve">稳态、瞬态、随机振动</w:t>
-      </w:r>
-      <w:r>
-        <w:rPr>
-          <w:rFonts w:hint="eastAsia"/>
-        </w:rPr>
-        <w:t xml:space="preserve">三个分页。瞬态与随机振动采用</w:t>
-      </w:r>
-      <w:r>
-        <w:rPr>
-          <w:rFonts w:hint="eastAsia"/>
-          <w:b/>
-          <w:bCs/>
-        </w:rPr>
-        <w:t xml:space="preserve">「先导入、后追迹」两步</w:t>
-      </w:r>
-      <w:r>
-        <w:rPr>
-          <w:rFonts w:hint="eastAsia"/>
-        </w:rPr>
-        <w:t xml:space="preserve">：</w:t>
-      </w:r>
-    </w:p>
-    <w:p>
-      <w:pPr>
-        <w:pStyle w:val="Compact"/>
-        <w:numPr>
-          <w:ilvl w:val="0"/>
-          <w:numId w:val="1007"/>
-        </w:numPr>
-      </w:pPr>
-      <w:r>
-        <w:rPr>
-          <w:rFonts w:hint="eastAsia"/>
-          <w:b/>
-          <w:bCs/>
-        </w:rPr>
-        <w:t xml:space="preserve">第一步（导入）</w:t>
-      </w:r>
-      <w:r>
-        <w:rPr>
-          <w:rFonts w:hint="eastAsia"/>
-        </w:rPr>
-        <w:t xml:space="preserve">：点「选择文件夹并导入瞬态</w:t>
-      </w:r>
-      <w:r>
-        <w:t xml:space="preserve"> / </w:t>
-      </w:r>
-      <w:r>
-        <w:rPr>
-          <w:rFonts w:hint="eastAsia"/>
-        </w:rPr>
-        <w:t xml:space="preserve">随机振动」，选择</w:t>
-      </w:r>
-      <w:r>
-        <w:t xml:space="preserve"> Mechanical </w:t>
-      </w:r>
-      <w:r>
-        <w:rPr>
-          <w:rFonts w:hint="eastAsia"/>
-        </w:rPr>
-        <w:t xml:space="preserve">结果文件夹，软件计算刚体位移/旋转、按</w:t>
-      </w:r>
-      <w:r>
-        <w:t xml:space="preserve"> Comment </w:t>
-      </w:r>
-      <w:r>
-        <w:rPr>
-          <w:rFonts w:hint="eastAsia"/>
-        </w:rPr>
-        <w:t xml:space="preserve">匹配镜片并写入</w:t>
-      </w:r>
-      <w:r>
-        <w:t xml:space="preserve"> </w:t>
-      </w:r>
-      <w:r>
-        <w:rPr>
-          <w:rFonts w:hint="eastAsia"/>
-        </w:rPr>
-        <w:t xml:space="preserve">Zemax，同时把结果显示在「镜片刚体偏心/倾斜计算结果」表中。请在此核对「匹配对象」「节点数」「未匹配名称」。</w:t>
-      </w:r>
-    </w:p>
-    <w:p>
-      <w:pPr>
-        <w:pStyle w:val="Compact"/>
-        <w:numPr>
-          <w:ilvl w:val="0"/>
-          <w:numId w:val="1007"/>
-        </w:numPr>
-      </w:pPr>
-      <w:r>
-        <w:rPr>
-          <w:rFonts w:hint="eastAsia"/>
-          <w:b/>
-          <w:bCs/>
-        </w:rPr>
-        <w:t xml:space="preserve">第二步（追迹）</w:t>
-      </w:r>
-      <w:r>
-        <w:rPr>
-          <w:rFonts w:hint="eastAsia"/>
-        </w:rPr>
-        <w:t xml:space="preserve">：点「瞬态</w:t>
-      </w:r>
-      <w:r>
-        <w:t xml:space="preserve"> / </w:t>
-      </w:r>
-      <w:r>
-        <w:rPr>
-          <w:rFonts w:hint="eastAsia"/>
-        </w:rPr>
-        <w:t xml:space="preserve">随机振动追迹并保存为</w:t>
-      </w:r>
-      <w:r>
-        <w:t xml:space="preserve"> </w:t>
-      </w:r>
-      <w:r>
-        <w:rPr>
-          <w:rFonts w:hint="eastAsia"/>
-        </w:rPr>
-        <w:t xml:space="preserve">DTS」，</w:t>
-      </w:r>
-      <w:r>
-        <w:rPr>
-          <w:rFonts w:hint="eastAsia"/>
-          <w:b/>
-          <w:bCs/>
-        </w:rPr>
-        <w:t xml:space="preserve">复用第一步选的文件夹</w:t>
-      </w:r>
-      <w:r>
-        <w:rPr>
-          <w:rFonts w:hint="eastAsia"/>
-        </w:rPr>
-        <w:t xml:space="preserve">（不再重复弹文件夹框；若未先导入会提示「请先点选择文件夹并导入…」），</w:t>
-      </w:r>
-      <w:r>
-        <w:rPr>
-          <w:rFonts w:hint="eastAsia"/>
-          <w:b/>
-          <w:bCs/>
-        </w:rPr>
-        <w:t xml:space="preserve">点击时弹出探测器选择框</w:t>
-      </w:r>
-      <w:r>
-        <w:rPr>
-          <w:rFonts w:hint="eastAsia"/>
-        </w:rPr>
-        <w:t xml:space="preserve">让你直接选用于成像的</w:t>
-      </w:r>
-      <w:r>
-        <w:t xml:space="preserve"> </w:t>
-      </w:r>
-      <w:r>
-        <w:rPr>
-          <w:rFonts w:hint="eastAsia"/>
-        </w:rPr>
-        <w:t xml:space="preserve">Detector，逐帧/逐样本追迹，</w:t>
-      </w:r>
-      <w:r>
-        <w:rPr>
-          <w:rStyle w:val="VerbatimChar"/>
-        </w:rPr>
-        <w:t xml:space="preserve">.dts</w:t>
-      </w:r>
-      <w:r>
-        <w:t xml:space="preserve"> </w:t>
-      </w:r>
-      <w:r>
-        <w:rPr>
-          <w:rFonts w:hint="eastAsia"/>
-          <w:b/>
-          <w:bCs/>
-        </w:rPr>
-        <w:t xml:space="preserve">自动保存</w:t>
-      </w:r>
-      <w:r>
-        <w:rPr>
-          <w:rFonts w:hint="eastAsia"/>
-        </w:rPr>
-        <w:t xml:space="preserve">到工程目录下的默认结果文件夹，无需再选保存位置。</w:t>
-      </w:r>
-    </w:p>
-    <w:p>
-      <w:pPr>
-        <w:pStyle w:val="FirstParagraph"/>
-      </w:pPr>
-      <w:r>
-        <w:rPr>
-          <w:rFonts w:hint="eastAsia"/>
-        </w:rPr>
-        <w:t xml:space="preserve">稳态分页保留「稳态清空并追迹」做单次快速追迹（不存</w:t>
-      </w:r>
-      <w:r>
-        <w:t xml:space="preserve"> </w:t>
-      </w:r>
-      <w:r>
-        <w:rPr>
-          <w:rFonts w:hint="eastAsia"/>
-        </w:rPr>
-        <w:t xml:space="preserve">DTS）。光线追迹使用</w:t>
-      </w:r>
-      <w:r>
-        <w:t xml:space="preserve"> Zemax </w:t>
-      </w:r>
-      <w:r>
-        <w:rPr>
-          <w:rFonts w:hint="eastAsia"/>
-        </w:rPr>
-        <w:t xml:space="preserve">工程文件里的默认追迹设置，执行时先清除非序列探测器已有数据再跑一次</w:t>
-      </w:r>
-      <w:r>
-        <w:t xml:space="preserve"> NSC </w:t>
-      </w:r>
-      <w:r>
-        <w:rPr>
-          <w:rFonts w:hint="eastAsia"/>
-        </w:rPr>
-        <w:t xml:space="preserve">追迹。软件自动检测本机逻辑</w:t>
-      </w:r>
-      <w:r>
-        <w:t xml:space="preserve"> CPU </w:t>
-      </w:r>
-      <w:r>
-        <w:rPr>
-          <w:rFonts w:hint="eastAsia"/>
-        </w:rPr>
-        <w:t xml:space="preserve">核数并默认把</w:t>
-      </w:r>
-      <w:r>
-        <w:t xml:space="preserve"> NSC</w:t>
-      </w:r>
-      <w:r>
-        <w:t xml:space="preserve"> </w:t>
-      </w:r>
-      <w:r>
-        <w:rPr>
-          <w:rStyle w:val="VerbatimChar"/>
-        </w:rPr>
-        <w:t xml:space="preserve">NumberOfCores</w:t>
-      </w:r>
-      <w:r>
-        <w:t xml:space="preserve"> </w:t>
-      </w:r>
-      <w:r>
-        <w:rPr>
-          <w:rFonts w:hint="eastAsia"/>
-        </w:rPr>
-        <w:t xml:space="preserve">设为全部核心；当前不以</w:t>
-      </w:r>
-      <w:r>
-        <w:t xml:space="preserve"> GPU </w:t>
-      </w:r>
-      <w:r>
-        <w:rPr>
-          <w:rFonts w:hint="eastAsia"/>
-        </w:rPr>
-        <w:t xml:space="preserve">追迹为默认流程。</w:t>
-      </w:r>
-    </w:p>
-    <w:p>
-      <w:r>
-        <w:pict>
-          <v:rect style="width:0;height:1.5pt" o:hralign="center" o:hrstd="t" o:hr="t"/>
-        </w:pict>
-      </w:r>
-    </w:p>
-    <w:bookmarkEnd w:id="36"/>
-    <w:bookmarkStart w:id="37" w:name="三种联动模式稳态-瞬态-随机振动"/>
+    <w:bookmarkEnd w:id="45"/>
+    <w:bookmarkStart w:id="49" w:name="三种联动模式稳态-瞬态-随机振动"/>
     <w:p>
       <w:pPr>
         <w:pStyle w:val="Heading2"/>
@@ -6073,69 +6304,26 @@
       </w:r>
     </w:p>
     <w:p>
-      <w:r>
-        <w:pict>
-          <v:rect style="width:0;height:1.5pt" o:hralign="center" o:hrstd="t" o:hr="t"/>
-        </w:pict>
-      </w:r>
-    </w:p>
-    <w:bookmarkEnd w:id="37"/>
-    <w:bookmarkStart w:id="41" w:name="探测器窗口与时间序列dts播放"/>
-    <w:p>
-      <w:pPr>
-        <w:pStyle w:val="Heading2"/>
-      </w:pPr>
-      <w:r>
-        <w:t xml:space="preserve">9. </w:t>
-      </w:r>
-      <w:r>
-        <w:rPr>
-          <w:rFonts w:hint="eastAsia"/>
-        </w:rPr>
-        <w:t xml:space="preserve">探测器窗口与时间序列(DTS)播放</w:t>
-      </w:r>
-    </w:p>
-    <w:p>
-      <w:pPr>
-        <w:pStyle w:val="FirstParagraph"/>
-      </w:pPr>
-      <w:r>
-        <w:rPr>
-          <w:rFonts w:hint="eastAsia"/>
-        </w:rPr>
-        <w:t xml:space="preserve">在</w:t>
-      </w:r>
-      <w:r>
-        <w:t xml:space="preserve"> Zemax </w:t>
-      </w:r>
-      <w:r>
-        <w:rPr>
-          <w:rFonts w:hint="eastAsia"/>
-        </w:rPr>
-        <w:t xml:space="preserve">页点「打开探测器/时间序列(DTS)窗口」弹出探测器窗口：左侧为探测器列表/当前结果，右侧为光线追迹/结果摘要、时间序列(DTS)播放控制与伪彩色预览。</w:t>
-      </w:r>
-    </w:p>
-    <w:p>
       <w:pPr>
         <w:pStyle w:val="CaptionedFigure"/>
       </w:pPr>
       <w:r>
         <w:drawing>
           <wp:inline>
-            <wp:extent cx="5334000" cy="3617843"/>
+            <wp:extent cx="5334000" cy="3200399"/>
             <wp:effectExtent b="0" l="0" r="0" t="0"/>
-            <wp:docPr descr="探测器 / 时间序列窗口" title="" id="39" name="Picture"/>
+            <wp:docPr descr="随机振动导入分页：先导入 1σ 结果并匹配镜片，再设「生成数量」按多元正态采样追迹" title="" id="47" name="Picture"/>
             <a:graphic>
               <a:graphicData uri="http://schemas.openxmlformats.org/drawingml/2006/picture">
                 <pic:pic>
                   <pic:nvPicPr>
-                    <pic:cNvPr descr="images/zemax_detector_mock.png" id="40" name="Picture"/>
+                    <pic:cNvPr descr="images/zemax_random_vibration.png" id="48" name="Picture"/>
                     <pic:cNvPicPr>
                       <a:picLocks noChangeArrowheads="1" noChangeAspect="1"/>
                     </pic:cNvPicPr>
                   </pic:nvPicPr>
                   <pic:blipFill>
-                    <a:blip r:embed="rId38"/>
+                    <a:blip r:embed="rId46"/>
                     <a:stretch>
                       <a:fillRect/>
                     </a:stretch>
@@ -6143,7 +6331,7 @@
                   <pic:spPr bwMode="auto">
                     <a:xfrm>
                       <a:off x="0" y="0"/>
-                      <a:ext cx="5334000" cy="3617843"/>
+                      <a:ext cx="5334000" cy="3200399"/>
                     </a:xfrm>
                     <a:prstGeom prst="rect">
                       <a:avLst/>
@@ -6170,6 +6358,116 @@
         <w:rPr>
           <w:rFonts w:hint="eastAsia"/>
         </w:rPr>
+        <w:t xml:space="preserve">随机振动导入分页：先导入</w:t>
+      </w:r>
+      <w:r>
+        <w:t xml:space="preserve"> 1σ </w:t>
+      </w:r>
+      <w:r>
+        <w:rPr>
+          <w:rFonts w:hint="eastAsia"/>
+        </w:rPr>
+        <w:t xml:space="preserve">结果并匹配镜片，再设「生成数量」按多元正态采样追迹</w:t>
+      </w:r>
+    </w:p>
+    <w:p>
+      <w:r>
+        <w:pict>
+          <v:rect style="width:0;height:1.5pt" o:hralign="center" o:hrstd="t" o:hr="t"/>
+        </w:pict>
+      </w:r>
+    </w:p>
+    <w:bookmarkEnd w:id="49"/>
+    <w:bookmarkStart w:id="53" w:name="探测器窗口与时间序列dts播放"/>
+    <w:p>
+      <w:pPr>
+        <w:pStyle w:val="Heading2"/>
+      </w:pPr>
+      <w:r>
+        <w:t xml:space="preserve">9. </w:t>
+      </w:r>
+      <w:r>
+        <w:rPr>
+          <w:rFonts w:hint="eastAsia"/>
+        </w:rPr>
+        <w:t xml:space="preserve">探测器窗口与时间序列(DTS)播放</w:t>
+      </w:r>
+    </w:p>
+    <w:p>
+      <w:pPr>
+        <w:pStyle w:val="FirstParagraph"/>
+      </w:pPr>
+      <w:r>
+        <w:rPr>
+          <w:rFonts w:hint="eastAsia"/>
+        </w:rPr>
+        <w:t xml:space="preserve">在</w:t>
+      </w:r>
+      <w:r>
+        <w:t xml:space="preserve"> Zemax </w:t>
+      </w:r>
+      <w:r>
+        <w:rPr>
+          <w:rFonts w:hint="eastAsia"/>
+        </w:rPr>
+        <w:t xml:space="preserve">页点「打开探测器/时间序列(DTS)窗口」弹出探测器窗口：左侧为探测器列表/当前结果，右侧为光线追迹/结果摘要、时间序列(DTS)播放控制与伪彩色预览。</w:t>
+      </w:r>
+    </w:p>
+    <w:p>
+      <w:pPr>
+        <w:pStyle w:val="CaptionedFigure"/>
+      </w:pPr>
+      <w:r>
+        <w:drawing>
+          <wp:inline>
+            <wp:extent cx="5334000" cy="3254644"/>
+            <wp:effectExtent b="0" l="0" r="0" t="0"/>
+            <wp:docPr descr="探测器 / 时间序列窗口：探测器列表、追迹/结果摘要（含质心）、DTS 播放控件与全分辨率伪彩光斑" title="" id="51" name="Picture"/>
+            <a:graphic>
+              <a:graphicData uri="http://schemas.openxmlformats.org/drawingml/2006/picture">
+                <pic:pic>
+                  <pic:nvPicPr>
+                    <pic:cNvPr descr="images/zemax_detector_window.png" id="52" name="Picture"/>
+                    <pic:cNvPicPr>
+                      <a:picLocks noChangeArrowheads="1" noChangeAspect="1"/>
+                    </pic:cNvPicPr>
+                  </pic:nvPicPr>
+                  <pic:blipFill>
+                    <a:blip r:embed="rId50"/>
+                    <a:stretch>
+                      <a:fillRect/>
+                    </a:stretch>
+                  </pic:blipFill>
+                  <pic:spPr bwMode="auto">
+                    <a:xfrm>
+                      <a:off x="0" y="0"/>
+                      <a:ext cx="5334000" cy="3254644"/>
+                    </a:xfrm>
+                    <a:prstGeom prst="rect">
+                      <a:avLst/>
+                    </a:prstGeom>
+                    <a:noFill/>
+                    <a:ln w="9525">
+                      <a:noFill/>
+                      <a:headEnd/>
+                      <a:tailEnd/>
+                    </a:ln>
+                  </pic:spPr>
+                </pic:pic>
+              </a:graphicData>
+            </a:graphic>
+          </wp:inline>
+        </w:drawing>
+      </w:r>
+    </w:p>
+    <w:p>
+      <w:pPr>
+        <w:pStyle w:val="ImageCaption"/>
+      </w:pPr>
+      <w:r>
+        <w:rPr>
+          <w:rFonts w:hint="eastAsia"/>
+        </w:rPr>
         <w:t xml:space="preserve">探测器</w:t>
       </w:r>
       <w:r>
@@ -6179,7 +6477,16 @@
         <w:rPr>
           <w:rFonts w:hint="eastAsia"/>
         </w:rPr>
-        <w:t xml:space="preserve">时间序列窗口</w:t>
+        <w:t xml:space="preserve">时间序列窗口：探测器列表、追迹/结果摘要（含质心）、DTS</w:t>
+      </w:r>
+      <w:r>
+        <w:t xml:space="preserve"> </w:t>
+      </w:r>
+      <w:r>
+        <w:rPr>
+          <w:rFonts w:hint="eastAsia"/>
+        </w:rPr>
+        <w:t xml:space="preserve">播放控件与全分辨率伪彩光斑</w:t>
       </w:r>
     </w:p>
     <w:p>
@@ -6478,8 +6785,8 @@
         </w:pict>
       </w:r>
     </w:p>
-    <w:bookmarkEnd w:id="41"/>
-    <w:bookmarkStart w:id="42" w:name="命名匹配与基准机制"/>
+    <w:bookmarkEnd w:id="53"/>
+    <w:bookmarkStart w:id="54" w:name="命名匹配与基准机制"/>
     <w:p>
       <w:pPr>
         <w:pStyle w:val="Heading2"/>
@@ -6813,8 +7120,8 @@
         </w:pict>
       </w:r>
     </w:p>
-    <w:bookmarkEnd w:id="42"/>
-    <w:bookmarkStart w:id="43" w:name="文件保存与日志管理"/>
+    <w:bookmarkEnd w:id="54"/>
+    <w:bookmarkStart w:id="55" w:name="文件保存与日志管理"/>
     <w:p>
       <w:pPr>
         <w:pStyle w:val="Heading2"/>
@@ -7300,8 +7607,8 @@
         </w:pict>
       </w:r>
     </w:p>
-    <w:bookmarkEnd w:id="43"/>
-    <w:bookmarkStart w:id="44" w:name="常见问题与排查表"/>
+    <w:bookmarkEnd w:id="55"/>
+    <w:bookmarkStart w:id="56" w:name="常见问题与排查表"/>
     <w:p>
       <w:pPr>
         <w:pStyle w:val="Heading2"/>
@@ -8077,8 +8384,8 @@
         </w:pict>
       </w:r>
     </w:p>
-    <w:bookmarkEnd w:id="44"/>
-    <w:bookmarkStart w:id="45" w:name="适用范围与已知边界"/>
+    <w:bookmarkEnd w:id="56"/>
+    <w:bookmarkStart w:id="57" w:name="适用范围与已知边界"/>
     <w:p>
       <w:pPr>
         <w:pStyle w:val="Heading2"/>
@@ -8555,8 +8862,8 @@
         <w:t xml:space="preserve">源码为准。</w:t>
       </w:r>
     </w:p>
-    <w:bookmarkEnd w:id="45"/>
-    <w:bookmarkEnd w:id="46"/>
+    <w:bookmarkEnd w:id="57"/>
+    <w:bookmarkEnd w:id="58"/>
     <w:sectPr>
       <w:footnotePr>
         <w:numRestart w:val="eachSect"/>

--- a/docs/使用说明书_V26.5.34.docx
+++ b/docs/使用说明书_V26.5.34.docx
@@ -715,6 +715,14 @@
       <w:tblPr>
         <w:tblStyle w:val="Table"/>
         <w:tblW w:type="pct" w:w="5000"/>
+        <w:tblBorders>
+          <w:top w:val="single" w:sz="4" w:space="0" w:color="auto"/>
+          <w:left w:val="single" w:sz="4" w:space="0" w:color="auto"/>
+          <w:bottom w:val="single" w:sz="4" w:space="0" w:color="auto"/>
+          <w:right w:val="single" w:sz="4" w:space="0" w:color="auto"/>
+          <w:insideH w:val="single" w:sz="4" w:space="0" w:color="auto"/>
+          <w:insideV w:val="single" w:sz="4" w:space="0" w:color="auto"/>
+        </w:tblBorders>
         <w:tblLayout w:type="fixed"/>
         <w:tblLook w:firstRow="1" w:lastRow="0" w:firstColumn="0" w:lastColumn="0" w:noHBand="0" w:noVBand="0" w:val="0020"/>
       </w:tblPr>
@@ -1498,6 +1506,14 @@
       <w:tblPr>
         <w:tblStyle w:val="Table"/>
         <w:tblW w:type="pct" w:w="5000"/>
+        <w:tblBorders>
+          <w:top w:val="single" w:sz="4" w:space="0" w:color="auto"/>
+          <w:left w:val="single" w:sz="4" w:space="0" w:color="auto"/>
+          <w:bottom w:val="single" w:sz="4" w:space="0" w:color="auto"/>
+          <w:right w:val="single" w:sz="4" w:space="0" w:color="auto"/>
+          <w:insideH w:val="single" w:sz="4" w:space="0" w:color="auto"/>
+          <w:insideV w:val="single" w:sz="4" w:space="0" w:color="auto"/>
+        </w:tblBorders>
         <w:tblLayout w:type="fixed"/>
         <w:tblLook w:firstRow="1" w:lastRow="0" w:firstColumn="0" w:lastColumn="0" w:noHBand="0" w:noVBand="0" w:val="0020"/>
       </w:tblPr>
@@ -1871,6 +1887,14 @@
       <w:tblPr>
         <w:tblStyle w:val="Table"/>
         <w:tblW w:type="pct" w:w="5000"/>
+        <w:tblBorders>
+          <w:top w:val="single" w:sz="4" w:space="0" w:color="auto"/>
+          <w:left w:val="single" w:sz="4" w:space="0" w:color="auto"/>
+          <w:bottom w:val="single" w:sz="4" w:space="0" w:color="auto"/>
+          <w:right w:val="single" w:sz="4" w:space="0" w:color="auto"/>
+          <w:insideH w:val="single" w:sz="4" w:space="0" w:color="auto"/>
+          <w:insideV w:val="single" w:sz="4" w:space="0" w:color="auto"/>
+        </w:tblBorders>
         <w:tblLayout w:type="fixed"/>
         <w:tblLook w:firstRow="1" w:lastRow="0" w:firstColumn="0" w:lastColumn="0" w:noHBand="0" w:noVBand="0" w:val="0020"/>
       </w:tblPr>
@@ -2415,6 +2439,14 @@
         <w:tblStyle w:val="Table"/>
         <w:tblW w:type="auto" w:w="0"/>
         <w:tblLook w:firstRow="1" w:lastRow="0" w:firstColumn="0" w:lastColumn="0" w:noHBand="0" w:noVBand="0" w:val="0020"/>
+        <w:tblBorders>
+          <w:top w:val="single" w:sz="4" w:space="0" w:color="auto"/>
+          <w:left w:val="single" w:sz="4" w:space="0" w:color="auto"/>
+          <w:bottom w:val="single" w:sz="4" w:space="0" w:color="auto"/>
+          <w:right w:val="single" w:sz="4" w:space="0" w:color="auto"/>
+          <w:insideH w:val="single" w:sz="4" w:space="0" w:color="auto"/>
+          <w:insideV w:val="single" w:sz="4" w:space="0" w:color="auto"/>
+        </w:tblBorders>
       </w:tblPr>
       <w:tblGrid>
         <w:gridCol w:w="3960"/>
@@ -2580,6 +2612,14 @@
         <w:tblStyle w:val="Table"/>
         <w:tblW w:type="auto" w:w="0"/>
         <w:tblLook w:firstRow="1" w:lastRow="0" w:firstColumn="0" w:lastColumn="0" w:noHBand="0" w:noVBand="0" w:val="0020"/>
+        <w:tblBorders>
+          <w:top w:val="single" w:sz="4" w:space="0" w:color="auto"/>
+          <w:left w:val="single" w:sz="4" w:space="0" w:color="auto"/>
+          <w:bottom w:val="single" w:sz="4" w:space="0" w:color="auto"/>
+          <w:right w:val="single" w:sz="4" w:space="0" w:color="auto"/>
+          <w:insideH w:val="single" w:sz="4" w:space="0" w:color="auto"/>
+          <w:insideV w:val="single" w:sz="4" w:space="0" w:color="auto"/>
+        </w:tblBorders>
       </w:tblPr>
       <w:tblGrid>
         <w:gridCol w:w="3960"/>
@@ -4471,6 +4511,14 @@
       <w:tblPr>
         <w:tblStyle w:val="Table"/>
         <w:tblW w:type="pct" w:w="5000"/>
+        <w:tblBorders>
+          <w:top w:val="single" w:sz="4" w:space="0" w:color="auto"/>
+          <w:left w:val="single" w:sz="4" w:space="0" w:color="auto"/>
+          <w:bottom w:val="single" w:sz="4" w:space="0" w:color="auto"/>
+          <w:right w:val="single" w:sz="4" w:space="0" w:color="auto"/>
+          <w:insideH w:val="single" w:sz="4" w:space="0" w:color="auto"/>
+          <w:insideV w:val="single" w:sz="4" w:space="0" w:color="auto"/>
+        </w:tblBorders>
         <w:tblLayout w:type="fixed"/>
         <w:tblLook w:firstRow="1" w:lastRow="0" w:firstColumn="0" w:lastColumn="0" w:noHBand="0" w:noVBand="0" w:val="0020"/>
       </w:tblPr>
@@ -5774,6 +5822,14 @@
       <w:tblPr>
         <w:tblStyle w:val="Table"/>
         <w:tblW w:type="pct" w:w="5000"/>
+        <w:tblBorders>
+          <w:top w:val="single" w:sz="4" w:space="0" w:color="auto"/>
+          <w:left w:val="single" w:sz="4" w:space="0" w:color="auto"/>
+          <w:bottom w:val="single" w:sz="4" w:space="0" w:color="auto"/>
+          <w:right w:val="single" w:sz="4" w:space="0" w:color="auto"/>
+          <w:insideH w:val="single" w:sz="4" w:space="0" w:color="auto"/>
+          <w:insideV w:val="single" w:sz="4" w:space="0" w:color="auto"/>
+        </w:tblBorders>
         <w:tblLayout w:type="fixed"/>
         <w:tblLook w:firstRow="1" w:lastRow="0" w:firstColumn="0" w:lastColumn="0" w:noHBand="0" w:noVBand="0" w:val="0020"/>
       </w:tblPr>
@@ -7140,6 +7196,14 @@
       <w:tblPr>
         <w:tblStyle w:val="Table"/>
         <w:tblW w:type="pct" w:w="5000"/>
+        <w:tblBorders>
+          <w:top w:val="single" w:sz="4" w:space="0" w:color="auto"/>
+          <w:left w:val="single" w:sz="4" w:space="0" w:color="auto"/>
+          <w:bottom w:val="single" w:sz="4" w:space="0" w:color="auto"/>
+          <w:right w:val="single" w:sz="4" w:space="0" w:color="auto"/>
+          <w:insideH w:val="single" w:sz="4" w:space="0" w:color="auto"/>
+          <w:insideV w:val="single" w:sz="4" w:space="0" w:color="auto"/>
+        </w:tblBorders>
         <w:tblLayout w:type="fixed"/>
         <w:tblLook w:firstRow="1" w:lastRow="0" w:firstColumn="0" w:lastColumn="0" w:noHBand="0" w:noVBand="0" w:val="0020"/>
       </w:tblPr>
@@ -7627,6 +7691,14 @@
       <w:tblPr>
         <w:tblStyle w:val="Table"/>
         <w:tblW w:type="pct" w:w="5000"/>
+        <w:tblBorders>
+          <w:top w:val="single" w:sz="4" w:space="0" w:color="auto"/>
+          <w:left w:val="single" w:sz="4" w:space="0" w:color="auto"/>
+          <w:bottom w:val="single" w:sz="4" w:space="0" w:color="auto"/>
+          <w:right w:val="single" w:sz="4" w:space="0" w:color="auto"/>
+          <w:insideH w:val="single" w:sz="4" w:space="0" w:color="auto"/>
+          <w:insideV w:val="single" w:sz="4" w:space="0" w:color="auto"/>
+        </w:tblBorders>
         <w:tblLayout w:type="fixed"/>
         <w:tblLook w:firstRow="1" w:lastRow="0" w:firstColumn="0" w:lastColumn="0" w:noHBand="0" w:noVBand="0" w:val="0020"/>
       </w:tblPr>
